--- a/reports/thesis/thesis_draft.docx
+++ b/reports/thesis/thesis_draft.docx
@@ -27,7 +27,7 @@
           <w:sz w:val="26"/>
           <w:szCs w:val="26"/>
         </w:rPr>
-        <w:t xml:space="preserve">Master's thesis — working draft</w:t>
+        <w:t xml:space="preserve">Working draft</w:t>
       </w:r>
     </w:p>
     <w:p>
@@ -63,7 +63,7 @@
         <w:t xml:space="preserve">Last update: </w:t>
       </w:r>
       <w:r>
-        <w:t xml:space="preserve">2026-09-26</w:t>
+        <w:t xml:space="preserve">2026-09-27</w:t>
       </w:r>
     </w:p>
     <w:p>
@@ -529,14 +529,14 @@
         </w:tblBorders>
       </w:tblPr>
       <w:tblGrid>
-        <w:gridCol w:w="1814"/>
-        <w:gridCol w:w="1036"/>
-        <w:gridCol w:w="1036"/>
-        <w:gridCol w:w="1036"/>
-        <w:gridCol w:w="1036"/>
-        <w:gridCol w:w="1036"/>
-        <w:gridCol w:w="1036"/>
-        <w:gridCol w:w="1040"/>
+        <w:gridCol w:w="1512"/>
+        <w:gridCol w:w="1134"/>
+        <w:gridCol w:w="1008"/>
+        <w:gridCol w:w="1008"/>
+        <w:gridCol w:w="1134"/>
+        <w:gridCol w:w="1134"/>
+        <w:gridCol w:w="1008"/>
+        <w:gridCol w:w="1132"/>
       </w:tblGrid>
       <w:tr>
         <w:trPr>
@@ -544,7 +544,7 @@
         </w:trPr>
         <w:tc>
           <w:tcPr>
-            <w:tcW w:type="dxa" w:w="1814"/>
+            <w:tcW w:type="dxa" w:w="1512"/>
             <w:tcBorders>
               <w:top w:val="single" w:color="BFBFBF" w:sz="4"/>
               <w:left w:val="single" w:color="BFBFBF" w:sz="4"/>
@@ -576,7 +576,7 @@
         </w:tc>
         <w:tc>
           <w:tcPr>
-            <w:tcW w:type="dxa" w:w="1036"/>
+            <w:tcW w:type="dxa" w:w="1134"/>
             <w:tcBorders>
               <w:top w:val="single" w:color="BFBFBF" w:sz="4"/>
               <w:left w:val="single" w:color="BFBFBF" w:sz="4"/>
@@ -608,7 +608,7 @@
         </w:tc>
         <w:tc>
           <w:tcPr>
-            <w:tcW w:type="dxa" w:w="1036"/>
+            <w:tcW w:type="dxa" w:w="1008"/>
             <w:tcBorders>
               <w:top w:val="single" w:color="BFBFBF" w:sz="4"/>
               <w:left w:val="single" w:color="BFBFBF" w:sz="4"/>
@@ -640,7 +640,7 @@
         </w:tc>
         <w:tc>
           <w:tcPr>
-            <w:tcW w:type="dxa" w:w="1036"/>
+            <w:tcW w:type="dxa" w:w="1008"/>
             <w:tcBorders>
               <w:top w:val="single" w:color="BFBFBF" w:sz="4"/>
               <w:left w:val="single" w:color="BFBFBF" w:sz="4"/>
@@ -672,7 +672,7 @@
         </w:tc>
         <w:tc>
           <w:tcPr>
-            <w:tcW w:type="dxa" w:w="1036"/>
+            <w:tcW w:type="dxa" w:w="1134"/>
             <w:tcBorders>
               <w:top w:val="single" w:color="BFBFBF" w:sz="4"/>
               <w:left w:val="single" w:color="BFBFBF" w:sz="4"/>
@@ -704,7 +704,7 @@
         </w:tc>
         <w:tc>
           <w:tcPr>
-            <w:tcW w:type="dxa" w:w="1036"/>
+            <w:tcW w:type="dxa" w:w="1134"/>
             <w:tcBorders>
               <w:top w:val="single" w:color="BFBFBF" w:sz="4"/>
               <w:left w:val="single" w:color="BFBFBF" w:sz="4"/>
@@ -736,7 +736,7 @@
         </w:tc>
         <w:tc>
           <w:tcPr>
-            <w:tcW w:type="dxa" w:w="1036"/>
+            <w:tcW w:type="dxa" w:w="1008"/>
             <w:tcBorders>
               <w:top w:val="single" w:color="BFBFBF" w:sz="4"/>
               <w:left w:val="single" w:color="BFBFBF" w:sz="4"/>
@@ -768,7 +768,7 @@
         </w:tc>
         <w:tc>
           <w:tcPr>
-            <w:tcW w:type="dxa" w:w="1040"/>
+            <w:tcW w:type="dxa" w:w="1132"/>
             <w:tcBorders>
               <w:top w:val="single" w:color="BFBFBF" w:sz="4"/>
               <w:left w:val="single" w:color="BFBFBF" w:sz="4"/>
@@ -802,7 +802,7 @@
       <w:tr>
         <w:tc>
           <w:tcPr>
-            <w:tcW w:type="dxa" w:w="1814"/>
+            <w:tcW w:type="dxa" w:w="1512"/>
             <w:tcBorders>
               <w:top w:val="single" w:color="BFBFBF" w:sz="4"/>
               <w:left w:val="single" w:color="BFBFBF" w:sz="4"/>
@@ -831,7 +831,7 @@
         </w:tc>
         <w:tc>
           <w:tcPr>
-            <w:tcW w:type="dxa" w:w="1036"/>
+            <w:tcW w:type="dxa" w:w="1134"/>
             <w:tcBorders>
               <w:top w:val="single" w:color="BFBFBF" w:sz="4"/>
               <w:left w:val="single" w:color="BFBFBF" w:sz="4"/>
@@ -860,7 +860,7 @@
         </w:tc>
         <w:tc>
           <w:tcPr>
-            <w:tcW w:type="dxa" w:w="1036"/>
+            <w:tcW w:type="dxa" w:w="1008"/>
             <w:tcBorders>
               <w:top w:val="single" w:color="BFBFBF" w:sz="4"/>
               <w:left w:val="single" w:color="BFBFBF" w:sz="4"/>
@@ -889,7 +889,7 @@
         </w:tc>
         <w:tc>
           <w:tcPr>
-            <w:tcW w:type="dxa" w:w="1036"/>
+            <w:tcW w:type="dxa" w:w="1008"/>
             <w:tcBorders>
               <w:top w:val="single" w:color="BFBFBF" w:sz="4"/>
               <w:left w:val="single" w:color="BFBFBF" w:sz="4"/>
@@ -918,7 +918,7 @@
         </w:tc>
         <w:tc>
           <w:tcPr>
-            <w:tcW w:type="dxa" w:w="1036"/>
+            <w:tcW w:type="dxa" w:w="1134"/>
             <w:tcBorders>
               <w:top w:val="single" w:color="BFBFBF" w:sz="4"/>
               <w:left w:val="single" w:color="BFBFBF" w:sz="4"/>
@@ -947,7 +947,7 @@
         </w:tc>
         <w:tc>
           <w:tcPr>
-            <w:tcW w:type="dxa" w:w="1036"/>
+            <w:tcW w:type="dxa" w:w="1134"/>
             <w:tcBorders>
               <w:top w:val="single" w:color="BFBFBF" w:sz="4"/>
               <w:left w:val="single" w:color="BFBFBF" w:sz="4"/>
@@ -976,7 +976,7 @@
         </w:tc>
         <w:tc>
           <w:tcPr>
-            <w:tcW w:type="dxa" w:w="1036"/>
+            <w:tcW w:type="dxa" w:w="1008"/>
             <w:tcBorders>
               <w:top w:val="single" w:color="BFBFBF" w:sz="4"/>
               <w:left w:val="single" w:color="BFBFBF" w:sz="4"/>
@@ -1005,7 +1005,7 @@
         </w:tc>
         <w:tc>
           <w:tcPr>
-            <w:tcW w:type="dxa" w:w="1040"/>
+            <w:tcW w:type="dxa" w:w="1132"/>
             <w:tcBorders>
               <w:top w:val="single" w:color="BFBFBF" w:sz="4"/>
               <w:left w:val="single" w:color="BFBFBF" w:sz="4"/>
@@ -1036,7 +1036,7 @@
       <w:tr>
         <w:tc>
           <w:tcPr>
-            <w:tcW w:type="dxa" w:w="1814"/>
+            <w:tcW w:type="dxa" w:w="1512"/>
             <w:tcBorders>
               <w:top w:val="single" w:color="BFBFBF" w:sz="4"/>
               <w:left w:val="single" w:color="BFBFBF" w:sz="4"/>
@@ -1065,7 +1065,7 @@
         </w:tc>
         <w:tc>
           <w:tcPr>
-            <w:tcW w:type="dxa" w:w="1036"/>
+            <w:tcW w:type="dxa" w:w="1134"/>
             <w:tcBorders>
               <w:top w:val="single" w:color="BFBFBF" w:sz="4"/>
               <w:left w:val="single" w:color="BFBFBF" w:sz="4"/>
@@ -1094,7 +1094,7 @@
         </w:tc>
         <w:tc>
           <w:tcPr>
-            <w:tcW w:type="dxa" w:w="1036"/>
+            <w:tcW w:type="dxa" w:w="1008"/>
             <w:tcBorders>
               <w:top w:val="single" w:color="BFBFBF" w:sz="4"/>
               <w:left w:val="single" w:color="BFBFBF" w:sz="4"/>
@@ -1123,7 +1123,7 @@
         </w:tc>
         <w:tc>
           <w:tcPr>
-            <w:tcW w:type="dxa" w:w="1036"/>
+            <w:tcW w:type="dxa" w:w="1008"/>
             <w:tcBorders>
               <w:top w:val="single" w:color="BFBFBF" w:sz="4"/>
               <w:left w:val="single" w:color="BFBFBF" w:sz="4"/>
@@ -1152,7 +1152,7 @@
         </w:tc>
         <w:tc>
           <w:tcPr>
-            <w:tcW w:type="dxa" w:w="1036"/>
+            <w:tcW w:type="dxa" w:w="1134"/>
             <w:tcBorders>
               <w:top w:val="single" w:color="BFBFBF" w:sz="4"/>
               <w:left w:val="single" w:color="BFBFBF" w:sz="4"/>
@@ -1181,7 +1181,7 @@
         </w:tc>
         <w:tc>
           <w:tcPr>
-            <w:tcW w:type="dxa" w:w="1036"/>
+            <w:tcW w:type="dxa" w:w="1134"/>
             <w:tcBorders>
               <w:top w:val="single" w:color="BFBFBF" w:sz="4"/>
               <w:left w:val="single" w:color="BFBFBF" w:sz="4"/>
@@ -1210,7 +1210,7 @@
         </w:tc>
         <w:tc>
           <w:tcPr>
-            <w:tcW w:type="dxa" w:w="1036"/>
+            <w:tcW w:type="dxa" w:w="1008"/>
             <w:tcBorders>
               <w:top w:val="single" w:color="BFBFBF" w:sz="4"/>
               <w:left w:val="single" w:color="BFBFBF" w:sz="4"/>
@@ -1239,7 +1239,7 @@
         </w:tc>
         <w:tc>
           <w:tcPr>
-            <w:tcW w:type="dxa" w:w="1040"/>
+            <w:tcW w:type="dxa" w:w="1132"/>
             <w:tcBorders>
               <w:top w:val="single" w:color="BFBFBF" w:sz="4"/>
               <w:left w:val="single" w:color="BFBFBF" w:sz="4"/>
@@ -1270,7 +1270,7 @@
       <w:tr>
         <w:tc>
           <w:tcPr>
-            <w:tcW w:type="dxa" w:w="1814"/>
+            <w:tcW w:type="dxa" w:w="1512"/>
             <w:tcBorders>
               <w:top w:val="single" w:color="BFBFBF" w:sz="4"/>
               <w:left w:val="single" w:color="BFBFBF" w:sz="4"/>
@@ -1299,7 +1299,7 @@
         </w:tc>
         <w:tc>
           <w:tcPr>
-            <w:tcW w:type="dxa" w:w="1036"/>
+            <w:tcW w:type="dxa" w:w="1134"/>
             <w:tcBorders>
               <w:top w:val="single" w:color="BFBFBF" w:sz="4"/>
               <w:left w:val="single" w:color="BFBFBF" w:sz="4"/>
@@ -1328,7 +1328,7 @@
         </w:tc>
         <w:tc>
           <w:tcPr>
-            <w:tcW w:type="dxa" w:w="1036"/>
+            <w:tcW w:type="dxa" w:w="1008"/>
             <w:tcBorders>
               <w:top w:val="single" w:color="BFBFBF" w:sz="4"/>
               <w:left w:val="single" w:color="BFBFBF" w:sz="4"/>
@@ -1357,7 +1357,7 @@
         </w:tc>
         <w:tc>
           <w:tcPr>
-            <w:tcW w:type="dxa" w:w="1036"/>
+            <w:tcW w:type="dxa" w:w="1008"/>
             <w:tcBorders>
               <w:top w:val="single" w:color="BFBFBF" w:sz="4"/>
               <w:left w:val="single" w:color="BFBFBF" w:sz="4"/>
@@ -1386,7 +1386,7 @@
         </w:tc>
         <w:tc>
           <w:tcPr>
-            <w:tcW w:type="dxa" w:w="1036"/>
+            <w:tcW w:type="dxa" w:w="1134"/>
             <w:tcBorders>
               <w:top w:val="single" w:color="BFBFBF" w:sz="4"/>
               <w:left w:val="single" w:color="BFBFBF" w:sz="4"/>
@@ -1415,7 +1415,7 @@
         </w:tc>
         <w:tc>
           <w:tcPr>
-            <w:tcW w:type="dxa" w:w="1036"/>
+            <w:tcW w:type="dxa" w:w="1134"/>
             <w:tcBorders>
               <w:top w:val="single" w:color="BFBFBF" w:sz="4"/>
               <w:left w:val="single" w:color="BFBFBF" w:sz="4"/>
@@ -1444,7 +1444,7 @@
         </w:tc>
         <w:tc>
           <w:tcPr>
-            <w:tcW w:type="dxa" w:w="1036"/>
+            <w:tcW w:type="dxa" w:w="1008"/>
             <w:tcBorders>
               <w:top w:val="single" w:color="BFBFBF" w:sz="4"/>
               <w:left w:val="single" w:color="BFBFBF" w:sz="4"/>
@@ -1473,7 +1473,7 @@
         </w:tc>
         <w:tc>
           <w:tcPr>
-            <w:tcW w:type="dxa" w:w="1040"/>
+            <w:tcW w:type="dxa" w:w="1132"/>
             <w:tcBorders>
               <w:top w:val="single" w:color="BFBFBF" w:sz="4"/>
               <w:left w:val="single" w:color="BFBFBF" w:sz="4"/>
@@ -1504,7 +1504,7 @@
       <w:tr>
         <w:tc>
           <w:tcPr>
-            <w:tcW w:type="dxa" w:w="1814"/>
+            <w:tcW w:type="dxa" w:w="1512"/>
             <w:tcBorders>
               <w:top w:val="single" w:color="BFBFBF" w:sz="4"/>
               <w:left w:val="single" w:color="BFBFBF" w:sz="4"/>
@@ -1533,7 +1533,7 @@
         </w:tc>
         <w:tc>
           <w:tcPr>
-            <w:tcW w:type="dxa" w:w="1036"/>
+            <w:tcW w:type="dxa" w:w="1134"/>
             <w:tcBorders>
               <w:top w:val="single" w:color="BFBFBF" w:sz="4"/>
               <w:left w:val="single" w:color="BFBFBF" w:sz="4"/>
@@ -1562,7 +1562,7 @@
         </w:tc>
         <w:tc>
           <w:tcPr>
-            <w:tcW w:type="dxa" w:w="1036"/>
+            <w:tcW w:type="dxa" w:w="1008"/>
             <w:tcBorders>
               <w:top w:val="single" w:color="BFBFBF" w:sz="4"/>
               <w:left w:val="single" w:color="BFBFBF" w:sz="4"/>
@@ -1591,7 +1591,7 @@
         </w:tc>
         <w:tc>
           <w:tcPr>
-            <w:tcW w:type="dxa" w:w="1036"/>
+            <w:tcW w:type="dxa" w:w="1008"/>
             <w:tcBorders>
               <w:top w:val="single" w:color="BFBFBF" w:sz="4"/>
               <w:left w:val="single" w:color="BFBFBF" w:sz="4"/>
@@ -1620,7 +1620,7 @@
         </w:tc>
         <w:tc>
           <w:tcPr>
-            <w:tcW w:type="dxa" w:w="1036"/>
+            <w:tcW w:type="dxa" w:w="1134"/>
             <w:tcBorders>
               <w:top w:val="single" w:color="BFBFBF" w:sz="4"/>
               <w:left w:val="single" w:color="BFBFBF" w:sz="4"/>
@@ -1649,7 +1649,7 @@
         </w:tc>
         <w:tc>
           <w:tcPr>
-            <w:tcW w:type="dxa" w:w="1036"/>
+            <w:tcW w:type="dxa" w:w="1134"/>
             <w:tcBorders>
               <w:top w:val="single" w:color="BFBFBF" w:sz="4"/>
               <w:left w:val="single" w:color="BFBFBF" w:sz="4"/>
@@ -1678,7 +1678,7 @@
         </w:tc>
         <w:tc>
           <w:tcPr>
-            <w:tcW w:type="dxa" w:w="1036"/>
+            <w:tcW w:type="dxa" w:w="1008"/>
             <w:tcBorders>
               <w:top w:val="single" w:color="BFBFBF" w:sz="4"/>
               <w:left w:val="single" w:color="BFBFBF" w:sz="4"/>
@@ -1707,7 +1707,7 @@
         </w:tc>
         <w:tc>
           <w:tcPr>
-            <w:tcW w:type="dxa" w:w="1040"/>
+            <w:tcW w:type="dxa" w:w="1132"/>
             <w:tcBorders>
               <w:top w:val="single" w:color="BFBFBF" w:sz="4"/>
               <w:left w:val="single" w:color="BFBFBF" w:sz="4"/>
@@ -1977,9 +1977,9 @@
         </w:tblBorders>
       </w:tblPr>
       <w:tblGrid>
-        <w:gridCol w:w="2721"/>
-        <w:gridCol w:w="3174"/>
-        <w:gridCol w:w="3175"/>
+        <w:gridCol w:w="543"/>
+        <w:gridCol w:w="4264"/>
+        <w:gridCol w:w="4263"/>
       </w:tblGrid>
       <w:tr>
         <w:trPr>
@@ -1987,7 +1987,7 @@
         </w:trPr>
         <w:tc>
           <w:tcPr>
-            <w:tcW w:type="dxa" w:w="2721"/>
+            <w:tcW w:type="dxa" w:w="543"/>
             <w:tcBorders>
               <w:top w:val="single" w:color="BFBFBF" w:sz="4"/>
               <w:left w:val="single" w:color="BFBFBF" w:sz="4"/>
@@ -2010,7 +2010,7 @@
         </w:tc>
         <w:tc>
           <w:tcPr>
-            <w:tcW w:type="dxa" w:w="3174"/>
+            <w:tcW w:type="dxa" w:w="4264"/>
             <w:tcBorders>
               <w:top w:val="single" w:color="BFBFBF" w:sz="4"/>
               <w:left w:val="single" w:color="BFBFBF" w:sz="4"/>
@@ -2042,7 +2042,7 @@
         </w:tc>
         <w:tc>
           <w:tcPr>
-            <w:tcW w:type="dxa" w:w="3175"/>
+            <w:tcW w:type="dxa" w:w="4263"/>
             <w:tcBorders>
               <w:top w:val="single" w:color="BFBFBF" w:sz="4"/>
               <w:left w:val="single" w:color="BFBFBF" w:sz="4"/>
@@ -2076,7 +2076,7 @@
       <w:tr>
         <w:tc>
           <w:tcPr>
-            <w:tcW w:type="dxa" w:w="2721"/>
+            <w:tcW w:type="dxa" w:w="543"/>
             <w:tcBorders>
               <w:top w:val="single" w:color="BFBFBF" w:sz="4"/>
               <w:left w:val="single" w:color="BFBFBF" w:sz="4"/>
@@ -2105,7 +2105,7 @@
         </w:tc>
         <w:tc>
           <w:tcPr>
-            <w:tcW w:type="dxa" w:w="3174"/>
+            <w:tcW w:type="dxa" w:w="4264"/>
             <w:tcBorders>
               <w:top w:val="single" w:color="BFBFBF" w:sz="4"/>
               <w:left w:val="single" w:color="BFBFBF" w:sz="4"/>
@@ -2148,7 +2148,7 @@
         </w:tc>
         <w:tc>
           <w:tcPr>
-            <w:tcW w:type="dxa" w:w="3175"/>
+            <w:tcW w:type="dxa" w:w="4263"/>
             <w:tcBorders>
               <w:top w:val="single" w:color="BFBFBF" w:sz="4"/>
               <w:left w:val="single" w:color="BFBFBF" w:sz="4"/>
@@ -2179,7 +2179,7 @@
       <w:tr>
         <w:tc>
           <w:tcPr>
-            <w:tcW w:type="dxa" w:w="2721"/>
+            <w:tcW w:type="dxa" w:w="543"/>
             <w:tcBorders>
               <w:top w:val="single" w:color="BFBFBF" w:sz="4"/>
               <w:left w:val="single" w:color="BFBFBF" w:sz="4"/>
@@ -2208,7 +2208,7 @@
         </w:tc>
         <w:tc>
           <w:tcPr>
-            <w:tcW w:type="dxa" w:w="3174"/>
+            <w:tcW w:type="dxa" w:w="4264"/>
             <w:tcBorders>
               <w:top w:val="single" w:color="BFBFBF" w:sz="4"/>
               <w:left w:val="single" w:color="BFBFBF" w:sz="4"/>
@@ -2251,7 +2251,7 @@
         </w:tc>
         <w:tc>
           <w:tcPr>
-            <w:tcW w:type="dxa" w:w="3175"/>
+            <w:tcW w:type="dxa" w:w="4263"/>
             <w:tcBorders>
               <w:top w:val="single" w:color="BFBFBF" w:sz="4"/>
               <w:left w:val="single" w:color="BFBFBF" w:sz="4"/>
@@ -2282,7 +2282,7 @@
       <w:tr>
         <w:tc>
           <w:tcPr>
-            <w:tcW w:type="dxa" w:w="2721"/>
+            <w:tcW w:type="dxa" w:w="543"/>
             <w:tcBorders>
               <w:top w:val="single" w:color="BFBFBF" w:sz="4"/>
               <w:left w:val="single" w:color="BFBFBF" w:sz="4"/>
@@ -2311,7 +2311,7 @@
         </w:tc>
         <w:tc>
           <w:tcPr>
-            <w:tcW w:type="dxa" w:w="3174"/>
+            <w:tcW w:type="dxa" w:w="4264"/>
             <w:tcBorders>
               <w:top w:val="single" w:color="BFBFBF" w:sz="4"/>
               <w:left w:val="single" w:color="BFBFBF" w:sz="4"/>
@@ -2354,7 +2354,7 @@
         </w:tc>
         <w:tc>
           <w:tcPr>
-            <w:tcW w:type="dxa" w:w="3175"/>
+            <w:tcW w:type="dxa" w:w="4263"/>
             <w:tcBorders>
               <w:top w:val="single" w:color="BFBFBF" w:sz="4"/>
               <w:left w:val="single" w:color="BFBFBF" w:sz="4"/>
@@ -2385,7 +2385,7 @@
       <w:tr>
         <w:tc>
           <w:tcPr>
-            <w:tcW w:type="dxa" w:w="2721"/>
+            <w:tcW w:type="dxa" w:w="543"/>
             <w:tcBorders>
               <w:top w:val="single" w:color="BFBFBF" w:sz="4"/>
               <w:left w:val="single" w:color="BFBFBF" w:sz="4"/>
@@ -2414,7 +2414,7 @@
         </w:tc>
         <w:tc>
           <w:tcPr>
-            <w:tcW w:type="dxa" w:w="3174"/>
+            <w:tcW w:type="dxa" w:w="4264"/>
             <w:tcBorders>
               <w:top w:val="single" w:color="BFBFBF" w:sz="4"/>
               <w:left w:val="single" w:color="BFBFBF" w:sz="4"/>
@@ -2457,7 +2457,7 @@
         </w:tc>
         <w:tc>
           <w:tcPr>
-            <w:tcW w:type="dxa" w:w="3175"/>
+            <w:tcW w:type="dxa" w:w="4263"/>
             <w:tcBorders>
               <w:top w:val="single" w:color="BFBFBF" w:sz="4"/>
               <w:left w:val="single" w:color="BFBFBF" w:sz="4"/>
@@ -2488,7 +2488,7 @@
       <w:tr>
         <w:tc>
           <w:tcPr>
-            <w:tcW w:type="dxa" w:w="2721"/>
+            <w:tcW w:type="dxa" w:w="543"/>
             <w:tcBorders>
               <w:top w:val="single" w:color="BFBFBF" w:sz="4"/>
               <w:left w:val="single" w:color="BFBFBF" w:sz="4"/>
@@ -2517,7 +2517,7 @@
         </w:tc>
         <w:tc>
           <w:tcPr>
-            <w:tcW w:type="dxa" w:w="3174"/>
+            <w:tcW w:type="dxa" w:w="4264"/>
             <w:tcBorders>
               <w:top w:val="single" w:color="BFBFBF" w:sz="4"/>
               <w:left w:val="single" w:color="BFBFBF" w:sz="4"/>
@@ -2560,7 +2560,7 @@
         </w:tc>
         <w:tc>
           <w:tcPr>
-            <w:tcW w:type="dxa" w:w="3175"/>
+            <w:tcW w:type="dxa" w:w="4263"/>
             <w:tcBorders>
               <w:top w:val="single" w:color="BFBFBF" w:sz="4"/>
               <w:left w:val="single" w:color="BFBFBF" w:sz="4"/>
@@ -2966,9 +2966,9 @@
         </w:tblBorders>
       </w:tblPr>
       <w:tblGrid>
-        <w:gridCol w:w="2721"/>
-        <w:gridCol w:w="3174"/>
-        <w:gridCol w:w="3175"/>
+        <w:gridCol w:w="3381"/>
+        <w:gridCol w:w="1154"/>
+        <w:gridCol w:w="4535"/>
       </w:tblGrid>
       <w:tr>
         <w:trPr>
@@ -2976,7 +2976,7 @@
         </w:trPr>
         <w:tc>
           <w:tcPr>
-            <w:tcW w:type="dxa" w:w="2721"/>
+            <w:tcW w:type="dxa" w:w="3381"/>
             <w:tcBorders>
               <w:top w:val="single" w:color="BFBFBF" w:sz="4"/>
               <w:left w:val="single" w:color="BFBFBF" w:sz="4"/>
@@ -3008,7 +3008,7 @@
         </w:tc>
         <w:tc>
           <w:tcPr>
-            <w:tcW w:type="dxa" w:w="3174"/>
+            <w:tcW w:type="dxa" w:w="1154"/>
             <w:tcBorders>
               <w:top w:val="single" w:color="BFBFBF" w:sz="4"/>
               <w:left w:val="single" w:color="BFBFBF" w:sz="4"/>
@@ -3040,7 +3040,7 @@
         </w:tc>
         <w:tc>
           <w:tcPr>
-            <w:tcW w:type="dxa" w:w="3175"/>
+            <w:tcW w:type="dxa" w:w="4535"/>
             <w:tcBorders>
               <w:top w:val="single" w:color="BFBFBF" w:sz="4"/>
               <w:left w:val="single" w:color="BFBFBF" w:sz="4"/>
@@ -3074,7 +3074,7 @@
       <w:tr>
         <w:tc>
           <w:tcPr>
-            <w:tcW w:type="dxa" w:w="2721"/>
+            <w:tcW w:type="dxa" w:w="3381"/>
             <w:tcBorders>
               <w:top w:val="single" w:color="BFBFBF" w:sz="4"/>
               <w:left w:val="single" w:color="BFBFBF" w:sz="4"/>
@@ -3103,7 +3103,7 @@
         </w:tc>
         <w:tc>
           <w:tcPr>
-            <w:tcW w:type="dxa" w:w="3174"/>
+            <w:tcW w:type="dxa" w:w="1154"/>
             <w:tcBorders>
               <w:top w:val="single" w:color="BFBFBF" w:sz="4"/>
               <w:left w:val="single" w:color="BFBFBF" w:sz="4"/>
@@ -3132,7 +3132,7 @@
         </w:tc>
         <w:tc>
           <w:tcPr>
-            <w:tcW w:type="dxa" w:w="3175"/>
+            <w:tcW w:type="dxa" w:w="4535"/>
             <w:tcBorders>
               <w:top w:val="single" w:color="BFBFBF" w:sz="4"/>
               <w:left w:val="single" w:color="BFBFBF" w:sz="4"/>
@@ -3163,7 +3163,7 @@
       <w:tr>
         <w:tc>
           <w:tcPr>
-            <w:tcW w:type="dxa" w:w="2721"/>
+            <w:tcW w:type="dxa" w:w="3381"/>
             <w:tcBorders>
               <w:top w:val="single" w:color="BFBFBF" w:sz="4"/>
               <w:left w:val="single" w:color="BFBFBF" w:sz="4"/>
@@ -3192,7 +3192,7 @@
         </w:tc>
         <w:tc>
           <w:tcPr>
-            <w:tcW w:type="dxa" w:w="3174"/>
+            <w:tcW w:type="dxa" w:w="1154"/>
             <w:tcBorders>
               <w:top w:val="single" w:color="BFBFBF" w:sz="4"/>
               <w:left w:val="single" w:color="BFBFBF" w:sz="4"/>
@@ -3221,7 +3221,7 @@
         </w:tc>
         <w:tc>
           <w:tcPr>
-            <w:tcW w:type="dxa" w:w="3175"/>
+            <w:tcW w:type="dxa" w:w="4535"/>
             <w:tcBorders>
               <w:top w:val="single" w:color="BFBFBF" w:sz="4"/>
               <w:left w:val="single" w:color="BFBFBF" w:sz="4"/>
@@ -3252,7 +3252,7 @@
       <w:tr>
         <w:tc>
           <w:tcPr>
-            <w:tcW w:type="dxa" w:w="2721"/>
+            <w:tcW w:type="dxa" w:w="3381"/>
             <w:tcBorders>
               <w:top w:val="single" w:color="BFBFBF" w:sz="4"/>
               <w:left w:val="single" w:color="BFBFBF" w:sz="4"/>
@@ -3281,7 +3281,7 @@
         </w:tc>
         <w:tc>
           <w:tcPr>
-            <w:tcW w:type="dxa" w:w="3174"/>
+            <w:tcW w:type="dxa" w:w="1154"/>
             <w:tcBorders>
               <w:top w:val="single" w:color="BFBFBF" w:sz="4"/>
               <w:left w:val="single" w:color="BFBFBF" w:sz="4"/>
@@ -3310,7 +3310,7 @@
         </w:tc>
         <w:tc>
           <w:tcPr>
-            <w:tcW w:type="dxa" w:w="3175"/>
+            <w:tcW w:type="dxa" w:w="4535"/>
             <w:tcBorders>
               <w:top w:val="single" w:color="BFBFBF" w:sz="4"/>
               <w:left w:val="single" w:color="BFBFBF" w:sz="4"/>
@@ -3341,7 +3341,7 @@
       <w:tr>
         <w:tc>
           <w:tcPr>
-            <w:tcW w:type="dxa" w:w="2721"/>
+            <w:tcW w:type="dxa" w:w="3381"/>
             <w:tcBorders>
               <w:top w:val="single" w:color="BFBFBF" w:sz="4"/>
               <w:left w:val="single" w:color="BFBFBF" w:sz="4"/>
@@ -3370,7 +3370,7 @@
         </w:tc>
         <w:tc>
           <w:tcPr>
-            <w:tcW w:type="dxa" w:w="3174"/>
+            <w:tcW w:type="dxa" w:w="1154"/>
             <w:tcBorders>
               <w:top w:val="single" w:color="BFBFBF" w:sz="4"/>
               <w:left w:val="single" w:color="BFBFBF" w:sz="4"/>
@@ -3399,7 +3399,7 @@
         </w:tc>
         <w:tc>
           <w:tcPr>
-            <w:tcW w:type="dxa" w:w="3175"/>
+            <w:tcW w:type="dxa" w:w="4535"/>
             <w:tcBorders>
               <w:top w:val="single" w:color="BFBFBF" w:sz="4"/>
               <w:left w:val="single" w:color="BFBFBF" w:sz="4"/>
@@ -3430,7 +3430,7 @@
       <w:tr>
         <w:tc>
           <w:tcPr>
-            <w:tcW w:type="dxa" w:w="2721"/>
+            <w:tcW w:type="dxa" w:w="3381"/>
             <w:tcBorders>
               <w:top w:val="single" w:color="BFBFBF" w:sz="4"/>
               <w:left w:val="single" w:color="BFBFBF" w:sz="4"/>
@@ -3459,7 +3459,7 @@
         </w:tc>
         <w:tc>
           <w:tcPr>
-            <w:tcW w:type="dxa" w:w="3174"/>
+            <w:tcW w:type="dxa" w:w="1154"/>
             <w:tcBorders>
               <w:top w:val="single" w:color="BFBFBF" w:sz="4"/>
               <w:left w:val="single" w:color="BFBFBF" w:sz="4"/>
@@ -3488,7 +3488,7 @@
         </w:tc>
         <w:tc>
           <w:tcPr>
-            <w:tcW w:type="dxa" w:w="3175"/>
+            <w:tcW w:type="dxa" w:w="4535"/>
             <w:tcBorders>
               <w:top w:val="single" w:color="BFBFBF" w:sz="4"/>
               <w:left w:val="single" w:color="BFBFBF" w:sz="4"/>

--- a/reports/thesis/thesis_draft.docx
+++ b/reports/thesis/thesis_draft.docx
@@ -63,7 +63,7 @@
         <w:t xml:space="preserve">Last update: </w:t>
       </w:r>
       <w:r>
-        <w:t xml:space="preserve">2026-09-27</w:t>
+        <w:t xml:space="preserve">2026-09-29</w:t>
       </w:r>
     </w:p>
     <w:p>
@@ -1856,7 +1856,7 @@
         <w:t xml:space="preserve">Limited reproducibility.</w:t>
       </w:r>
       <w:r>
-        <w:t xml:space="preserve"> Training hyper-parameters and the assignment of patients to folds are not reported, the released code [15] targets a different dataset (ISBI 2015), and the rule used to count lesions (which determines LTPR and LFPR) is not described. The paper also mentions test patients 54–77, whereas the released test set contains patients 54–75.</w:t>
+        <w:t xml:space="preserve"> Training hyper-parameters are not reported, the table of cross-validation folds contains inconsistencies (Section 5.2), the released code [15] targets a different dataset (ISBI 2015), and the rule used to count lesions (which determines LTPR and LFPR) is not described. The paper also mentions test patients 54–77, whereas the released test set contains patients 54–75.</w:t>
       </w:r>
     </w:p>
     <w:p>
@@ -2814,7 +2814,7 @@
         <w:t xml:space="preserve">studies with data-quality issues</w:t>
       </w:r>
       <w:r>
-        <w:t xml:space="preserve"> not reported in the original publication (Chapter 5).</w:t>
+        <w:t xml:space="preserve"> not reported in the original publication (Chapter 4).</w:t>
       </w:r>
     </w:p>
     <w:p>
@@ -3531,6 +3531,7874 @@
           <w:szCs w:val="19"/>
         </w:rPr>
         <w:t xml:space="preserve">Table 3.2. Work plan.</w:t>
+      </w:r>
+    </w:p>
+    <w:p>
+      <w:pPr>
+        <w:pStyle w:val="Heading1"/>
+        <w:pageBreakBefore/>
+      </w:pPr>
+      <w:r>
+        <w:t xml:space="preserve">4. Data and exploratory analysis</w:t>
+      </w:r>
+    </w:p>
+    <w:p>
+      <w:pPr>
+        <w:spacing w:after="140" w:line="300"/>
+        <w:jc w:val="both"/>
+      </w:pPr>
+      <w:r>
+        <w:t xml:space="preserve">Before training any model, the whole MSLesSeg dataset was analysed to understand its content, to check its quality and to derive the design decisions of the following chapters. Every figure and number in this chapter is produced by </w:t>
+      </w:r>
+      <w:r>
+        <w:rPr>
+          <w:rFonts w:ascii="Consolas" w:cs="Consolas" w:eastAsia="Consolas" w:hAnsi="Consolas"/>
+        </w:rPr>
+        <w:t xml:space="preserve">ms_seg/eda.py</w:t>
+      </w:r>
+      <w:r>
+        <w:t xml:space="preserve"> and the notebook </w:t>
+      </w:r>
+      <w:r>
+        <w:rPr>
+          <w:rFonts w:ascii="Consolas" w:cs="Consolas" w:eastAsia="Consolas" w:hAnsi="Consolas"/>
+        </w:rPr>
+        <w:t xml:space="preserve">notebooks/2.0-tlb-eda.ipynb</w:t>
+      </w:r>
+      <w:r>
+        <w:t xml:space="preserve">, and can be regenerated with a single command (</w:t>
+      </w:r>
+      <w:r>
+        <w:rPr>
+          <w:rFonts w:ascii="Consolas" w:cs="Consolas" w:eastAsia="Consolas" w:hAnsi="Consolas"/>
+        </w:rPr>
+        <w:t xml:space="preserve">dvc repro</w:t>
+      </w:r>
+      <w:r>
+        <w:t xml:space="preserve">, Section 5.1).</w:t>
+      </w:r>
+    </w:p>
+    <w:p>
+      <w:pPr>
+        <w:spacing w:after="140" w:line="300"/>
+        <w:jc w:val="both"/>
+      </w:pPr>
+      <w:r>
+        <w:t xml:space="preserve">The analysis is organised around four questions: what counts as a lesion (Section 4.3.3), what the data look like (Sections 4.1, 4.2 and 4.4–4.8), whether the data can be trusted (Section 4.3) and what all this implies for the models (Section 4.9).</w:t>
+      </w:r>
+    </w:p>
+    <w:p>
+      <w:pPr>
+        <w:pStyle w:val="Heading2"/>
+        <w:keepNext/>
+      </w:pPr>
+      <w:r>
+        <w:t xml:space="preserve">4.1 Dataset content</w:t>
+      </w:r>
+    </w:p>
+    <w:p>
+      <w:pPr>
+        <w:spacing w:after="140" w:line="300"/>
+        <w:jc w:val="both"/>
+      </w:pPr>
+      <w:r>
+        <w:t xml:space="preserve">Each study (one visit of one patient) contains three co-registered MRI sequences (FLAIR, T1-w and T2-w) and one binary lesion mask, all with 182 × 218 × 182 voxels of 1 mm³ in the MNI152 space (Figure 4.1). Table 4.1 summarises the size of the two official subsets.</w:t>
+      </w:r>
+    </w:p>
+    <w:tbl>
+      <w:tblPr>
+        <w:tblW w:type="dxa" w:w="9070"/>
+        <w:tblBorders>
+          <w:top w:val="single" w:color="auto" w:sz="4"/>
+          <w:left w:val="single" w:color="auto" w:sz="4"/>
+          <w:bottom w:val="single" w:color="auto" w:sz="4"/>
+          <w:right w:val="single" w:color="auto" w:sz="4"/>
+          <w:insideH w:val="single" w:color="auto" w:sz="4"/>
+          <w:insideV w:val="single" w:color="auto" w:sz="4"/>
+        </w:tblBorders>
+      </w:tblPr>
+      <w:tblGrid>
+        <w:gridCol w:w="2958"/>
+        <w:gridCol w:w="2169"/>
+        <w:gridCol w:w="1972"/>
+        <w:gridCol w:w="1971"/>
+      </w:tblGrid>
+      <w:tr>
+        <w:trPr>
+          <w:tblHeader/>
+        </w:trPr>
+        <w:tc>
+          <w:tcPr>
+            <w:tcW w:type="dxa" w:w="2958"/>
+            <w:tcBorders>
+              <w:top w:val="single" w:color="BFBFBF" w:sz="4"/>
+              <w:left w:val="single" w:color="BFBFBF" w:sz="4"/>
+              <w:bottom w:val="single" w:color="BFBFBF" w:sz="4"/>
+              <w:right w:val="single" w:color="BFBFBF" w:sz="4"/>
+            </w:tcBorders>
+            <w:shd w:fill="DCE6F2" w:color="auto" w:val="clear"/>
+            <w:tcMar>
+              <w:top w:type="dxa" w:w="50"/>
+              <w:left w:type="dxa" w:w="80"/>
+              <w:bottom w:type="dxa" w:w="50"/>
+              <w:right w:type="dxa" w:w="80"/>
+            </w:tcMar>
+          </w:tcPr>
+          <w:p>
+            <w:pPr>
+              <w:jc w:val="left"/>
+            </w:pPr>
+          </w:p>
+        </w:tc>
+        <w:tc>
+          <w:tcPr>
+            <w:tcW w:type="dxa" w:w="2169"/>
+            <w:tcBorders>
+              <w:top w:val="single" w:color="BFBFBF" w:sz="4"/>
+              <w:left w:val="single" w:color="BFBFBF" w:sz="4"/>
+              <w:bottom w:val="single" w:color="BFBFBF" w:sz="4"/>
+              <w:right w:val="single" w:color="BFBFBF" w:sz="4"/>
+            </w:tcBorders>
+            <w:shd w:fill="DCE6F2" w:color="auto" w:val="clear"/>
+            <w:tcMar>
+              <w:top w:type="dxa" w:w="50"/>
+              <w:left w:type="dxa" w:w="80"/>
+              <w:bottom w:type="dxa" w:w="50"/>
+              <w:right w:type="dxa" w:w="80"/>
+            </w:tcMar>
+          </w:tcPr>
+          <w:p>
+            <w:pPr>
+              <w:jc w:val="left"/>
+            </w:pPr>
+            <w:r>
+              <w:rPr>
+                <w:b/>
+                <w:bCs/>
+                <w:sz w:val="19"/>
+                <w:szCs w:val="19"/>
+              </w:rPr>
+              <w:t xml:space="preserve">Patients</w:t>
+            </w:r>
+          </w:p>
+        </w:tc>
+        <w:tc>
+          <w:tcPr>
+            <w:tcW w:type="dxa" w:w="1972"/>
+            <w:tcBorders>
+              <w:top w:val="single" w:color="BFBFBF" w:sz="4"/>
+              <w:left w:val="single" w:color="BFBFBF" w:sz="4"/>
+              <w:bottom w:val="single" w:color="BFBFBF" w:sz="4"/>
+              <w:right w:val="single" w:color="BFBFBF" w:sz="4"/>
+            </w:tcBorders>
+            <w:shd w:fill="DCE6F2" w:color="auto" w:val="clear"/>
+            <w:tcMar>
+              <w:top w:type="dxa" w:w="50"/>
+              <w:left w:type="dxa" w:w="80"/>
+              <w:bottom w:type="dxa" w:w="50"/>
+              <w:right w:type="dxa" w:w="80"/>
+            </w:tcMar>
+          </w:tcPr>
+          <w:p>
+            <w:pPr>
+              <w:jc w:val="left"/>
+            </w:pPr>
+            <w:r>
+              <w:rPr>
+                <w:b/>
+                <w:bCs/>
+                <w:sz w:val="19"/>
+                <w:szCs w:val="19"/>
+              </w:rPr>
+              <w:t xml:space="preserve">Studies</w:t>
+            </w:r>
+          </w:p>
+        </w:tc>
+        <w:tc>
+          <w:tcPr>
+            <w:tcW w:type="dxa" w:w="1971"/>
+            <w:tcBorders>
+              <w:top w:val="single" w:color="BFBFBF" w:sz="4"/>
+              <w:left w:val="single" w:color="BFBFBF" w:sz="4"/>
+              <w:bottom w:val="single" w:color="BFBFBF" w:sz="4"/>
+              <w:right w:val="single" w:color="BFBFBF" w:sz="4"/>
+            </w:tcBorders>
+            <w:shd w:fill="DCE6F2" w:color="auto" w:val="clear"/>
+            <w:tcMar>
+              <w:top w:type="dxa" w:w="50"/>
+              <w:left w:type="dxa" w:w="80"/>
+              <w:bottom w:type="dxa" w:w="50"/>
+              <w:right w:type="dxa" w:w="80"/>
+            </w:tcMar>
+          </w:tcPr>
+          <w:p>
+            <w:pPr>
+              <w:jc w:val="left"/>
+            </w:pPr>
+            <w:r>
+              <w:rPr>
+                <w:b/>
+                <w:bCs/>
+                <w:sz w:val="19"/>
+                <w:szCs w:val="19"/>
+              </w:rPr>
+              <w:t xml:space="preserve">Lesions</w:t>
+            </w:r>
+          </w:p>
+        </w:tc>
+      </w:tr>
+      <w:tr>
+        <w:tc>
+          <w:tcPr>
+            <w:tcW w:type="dxa" w:w="2958"/>
+            <w:tcBorders>
+              <w:top w:val="single" w:color="BFBFBF" w:sz="4"/>
+              <w:left w:val="single" w:color="BFBFBF" w:sz="4"/>
+              <w:bottom w:val="single" w:color="BFBFBF" w:sz="4"/>
+              <w:right w:val="single" w:color="BFBFBF" w:sz="4"/>
+            </w:tcBorders>
+            <w:tcMar>
+              <w:top w:type="dxa" w:w="50"/>
+              <w:left w:type="dxa" w:w="80"/>
+              <w:bottom w:type="dxa" w:w="50"/>
+              <w:right w:type="dxa" w:w="80"/>
+            </w:tcMar>
+          </w:tcPr>
+          <w:p>
+            <w:pPr>
+              <w:jc w:val="left"/>
+            </w:pPr>
+            <w:r>
+              <w:rPr>
+                <w:sz w:val="19"/>
+                <w:szCs w:val="19"/>
+              </w:rPr>
+              <w:t xml:space="preserve">Training set</w:t>
+            </w:r>
+          </w:p>
+        </w:tc>
+        <w:tc>
+          <w:tcPr>
+            <w:tcW w:type="dxa" w:w="2169"/>
+            <w:tcBorders>
+              <w:top w:val="single" w:color="BFBFBF" w:sz="4"/>
+              <w:left w:val="single" w:color="BFBFBF" w:sz="4"/>
+              <w:bottom w:val="single" w:color="BFBFBF" w:sz="4"/>
+              <w:right w:val="single" w:color="BFBFBF" w:sz="4"/>
+            </w:tcBorders>
+            <w:tcMar>
+              <w:top w:type="dxa" w:w="50"/>
+              <w:left w:type="dxa" w:w="80"/>
+              <w:bottom w:type="dxa" w:w="50"/>
+              <w:right w:type="dxa" w:w="80"/>
+            </w:tcMar>
+          </w:tcPr>
+          <w:p>
+            <w:pPr>
+              <w:jc w:val="right"/>
+            </w:pPr>
+            <w:r>
+              <w:rPr>
+                <w:sz w:val="19"/>
+                <w:szCs w:val="19"/>
+              </w:rPr>
+              <w:t xml:space="preserve">53</w:t>
+            </w:r>
+          </w:p>
+        </w:tc>
+        <w:tc>
+          <w:tcPr>
+            <w:tcW w:type="dxa" w:w="1972"/>
+            <w:tcBorders>
+              <w:top w:val="single" w:color="BFBFBF" w:sz="4"/>
+              <w:left w:val="single" w:color="BFBFBF" w:sz="4"/>
+              <w:bottom w:val="single" w:color="BFBFBF" w:sz="4"/>
+              <w:right w:val="single" w:color="BFBFBF" w:sz="4"/>
+            </w:tcBorders>
+            <w:tcMar>
+              <w:top w:type="dxa" w:w="50"/>
+              <w:left w:type="dxa" w:w="80"/>
+              <w:bottom w:type="dxa" w:w="50"/>
+              <w:right w:type="dxa" w:w="80"/>
+            </w:tcMar>
+          </w:tcPr>
+          <w:p>
+            <w:pPr>
+              <w:jc w:val="right"/>
+            </w:pPr>
+            <w:r>
+              <w:rPr>
+                <w:sz w:val="19"/>
+                <w:szCs w:val="19"/>
+              </w:rPr>
+              <w:t xml:space="preserve">93</w:t>
+            </w:r>
+          </w:p>
+        </w:tc>
+        <w:tc>
+          <w:tcPr>
+            <w:tcW w:type="dxa" w:w="1971"/>
+            <w:tcBorders>
+              <w:top w:val="single" w:color="BFBFBF" w:sz="4"/>
+              <w:left w:val="single" w:color="BFBFBF" w:sz="4"/>
+              <w:bottom w:val="single" w:color="BFBFBF" w:sz="4"/>
+              <w:right w:val="single" w:color="BFBFBF" w:sz="4"/>
+            </w:tcBorders>
+            <w:tcMar>
+              <w:top w:type="dxa" w:w="50"/>
+              <w:left w:type="dxa" w:w="80"/>
+              <w:bottom w:type="dxa" w:w="50"/>
+              <w:right w:type="dxa" w:w="80"/>
+            </w:tcMar>
+          </w:tcPr>
+          <w:p>
+            <w:pPr>
+              <w:jc w:val="right"/>
+            </w:pPr>
+            <w:r>
+              <w:rPr>
+                <w:sz w:val="19"/>
+                <w:szCs w:val="19"/>
+              </w:rPr>
+              <w:t xml:space="preserve">2,688</w:t>
+            </w:r>
+          </w:p>
+        </w:tc>
+      </w:tr>
+      <w:tr>
+        <w:tc>
+          <w:tcPr>
+            <w:tcW w:type="dxa" w:w="2958"/>
+            <w:tcBorders>
+              <w:top w:val="single" w:color="BFBFBF" w:sz="4"/>
+              <w:left w:val="single" w:color="BFBFBF" w:sz="4"/>
+              <w:bottom w:val="single" w:color="BFBFBF" w:sz="4"/>
+              <w:right w:val="single" w:color="BFBFBF" w:sz="4"/>
+            </w:tcBorders>
+            <w:tcMar>
+              <w:top w:type="dxa" w:w="50"/>
+              <w:left w:type="dxa" w:w="80"/>
+              <w:bottom w:type="dxa" w:w="50"/>
+              <w:right w:type="dxa" w:w="80"/>
+            </w:tcMar>
+          </w:tcPr>
+          <w:p>
+            <w:pPr>
+              <w:jc w:val="left"/>
+            </w:pPr>
+            <w:r>
+              <w:rPr>
+                <w:sz w:val="19"/>
+                <w:szCs w:val="19"/>
+              </w:rPr>
+              <w:t xml:space="preserve">Test set</w:t>
+            </w:r>
+          </w:p>
+        </w:tc>
+        <w:tc>
+          <w:tcPr>
+            <w:tcW w:type="dxa" w:w="2169"/>
+            <w:tcBorders>
+              <w:top w:val="single" w:color="BFBFBF" w:sz="4"/>
+              <w:left w:val="single" w:color="BFBFBF" w:sz="4"/>
+              <w:bottom w:val="single" w:color="BFBFBF" w:sz="4"/>
+              <w:right w:val="single" w:color="BFBFBF" w:sz="4"/>
+            </w:tcBorders>
+            <w:tcMar>
+              <w:top w:type="dxa" w:w="50"/>
+              <w:left w:type="dxa" w:w="80"/>
+              <w:bottom w:type="dxa" w:w="50"/>
+              <w:right w:type="dxa" w:w="80"/>
+            </w:tcMar>
+          </w:tcPr>
+          <w:p>
+            <w:pPr>
+              <w:jc w:val="right"/>
+            </w:pPr>
+            <w:r>
+              <w:rPr>
+                <w:sz w:val="19"/>
+                <w:szCs w:val="19"/>
+              </w:rPr>
+              <w:t xml:space="preserve">22</w:t>
+            </w:r>
+          </w:p>
+        </w:tc>
+        <w:tc>
+          <w:tcPr>
+            <w:tcW w:type="dxa" w:w="1972"/>
+            <w:tcBorders>
+              <w:top w:val="single" w:color="BFBFBF" w:sz="4"/>
+              <w:left w:val="single" w:color="BFBFBF" w:sz="4"/>
+              <w:bottom w:val="single" w:color="BFBFBF" w:sz="4"/>
+              <w:right w:val="single" w:color="BFBFBF" w:sz="4"/>
+            </w:tcBorders>
+            <w:tcMar>
+              <w:top w:type="dxa" w:w="50"/>
+              <w:left w:type="dxa" w:w="80"/>
+              <w:bottom w:type="dxa" w:w="50"/>
+              <w:right w:type="dxa" w:w="80"/>
+            </w:tcMar>
+          </w:tcPr>
+          <w:p>
+            <w:pPr>
+              <w:jc w:val="right"/>
+            </w:pPr>
+            <w:r>
+              <w:rPr>
+                <w:sz w:val="19"/>
+                <w:szCs w:val="19"/>
+              </w:rPr>
+              <w:t xml:space="preserve">22</w:t>
+            </w:r>
+          </w:p>
+        </w:tc>
+        <w:tc>
+          <w:tcPr>
+            <w:tcW w:type="dxa" w:w="1971"/>
+            <w:tcBorders>
+              <w:top w:val="single" w:color="BFBFBF" w:sz="4"/>
+              <w:left w:val="single" w:color="BFBFBF" w:sz="4"/>
+              <w:bottom w:val="single" w:color="BFBFBF" w:sz="4"/>
+              <w:right w:val="single" w:color="BFBFBF" w:sz="4"/>
+            </w:tcBorders>
+            <w:tcMar>
+              <w:top w:type="dxa" w:w="50"/>
+              <w:left w:type="dxa" w:w="80"/>
+              <w:bottom w:type="dxa" w:w="50"/>
+              <w:right w:type="dxa" w:w="80"/>
+            </w:tcMar>
+          </w:tcPr>
+          <w:p>
+            <w:pPr>
+              <w:jc w:val="right"/>
+            </w:pPr>
+            <w:r>
+              <w:rPr>
+                <w:sz w:val="19"/>
+                <w:szCs w:val="19"/>
+              </w:rPr>
+              <w:t xml:space="preserve">907</w:t>
+            </w:r>
+          </w:p>
+        </w:tc>
+      </w:tr>
+      <w:tr>
+        <w:tc>
+          <w:tcPr>
+            <w:tcW w:type="dxa" w:w="2958"/>
+            <w:tcBorders>
+              <w:top w:val="single" w:color="BFBFBF" w:sz="4"/>
+              <w:left w:val="single" w:color="BFBFBF" w:sz="4"/>
+              <w:bottom w:val="single" w:color="BFBFBF" w:sz="4"/>
+              <w:right w:val="single" w:color="BFBFBF" w:sz="4"/>
+            </w:tcBorders>
+            <w:tcMar>
+              <w:top w:type="dxa" w:w="50"/>
+              <w:left w:type="dxa" w:w="80"/>
+              <w:bottom w:type="dxa" w:w="50"/>
+              <w:right w:type="dxa" w:w="80"/>
+            </w:tcMar>
+          </w:tcPr>
+          <w:p>
+            <w:pPr>
+              <w:jc w:val="left"/>
+            </w:pPr>
+            <w:r>
+              <w:rPr>
+                <w:sz w:val="19"/>
+                <w:szCs w:val="19"/>
+              </w:rPr>
+              <w:t xml:space="preserve">Total</w:t>
+            </w:r>
+          </w:p>
+        </w:tc>
+        <w:tc>
+          <w:tcPr>
+            <w:tcW w:type="dxa" w:w="2169"/>
+            <w:tcBorders>
+              <w:top w:val="single" w:color="BFBFBF" w:sz="4"/>
+              <w:left w:val="single" w:color="BFBFBF" w:sz="4"/>
+              <w:bottom w:val="single" w:color="BFBFBF" w:sz="4"/>
+              <w:right w:val="single" w:color="BFBFBF" w:sz="4"/>
+            </w:tcBorders>
+            <w:tcMar>
+              <w:top w:type="dxa" w:w="50"/>
+              <w:left w:type="dxa" w:w="80"/>
+              <w:bottom w:type="dxa" w:w="50"/>
+              <w:right w:type="dxa" w:w="80"/>
+            </w:tcMar>
+          </w:tcPr>
+          <w:p>
+            <w:pPr>
+              <w:jc w:val="right"/>
+            </w:pPr>
+            <w:r>
+              <w:rPr>
+                <w:sz w:val="19"/>
+                <w:szCs w:val="19"/>
+              </w:rPr>
+              <w:t xml:space="preserve">75</w:t>
+            </w:r>
+          </w:p>
+        </w:tc>
+        <w:tc>
+          <w:tcPr>
+            <w:tcW w:type="dxa" w:w="1972"/>
+            <w:tcBorders>
+              <w:top w:val="single" w:color="BFBFBF" w:sz="4"/>
+              <w:left w:val="single" w:color="BFBFBF" w:sz="4"/>
+              <w:bottom w:val="single" w:color="BFBFBF" w:sz="4"/>
+              <w:right w:val="single" w:color="BFBFBF" w:sz="4"/>
+            </w:tcBorders>
+            <w:tcMar>
+              <w:top w:type="dxa" w:w="50"/>
+              <w:left w:type="dxa" w:w="80"/>
+              <w:bottom w:type="dxa" w:w="50"/>
+              <w:right w:type="dxa" w:w="80"/>
+            </w:tcMar>
+          </w:tcPr>
+          <w:p>
+            <w:pPr>
+              <w:jc w:val="right"/>
+            </w:pPr>
+            <w:r>
+              <w:rPr>
+                <w:sz w:val="19"/>
+                <w:szCs w:val="19"/>
+              </w:rPr>
+              <w:t xml:space="preserve">115</w:t>
+            </w:r>
+          </w:p>
+        </w:tc>
+        <w:tc>
+          <w:tcPr>
+            <w:tcW w:type="dxa" w:w="1971"/>
+            <w:tcBorders>
+              <w:top w:val="single" w:color="BFBFBF" w:sz="4"/>
+              <w:left w:val="single" w:color="BFBFBF" w:sz="4"/>
+              <w:bottom w:val="single" w:color="BFBFBF" w:sz="4"/>
+              <w:right w:val="single" w:color="BFBFBF" w:sz="4"/>
+            </w:tcBorders>
+            <w:tcMar>
+              <w:top w:type="dxa" w:w="50"/>
+              <w:left w:type="dxa" w:w="80"/>
+              <w:bottom w:type="dxa" w:w="50"/>
+              <w:right w:type="dxa" w:w="80"/>
+            </w:tcMar>
+          </w:tcPr>
+          <w:p>
+            <w:pPr>
+              <w:jc w:val="right"/>
+            </w:pPr>
+            <w:r>
+              <w:rPr>
+                <w:sz w:val="19"/>
+                <w:szCs w:val="19"/>
+              </w:rPr>
+              <w:t xml:space="preserve">3,595</w:t>
+            </w:r>
+          </w:p>
+        </w:tc>
+      </w:tr>
+    </w:tbl>
+    <w:p>
+      <w:pPr>
+        <w:spacing w:after="200" w:before="80"/>
+        <w:jc w:val="left"/>
+      </w:pPr>
+      <w:r>
+        <w:rPr>
+          <w:i/>
+          <w:iCs/>
+          <w:color w:val="404040"/>
+          <w:sz w:val="19"/>
+          <w:szCs w:val="19"/>
+        </w:rPr>
+        <w:t xml:space="preserve">Table 4.1. Size of the MSLesSeg subsets. Lesions are counted as 6-connected components (Section 4.3.3).</w:t>
+      </w:r>
+    </w:p>
+    <w:p>
+      <w:pPr>
+        <w:spacing w:after="140" w:line="300"/>
+        <w:jc w:val="both"/>
+      </w:pPr>
+      <w:r>
+        <w:t xml:space="preserve">In the training set, 28 patients have one timepoint, 15 have two, 5 have three and 5 have four; test patients have a single timepoint. There is </w:t>
+      </w:r>
+      <w:r>
+        <w:rPr>
+          <w:b/>
+          <w:bCs/>
+        </w:rPr>
+        <w:t xml:space="preserve">one mask per study</w:t>
+      </w:r>
+      <w:r>
+        <w:t xml:space="preserve">: it was drawn by a junior rater and reviewed and validated by two senior experts (Section 2.1), so it is a consensus annotation, but inter-rater variability cannot be measured on this dataset.</w:t>
+      </w:r>
+    </w:p>
+    <w:p>
+      <w:pPr>
+        <w:keepNext/>
+        <w:spacing w:after="60" w:before="120"/>
+        <w:jc w:val="center"/>
+      </w:pPr>
+      <w:r>
+        <w:drawing>
+          <wp:inline distT="0" distB="0" distL="0" distR="0">
+            <wp:extent cx="5715000" cy="1428750"/>
+            <wp:effectExtent t="0" r="0" b="0" l="0"/>
+            <wp:docPr id="1" name="first_look_P1_T1_axial.png" descr="Figure 4.1. Study P1_T1: the three MRI sequences and the lesion mask (red) on the axial slice with the most lesion." title="first_look_P1_T1_axial.png"/>
+            <wp:cNvGraphicFramePr>
+              <a:graphicFrameLocks xmlns:a="http://schemas.openxmlformats.org/drawingml/2006/main" noChangeAspect="1"/>
+            </wp:cNvGraphicFramePr>
+            <a:graphic xmlns:a="http://schemas.openxmlformats.org/drawingml/2006/main">
+              <a:graphicData uri="http://schemas.openxmlformats.org/drawingml/2006/picture">
+                <pic:pic xmlns:pic="http://schemas.openxmlformats.org/drawingml/2006/picture">
+                  <pic:nvPicPr>
+                    <pic:cNvPr id="0" name="" descr=""/>
+                    <pic:cNvPicPr>
+                      <a:picLocks noChangeAspect="1" noChangeArrowheads="1"/>
+                    </pic:cNvPicPr>
+                  </pic:nvPicPr>
+                  <pic:blipFill>
+                    <a:blip r:embed="rId8" cstate="none"/>
+                    <a:srcRect/>
+                    <a:stretch>
+                      <a:fillRect/>
+                    </a:stretch>
+                  </pic:blipFill>
+                  <pic:spPr bwMode="auto">
+                    <a:xfrm>
+                      <a:off x="0" y="0"/>
+                      <a:ext cx="5715000" cy="1428750"/>
+                    </a:xfrm>
+                    <a:prstGeom prst="rect">
+                      <a:avLst/>
+                    </a:prstGeom>
+                  </pic:spPr>
+                </pic:pic>
+              </a:graphicData>
+            </a:graphic>
+          </wp:inline>
+        </w:drawing>
+      </w:r>
+    </w:p>
+    <w:p>
+      <w:pPr>
+        <w:spacing w:after="200"/>
+        <w:jc w:val="left"/>
+      </w:pPr>
+      <w:r>
+        <w:rPr>
+          <w:i/>
+          <w:iCs/>
+          <w:color w:val="404040"/>
+          <w:sz w:val="19"/>
+          <w:szCs w:val="19"/>
+        </w:rPr>
+        <w:t xml:space="preserve">Figure 4.1. Study P1_T1: the three MRI sequences and the lesion mask (red) on the axial slice with the most lesion.</w:t>
+      </w:r>
+    </w:p>
+    <w:p>
+      <w:pPr>
+        <w:spacing w:after="140" w:line="300"/>
+        <w:jc w:val="both"/>
+      </w:pPr>
+      <w:r>
+        <w:rPr>
+          <w:b/>
+          <w:bCs/>
+        </w:rPr>
+        <w:t xml:space="preserve">Implication.</w:t>
+      </w:r>
+      <w:r>
+        <w:t xml:space="preserve"> With 93 training studies the dataset is small for deep learning. This supports building on a well-established, self-configuring architecture with extensive data augmentation (nnU-Net [16]) rather than designing a new one. Because several studies belong to the same patient, all data splits must be made </w:t>
+      </w:r>
+      <w:r>
+        <w:rPr>
+          <w:b/>
+          <w:bCs/>
+        </w:rPr>
+        <w:t xml:space="preserve">at patient level</w:t>
+      </w:r>
+      <w:r>
+        <w:t xml:space="preserve"> (Section 5.2).</w:t>
+      </w:r>
+    </w:p>
+    <w:p>
+      <w:pPr>
+        <w:pStyle w:val="Heading2"/>
+        <w:keepNext/>
+      </w:pPr>
+      <w:r>
+        <w:t xml:space="preserve">4.2 Patients</w:t>
+      </w:r>
+    </w:p>
+    <w:p>
+      <w:pPr>
+        <w:spacing w:after="140" w:line="300"/>
+        <w:jc w:val="both"/>
+      </w:pPr>
+      <w:r>
+        <w:t xml:space="preserve">Table 4.2 compares the demographics of the two subsets (first visit of each patient).</w:t>
+      </w:r>
+    </w:p>
+    <w:tbl>
+      <w:tblPr>
+        <w:tblW w:type="dxa" w:w="9070"/>
+        <w:tblBorders>
+          <w:top w:val="single" w:color="auto" w:sz="4"/>
+          <w:left w:val="single" w:color="auto" w:sz="4"/>
+          <w:bottom w:val="single" w:color="auto" w:sz="4"/>
+          <w:right w:val="single" w:color="auto" w:sz="4"/>
+          <w:insideH w:val="single" w:color="auto" w:sz="4"/>
+          <w:insideV w:val="single" w:color="auto" w:sz="4"/>
+        </w:tblBorders>
+      </w:tblPr>
+      <w:tblGrid>
+        <w:gridCol w:w="3717"/>
+        <w:gridCol w:w="2676"/>
+        <w:gridCol w:w="2677"/>
+      </w:tblGrid>
+      <w:tr>
+        <w:trPr>
+          <w:tblHeader/>
+        </w:trPr>
+        <w:tc>
+          <w:tcPr>
+            <w:tcW w:type="dxa" w:w="3717"/>
+            <w:tcBorders>
+              <w:top w:val="single" w:color="BFBFBF" w:sz="4"/>
+              <w:left w:val="single" w:color="BFBFBF" w:sz="4"/>
+              <w:bottom w:val="single" w:color="BFBFBF" w:sz="4"/>
+              <w:right w:val="single" w:color="BFBFBF" w:sz="4"/>
+            </w:tcBorders>
+            <w:shd w:fill="DCE6F2" w:color="auto" w:val="clear"/>
+            <w:tcMar>
+              <w:top w:type="dxa" w:w="50"/>
+              <w:left w:type="dxa" w:w="80"/>
+              <w:bottom w:type="dxa" w:w="50"/>
+              <w:right w:type="dxa" w:w="80"/>
+            </w:tcMar>
+          </w:tcPr>
+          <w:p>
+            <w:pPr>
+              <w:jc w:val="left"/>
+            </w:pPr>
+          </w:p>
+        </w:tc>
+        <w:tc>
+          <w:tcPr>
+            <w:tcW w:type="dxa" w:w="2676"/>
+            <w:tcBorders>
+              <w:top w:val="single" w:color="BFBFBF" w:sz="4"/>
+              <w:left w:val="single" w:color="BFBFBF" w:sz="4"/>
+              <w:bottom w:val="single" w:color="BFBFBF" w:sz="4"/>
+              <w:right w:val="single" w:color="BFBFBF" w:sz="4"/>
+            </w:tcBorders>
+            <w:shd w:fill="DCE6F2" w:color="auto" w:val="clear"/>
+            <w:tcMar>
+              <w:top w:type="dxa" w:w="50"/>
+              <w:left w:type="dxa" w:w="80"/>
+              <w:bottom w:type="dxa" w:w="50"/>
+              <w:right w:type="dxa" w:w="80"/>
+            </w:tcMar>
+          </w:tcPr>
+          <w:p>
+            <w:pPr>
+              <w:jc w:val="left"/>
+            </w:pPr>
+            <w:r>
+              <w:rPr>
+                <w:b/>
+                <w:bCs/>
+                <w:sz w:val="19"/>
+                <w:szCs w:val="19"/>
+              </w:rPr>
+              <w:t xml:space="preserve">Training (53)</w:t>
+            </w:r>
+          </w:p>
+        </w:tc>
+        <w:tc>
+          <w:tcPr>
+            <w:tcW w:type="dxa" w:w="2677"/>
+            <w:tcBorders>
+              <w:top w:val="single" w:color="BFBFBF" w:sz="4"/>
+              <w:left w:val="single" w:color="BFBFBF" w:sz="4"/>
+              <w:bottom w:val="single" w:color="BFBFBF" w:sz="4"/>
+              <w:right w:val="single" w:color="BFBFBF" w:sz="4"/>
+            </w:tcBorders>
+            <w:shd w:fill="DCE6F2" w:color="auto" w:val="clear"/>
+            <w:tcMar>
+              <w:top w:type="dxa" w:w="50"/>
+              <w:left w:type="dxa" w:w="80"/>
+              <w:bottom w:type="dxa" w:w="50"/>
+              <w:right w:type="dxa" w:w="80"/>
+            </w:tcMar>
+          </w:tcPr>
+          <w:p>
+            <w:pPr>
+              <w:jc w:val="left"/>
+            </w:pPr>
+            <w:r>
+              <w:rPr>
+                <w:b/>
+                <w:bCs/>
+                <w:sz w:val="19"/>
+                <w:szCs w:val="19"/>
+              </w:rPr>
+              <w:t xml:space="preserve">Test (22)</w:t>
+            </w:r>
+          </w:p>
+        </w:tc>
+      </w:tr>
+      <w:tr>
+        <w:tc>
+          <w:tcPr>
+            <w:tcW w:type="dxa" w:w="3717"/>
+            <w:tcBorders>
+              <w:top w:val="single" w:color="BFBFBF" w:sz="4"/>
+              <w:left w:val="single" w:color="BFBFBF" w:sz="4"/>
+              <w:bottom w:val="single" w:color="BFBFBF" w:sz="4"/>
+              <w:right w:val="single" w:color="BFBFBF" w:sz="4"/>
+            </w:tcBorders>
+            <w:tcMar>
+              <w:top w:type="dxa" w:w="50"/>
+              <w:left w:type="dxa" w:w="80"/>
+              <w:bottom w:type="dxa" w:w="50"/>
+              <w:right w:type="dxa" w:w="80"/>
+            </w:tcMar>
+          </w:tcPr>
+          <w:p>
+            <w:pPr>
+              <w:jc w:val="left"/>
+            </w:pPr>
+            <w:r>
+              <w:rPr>
+                <w:sz w:val="19"/>
+                <w:szCs w:val="19"/>
+              </w:rPr>
+              <w:t xml:space="preserve">Age (years), mean ± SD</w:t>
+            </w:r>
+          </w:p>
+        </w:tc>
+        <w:tc>
+          <w:tcPr>
+            <w:tcW w:type="dxa" w:w="2676"/>
+            <w:tcBorders>
+              <w:top w:val="single" w:color="BFBFBF" w:sz="4"/>
+              <w:left w:val="single" w:color="BFBFBF" w:sz="4"/>
+              <w:bottom w:val="single" w:color="BFBFBF" w:sz="4"/>
+              <w:right w:val="single" w:color="BFBFBF" w:sz="4"/>
+            </w:tcBorders>
+            <w:tcMar>
+              <w:top w:type="dxa" w:w="50"/>
+              <w:left w:type="dxa" w:w="80"/>
+              <w:bottom w:type="dxa" w:w="50"/>
+              <w:right w:type="dxa" w:w="80"/>
+            </w:tcMar>
+          </w:tcPr>
+          <w:p>
+            <w:pPr>
+              <w:jc w:val="right"/>
+            </w:pPr>
+            <w:r>
+              <w:rPr>
+                <w:sz w:val="19"/>
+                <w:szCs w:val="19"/>
+              </w:rPr>
+              <w:t xml:space="preserve">36.4 ± 10.2</w:t>
+            </w:r>
+          </w:p>
+        </w:tc>
+        <w:tc>
+          <w:tcPr>
+            <w:tcW w:type="dxa" w:w="2677"/>
+            <w:tcBorders>
+              <w:top w:val="single" w:color="BFBFBF" w:sz="4"/>
+              <w:left w:val="single" w:color="BFBFBF" w:sz="4"/>
+              <w:bottom w:val="single" w:color="BFBFBF" w:sz="4"/>
+              <w:right w:val="single" w:color="BFBFBF" w:sz="4"/>
+            </w:tcBorders>
+            <w:tcMar>
+              <w:top w:type="dxa" w:w="50"/>
+              <w:left w:type="dxa" w:w="80"/>
+              <w:bottom w:type="dxa" w:w="50"/>
+              <w:right w:type="dxa" w:w="80"/>
+            </w:tcMar>
+          </w:tcPr>
+          <w:p>
+            <w:pPr>
+              <w:jc w:val="right"/>
+            </w:pPr>
+            <w:r>
+              <w:rPr>
+                <w:sz w:val="19"/>
+                <w:szCs w:val="19"/>
+              </w:rPr>
+              <w:t xml:space="preserve">38.5 ± 10.5</w:t>
+            </w:r>
+          </w:p>
+        </w:tc>
+      </w:tr>
+      <w:tr>
+        <w:tc>
+          <w:tcPr>
+            <w:tcW w:type="dxa" w:w="3717"/>
+            <w:tcBorders>
+              <w:top w:val="single" w:color="BFBFBF" w:sz="4"/>
+              <w:left w:val="single" w:color="BFBFBF" w:sz="4"/>
+              <w:bottom w:val="single" w:color="BFBFBF" w:sz="4"/>
+              <w:right w:val="single" w:color="BFBFBF" w:sz="4"/>
+            </w:tcBorders>
+            <w:tcMar>
+              <w:top w:type="dxa" w:w="50"/>
+              <w:left w:type="dxa" w:w="80"/>
+              <w:bottom w:type="dxa" w:w="50"/>
+              <w:right w:type="dxa" w:w="80"/>
+            </w:tcMar>
+          </w:tcPr>
+          <w:p>
+            <w:pPr>
+              <w:jc w:val="left"/>
+            </w:pPr>
+            <w:r>
+              <w:rPr>
+                <w:sz w:val="19"/>
+                <w:szCs w:val="19"/>
+              </w:rPr>
+              <w:t xml:space="preserve">Female</w:t>
+            </w:r>
+          </w:p>
+        </w:tc>
+        <w:tc>
+          <w:tcPr>
+            <w:tcW w:type="dxa" w:w="2676"/>
+            <w:tcBorders>
+              <w:top w:val="single" w:color="BFBFBF" w:sz="4"/>
+              <w:left w:val="single" w:color="BFBFBF" w:sz="4"/>
+              <w:bottom w:val="single" w:color="BFBFBF" w:sz="4"/>
+              <w:right w:val="single" w:color="BFBFBF" w:sz="4"/>
+            </w:tcBorders>
+            <w:tcMar>
+              <w:top w:type="dxa" w:w="50"/>
+              <w:left w:type="dxa" w:w="80"/>
+              <w:bottom w:type="dxa" w:w="50"/>
+              <w:right w:type="dxa" w:w="80"/>
+            </w:tcMar>
+          </w:tcPr>
+          <w:p>
+            <w:pPr>
+              <w:jc w:val="right"/>
+            </w:pPr>
+            <w:r>
+              <w:rPr>
+                <w:sz w:val="19"/>
+                <w:szCs w:val="19"/>
+              </w:rPr>
+              <w:t xml:space="preserve">32 (60 %)</w:t>
+            </w:r>
+          </w:p>
+        </w:tc>
+        <w:tc>
+          <w:tcPr>
+            <w:tcW w:type="dxa" w:w="2677"/>
+            <w:tcBorders>
+              <w:top w:val="single" w:color="BFBFBF" w:sz="4"/>
+              <w:left w:val="single" w:color="BFBFBF" w:sz="4"/>
+              <w:bottom w:val="single" w:color="BFBFBF" w:sz="4"/>
+              <w:right w:val="single" w:color="BFBFBF" w:sz="4"/>
+            </w:tcBorders>
+            <w:tcMar>
+              <w:top w:type="dxa" w:w="50"/>
+              <w:left w:type="dxa" w:w="80"/>
+              <w:bottom w:type="dxa" w:w="50"/>
+              <w:right w:type="dxa" w:w="80"/>
+            </w:tcMar>
+          </w:tcPr>
+          <w:p>
+            <w:pPr>
+              <w:jc w:val="right"/>
+            </w:pPr>
+            <w:r>
+              <w:rPr>
+                <w:sz w:val="19"/>
+                <w:szCs w:val="19"/>
+              </w:rPr>
+              <w:t xml:space="preserve">16 (73 %)</w:t>
+            </w:r>
+          </w:p>
+        </w:tc>
+      </w:tr>
+      <w:tr>
+        <w:tc>
+          <w:tcPr>
+            <w:tcW w:type="dxa" w:w="3717"/>
+            <w:tcBorders>
+              <w:top w:val="single" w:color="BFBFBF" w:sz="4"/>
+              <w:left w:val="single" w:color="BFBFBF" w:sz="4"/>
+              <w:bottom w:val="single" w:color="BFBFBF" w:sz="4"/>
+              <w:right w:val="single" w:color="BFBFBF" w:sz="4"/>
+            </w:tcBorders>
+            <w:tcMar>
+              <w:top w:type="dxa" w:w="50"/>
+              <w:left w:type="dxa" w:w="80"/>
+              <w:bottom w:type="dxa" w:w="50"/>
+              <w:right w:type="dxa" w:w="80"/>
+            </w:tcMar>
+          </w:tcPr>
+          <w:p>
+            <w:pPr>
+              <w:jc w:val="left"/>
+            </w:pPr>
+            <w:r>
+              <w:rPr>
+                <w:sz w:val="19"/>
+                <w:szCs w:val="19"/>
+              </w:rPr>
+              <w:t xml:space="preserve">MS type</w:t>
+            </w:r>
+          </w:p>
+        </w:tc>
+        <w:tc>
+          <w:tcPr>
+            <w:tcW w:type="dxa" w:w="2676"/>
+            <w:tcBorders>
+              <w:top w:val="single" w:color="BFBFBF" w:sz="4"/>
+              <w:left w:val="single" w:color="BFBFBF" w:sz="4"/>
+              <w:bottom w:val="single" w:color="BFBFBF" w:sz="4"/>
+              <w:right w:val="single" w:color="BFBFBF" w:sz="4"/>
+            </w:tcBorders>
+            <w:tcMar>
+              <w:top w:type="dxa" w:w="50"/>
+              <w:left w:type="dxa" w:w="80"/>
+              <w:bottom w:type="dxa" w:w="50"/>
+              <w:right w:type="dxa" w:w="80"/>
+            </w:tcMar>
+          </w:tcPr>
+          <w:p>
+            <w:pPr>
+              <w:jc w:val="right"/>
+            </w:pPr>
+            <w:r>
+              <w:rPr>
+                <w:sz w:val="19"/>
+                <w:szCs w:val="19"/>
+              </w:rPr>
+              <w:t xml:space="preserve">50 RRMS, 3 SPMS</w:t>
+            </w:r>
+          </w:p>
+        </w:tc>
+        <w:tc>
+          <w:tcPr>
+            <w:tcW w:type="dxa" w:w="2677"/>
+            <w:tcBorders>
+              <w:top w:val="single" w:color="BFBFBF" w:sz="4"/>
+              <w:left w:val="single" w:color="BFBFBF" w:sz="4"/>
+              <w:bottom w:val="single" w:color="BFBFBF" w:sz="4"/>
+              <w:right w:val="single" w:color="BFBFBF" w:sz="4"/>
+            </w:tcBorders>
+            <w:tcMar>
+              <w:top w:type="dxa" w:w="50"/>
+              <w:left w:type="dxa" w:w="80"/>
+              <w:bottom w:type="dxa" w:w="50"/>
+              <w:right w:type="dxa" w:w="80"/>
+            </w:tcMar>
+          </w:tcPr>
+          <w:p>
+            <w:pPr>
+              <w:jc w:val="right"/>
+            </w:pPr>
+            <w:r>
+              <w:rPr>
+                <w:sz w:val="19"/>
+                <w:szCs w:val="19"/>
+              </w:rPr>
+              <w:t xml:space="preserve">21 RRMS, 1 PPMS</w:t>
+            </w:r>
+          </w:p>
+        </w:tc>
+      </w:tr>
+      <w:tr>
+        <w:tc>
+          <w:tcPr>
+            <w:tcW w:type="dxa" w:w="3717"/>
+            <w:tcBorders>
+              <w:top w:val="single" w:color="BFBFBF" w:sz="4"/>
+              <w:left w:val="single" w:color="BFBFBF" w:sz="4"/>
+              <w:bottom w:val="single" w:color="BFBFBF" w:sz="4"/>
+              <w:right w:val="single" w:color="BFBFBF" w:sz="4"/>
+            </w:tcBorders>
+            <w:tcMar>
+              <w:top w:type="dxa" w:w="50"/>
+              <w:left w:type="dxa" w:w="80"/>
+              <w:bottom w:type="dxa" w:w="50"/>
+              <w:right w:type="dxa" w:w="80"/>
+            </w:tcMar>
+          </w:tcPr>
+          <w:p>
+            <w:pPr>
+              <w:jc w:val="left"/>
+            </w:pPr>
+            <w:r>
+              <w:rPr>
+                <w:sz w:val="19"/>
+                <w:szCs w:val="19"/>
+              </w:rPr>
+              <w:t xml:space="preserve">EDSS, median [IQR]</w:t>
+            </w:r>
+          </w:p>
+        </w:tc>
+        <w:tc>
+          <w:tcPr>
+            <w:tcW w:type="dxa" w:w="2676"/>
+            <w:tcBorders>
+              <w:top w:val="single" w:color="BFBFBF" w:sz="4"/>
+              <w:left w:val="single" w:color="BFBFBF" w:sz="4"/>
+              <w:bottom w:val="single" w:color="BFBFBF" w:sz="4"/>
+              <w:right w:val="single" w:color="BFBFBF" w:sz="4"/>
+            </w:tcBorders>
+            <w:tcMar>
+              <w:top w:type="dxa" w:w="50"/>
+              <w:left w:type="dxa" w:w="80"/>
+              <w:bottom w:type="dxa" w:w="50"/>
+              <w:right w:type="dxa" w:w="80"/>
+            </w:tcMar>
+          </w:tcPr>
+          <w:p>
+            <w:pPr>
+              <w:jc w:val="right"/>
+            </w:pPr>
+            <w:r>
+              <w:rPr>
+                <w:sz w:val="19"/>
+                <w:szCs w:val="19"/>
+              </w:rPr>
+              <w:t xml:space="preserve">2.0 [0.0–3.0]</w:t>
+            </w:r>
+          </w:p>
+        </w:tc>
+        <w:tc>
+          <w:tcPr>
+            <w:tcW w:type="dxa" w:w="2677"/>
+            <w:tcBorders>
+              <w:top w:val="single" w:color="BFBFBF" w:sz="4"/>
+              <w:left w:val="single" w:color="BFBFBF" w:sz="4"/>
+              <w:bottom w:val="single" w:color="BFBFBF" w:sz="4"/>
+              <w:right w:val="single" w:color="BFBFBF" w:sz="4"/>
+            </w:tcBorders>
+            <w:tcMar>
+              <w:top w:type="dxa" w:w="50"/>
+              <w:left w:type="dxa" w:w="80"/>
+              <w:bottom w:type="dxa" w:w="50"/>
+              <w:right w:type="dxa" w:w="80"/>
+            </w:tcMar>
+          </w:tcPr>
+          <w:p>
+            <w:pPr>
+              <w:jc w:val="right"/>
+            </w:pPr>
+            <w:r>
+              <w:rPr>
+                <w:sz w:val="19"/>
+                <w:szCs w:val="19"/>
+              </w:rPr>
+              <w:t xml:space="preserve">1.0 [0.25–3.0]</w:t>
+            </w:r>
+          </w:p>
+        </w:tc>
+      </w:tr>
+    </w:tbl>
+    <w:p>
+      <w:pPr>
+        <w:spacing w:after="200" w:before="80"/>
+        <w:jc w:val="left"/>
+      </w:pPr>
+      <w:r>
+        <w:rPr>
+          <w:i/>
+          <w:iCs/>
+          <w:color w:val="404040"/>
+          <w:sz w:val="19"/>
+          <w:szCs w:val="19"/>
+        </w:rPr>
+        <w:t xml:space="preserve">Table 4.2. Demographics of the training and test patients. RRMS: relapsing-remitting; SPMS: secondary progressive; PPMS: primary progressive; EDSS: Expanded Disability Status Scale (0 = normal, 10 = death due to MS).</w:t>
+      </w:r>
+    </w:p>
+    <w:p>
+      <w:pPr>
+        <w:spacing w:after="140" w:line="300"/>
+        <w:jc w:val="both"/>
+      </w:pPr>
+      <w:r>
+        <w:t xml:space="preserve">The two subsets are comparable. The cohort is dominated by relapsing-remitting MS with mild disability, and the female majority is consistent with the known prevalence of the disease.</w:t>
+      </w:r>
+    </w:p>
+    <w:p>
+      <w:pPr>
+        <w:spacing w:after="140" w:line="300"/>
+        <w:jc w:val="both"/>
+      </w:pPr>
+      <w:r>
+        <w:rPr>
+          <w:b/>
+          <w:bCs/>
+        </w:rPr>
+        <w:t xml:space="preserve">Implication.</w:t>
+      </w:r>
+      <w:r>
+        <w:t xml:space="preserve"> The test set is representative of the training population. As a limitation, models trained on this dataset may not generalise to progressive forms or to more severe disease, which are barely represented.</w:t>
+      </w:r>
+    </w:p>
+    <w:p>
+      <w:pPr>
+        <w:pStyle w:val="Heading2"/>
+        <w:keepNext/>
+      </w:pPr>
+      <w:r>
+        <w:t xml:space="preserve">4.3 Data quality checks</w:t>
+      </w:r>
+    </w:p>
+    <w:p>
+      <w:pPr>
+        <w:pStyle w:val="Heading3"/>
+        <w:keepNext/>
+      </w:pPr>
+      <w:r>
+        <w:t xml:space="preserve">4.3.1 Registration</w:t>
+      </w:r>
+    </w:p>
+    <w:p>
+      <w:pPr>
+        <w:spacing w:after="140" w:line="300"/>
+        <w:jc w:val="both"/>
+      </w:pPr>
+      <w:r>
+        <w:t xml:space="preserve">After registration to MNI152 all brains should have a similar volume. The brain volume (non-zero FLAIR voxels) has a median of 1.90 million voxels, and 112 of the 115 studies lie between 1.63 and 2.33 million (Figure 4.2). Three studies, </w:t>
+      </w:r>
+      <w:r>
+        <w:rPr>
+          <w:b/>
+          <w:bCs/>
+        </w:rPr>
+        <w:t xml:space="preserve">P44_T1, P45_T1 and P53_T1</w:t>
+      </w:r>
+      <w:r>
+        <w:t xml:space="preserve">, have brains 1.73–1.84 times larger than the median and are cropped at the borders of the image: their registration failed to scale them to the template. In addition, the </w:t>
+      </w:r>
+      <w:r>
+        <w:rPr>
+          <w:b/>
+          <w:bCs/>
+        </w:rPr>
+        <w:t xml:space="preserve">T1-w image of P49_T2 is empty</w:t>
+      </w:r>
+      <w:r>
+        <w:t xml:space="preserve"> (all voxels are zero).</w:t>
+      </w:r>
+    </w:p>
+    <w:p>
+      <w:pPr>
+        <w:keepNext/>
+        <w:spacing w:after="60" w:before="120"/>
+        <w:jc w:val="center"/>
+      </w:pPr>
+      <w:r>
+        <w:drawing>
+          <wp:inline distT="0" distB="0" distL="0" distR="0">
+            <wp:extent cx="5715000" cy="2390775"/>
+            <wp:effectExtent t="0" r="0" b="0" l="0"/>
+            <wp:docPr id="1" name="eda_brain_volume.png" descr="Figure 4.2. Brain volume of each study after registration. Three studies are far above the rest (dashed line: 1.4 × median)." title="eda_brain_volume.png"/>
+            <wp:cNvGraphicFramePr>
+              <a:graphicFrameLocks xmlns:a="http://schemas.openxmlformats.org/drawingml/2006/main" noChangeAspect="1"/>
+            </wp:cNvGraphicFramePr>
+            <a:graphic xmlns:a="http://schemas.openxmlformats.org/drawingml/2006/main">
+              <a:graphicData uri="http://schemas.openxmlformats.org/drawingml/2006/picture">
+                <pic:pic xmlns:pic="http://schemas.openxmlformats.org/drawingml/2006/picture">
+                  <pic:nvPicPr>
+                    <pic:cNvPr id="0" name="" descr=""/>
+                    <pic:cNvPicPr>
+                      <a:picLocks noChangeAspect="1" noChangeArrowheads="1"/>
+                    </pic:cNvPicPr>
+                  </pic:nvPicPr>
+                  <pic:blipFill>
+                    <a:blip r:embed="rId9" cstate="none"/>
+                    <a:srcRect/>
+                    <a:stretch>
+                      <a:fillRect/>
+                    </a:stretch>
+                  </pic:blipFill>
+                  <pic:spPr bwMode="auto">
+                    <a:xfrm>
+                      <a:off x="0" y="0"/>
+                      <a:ext cx="5715000" cy="2390775"/>
+                    </a:xfrm>
+                    <a:prstGeom prst="rect">
+                      <a:avLst/>
+                    </a:prstGeom>
+                  </pic:spPr>
+                </pic:pic>
+              </a:graphicData>
+            </a:graphic>
+          </wp:inline>
+        </w:drawing>
+      </w:r>
+    </w:p>
+    <w:p>
+      <w:pPr>
+        <w:spacing w:after="200"/>
+        <w:jc w:val="left"/>
+      </w:pPr>
+      <w:r>
+        <w:rPr>
+          <w:i/>
+          <w:iCs/>
+          <w:color w:val="404040"/>
+          <w:sz w:val="19"/>
+          <w:szCs w:val="19"/>
+        </w:rPr>
+        <w:t xml:space="preserve">Figure 4.2. Brain volume of each study after registration. Three studies are far above the rest (dashed line: 1.4 × median).</w:t>
+      </w:r>
+    </w:p>
+    <w:p>
+      <w:pPr>
+        <w:pStyle w:val="Heading3"/>
+        <w:keepNext/>
+      </w:pPr>
+      <w:r>
+        <w:t xml:space="preserve">4.3.2 Are the flagged studies usable?</w:t>
+      </w:r>
+    </w:p>
+    <w:p>
+      <w:pPr>
+        <w:spacing w:after="140" w:line="300"/>
+        <w:jc w:val="both"/>
+      </w:pPr>
+      <w:r>
+        <w:t xml:space="preserve">For the four flagged studies the lesion masks were checked against their own images. No lesion voxel lies outside the brain, and the median FLAIR intensity inside the lesions is 1.29–1.54 times that of the whole brain, within the range of the other studies, as expected for MS lesions. The masks are therefore consistent with the images; the badly registered studies are only at a different scale.</w:t>
+      </w:r>
+    </w:p>
+    <w:p>
+      <w:pPr>
+        <w:spacing w:after="140" w:line="300"/>
+        <w:jc w:val="both"/>
+      </w:pPr>
+      <w:r>
+        <w:t xml:space="preserve">The reference study does not mention excluded studies, missing images or failed registrations, and its cross-validation covers every training patient from 1 to 53 [7], so these studies were almost certainly used. They are </w:t>
+      </w:r>
+      <w:r>
+        <w:rPr>
+          <w:b/>
+          <w:bCs/>
+        </w:rPr>
+        <w:t xml:space="preserve">kept</w:t>
+      </w:r>
+      <w:r>
+        <w:t xml:space="preserve"> for comparability, and a </w:t>
+      </w:r>
+      <w:r>
+        <w:rPr>
+          <w:b/>
+          <w:bCs/>
+        </w:rPr>
+        <w:t xml:space="preserve">sensitivity analysis</w:t>
+      </w:r>
+      <w:r>
+        <w:t xml:space="preserve"> without them will be reported (Section 5.5).</w:t>
+      </w:r>
+    </w:p>
+    <w:p>
+      <w:pPr>
+        <w:spacing w:after="140" w:line="300"/>
+        <w:jc w:val="both"/>
+      </w:pPr>
+      <w:r>
+        <w:t xml:space="preserve">The check also revealed two inconsistencies in the reference study. First, its technical validation mentions 24 test patients (P54–P77), whereas the dataset description and the released data contain 22 (P54–P75); this work uses the released split. Second, its table of cross-validation folds contains typos (Section 5.2).</w:t>
+      </w:r>
+    </w:p>
+    <w:p>
+      <w:pPr>
+        <w:pStyle w:val="Heading3"/>
+        <w:keepNext/>
+      </w:pPr>
+      <w:r>
+        <w:t xml:space="preserve">4.3.3 How lesions are counted</w:t>
+      </w:r>
+    </w:p>
+    <w:p>
+      <w:pPr>
+        <w:spacing w:after="140" w:line="300"/>
+        <w:jc w:val="both"/>
+      </w:pPr>
+      <w:r>
+        <w:t xml:space="preserve">The reference study reports the number of lesions per study and uses lesion-wise metrics (LTPR and LFPR), but it does not describe how a binary mask is split into individual lesions. Lesions are normally defined as </w:t>
+      </w:r>
+      <w:r>
+        <w:rPr>
+          <w:b/>
+          <w:bCs/>
+        </w:rPr>
+        <w:t xml:space="preserve">connected components</w:t>
+      </w:r>
+      <w:r>
+        <w:t xml:space="preserve">, and in 3D there are three possible neighbourhoods: two lesion voxels p = (x, y, z) and q = (x′, y′, z′) are neighbours if they share a face (6-connectivity, |x − x′| + |y − y′| + |z − z′| = 1), a face or an edge (18-connectivity) or a face, an edge or a corner (26-connectivity).</w:t>
+      </w:r>
+    </w:p>
+    <w:p>
+      <w:pPr>
+        <w:spacing w:after="140" w:line="300"/>
+        <w:jc w:val="both"/>
+      </w:pPr>
+      <w:r>
+        <w:t xml:space="preserve">The three rules were applied to all 115 masks and compared with the number of lesions released by the authors for each study (Table 4.3).</w:t>
+      </w:r>
+    </w:p>
+    <w:tbl>
+      <w:tblPr>
+        <w:tblW w:type="dxa" w:w="9070"/>
+        <w:tblBorders>
+          <w:top w:val="single" w:color="auto" w:sz="4"/>
+          <w:left w:val="single" w:color="auto" w:sz="4"/>
+          <w:bottom w:val="single" w:color="auto" w:sz="4"/>
+          <w:right w:val="single" w:color="auto" w:sz="4"/>
+          <w:insideH w:val="single" w:color="auto" w:sz="4"/>
+          <w:insideV w:val="single" w:color="auto" w:sz="4"/>
+        </w:tblBorders>
+      </w:tblPr>
+      <w:tblGrid>
+        <w:gridCol w:w="2217"/>
+        <w:gridCol w:w="3830"/>
+        <w:gridCol w:w="3023"/>
+      </w:tblGrid>
+      <w:tr>
+        <w:trPr>
+          <w:tblHeader/>
+        </w:trPr>
+        <w:tc>
+          <w:tcPr>
+            <w:tcW w:type="dxa" w:w="2217"/>
+            <w:tcBorders>
+              <w:top w:val="single" w:color="BFBFBF" w:sz="4"/>
+              <w:left w:val="single" w:color="BFBFBF" w:sz="4"/>
+              <w:bottom w:val="single" w:color="BFBFBF" w:sz="4"/>
+              <w:right w:val="single" w:color="BFBFBF" w:sz="4"/>
+            </w:tcBorders>
+            <w:shd w:fill="DCE6F2" w:color="auto" w:val="clear"/>
+            <w:tcMar>
+              <w:top w:type="dxa" w:w="50"/>
+              <w:left w:type="dxa" w:w="80"/>
+              <w:bottom w:type="dxa" w:w="50"/>
+              <w:right w:type="dxa" w:w="80"/>
+            </w:tcMar>
+          </w:tcPr>
+          <w:p>
+            <w:pPr>
+              <w:jc w:val="left"/>
+            </w:pPr>
+            <w:r>
+              <w:rPr>
+                <w:b/>
+                <w:bCs/>
+                <w:sz w:val="19"/>
+                <w:szCs w:val="19"/>
+              </w:rPr>
+              <w:t xml:space="preserve">Rule</w:t>
+            </w:r>
+          </w:p>
+        </w:tc>
+        <w:tc>
+          <w:tcPr>
+            <w:tcW w:type="dxa" w:w="3830"/>
+            <w:tcBorders>
+              <w:top w:val="single" w:color="BFBFBF" w:sz="4"/>
+              <w:left w:val="single" w:color="BFBFBF" w:sz="4"/>
+              <w:bottom w:val="single" w:color="BFBFBF" w:sz="4"/>
+              <w:right w:val="single" w:color="BFBFBF" w:sz="4"/>
+            </w:tcBorders>
+            <w:shd w:fill="DCE6F2" w:color="auto" w:val="clear"/>
+            <w:tcMar>
+              <w:top w:type="dxa" w:w="50"/>
+              <w:left w:type="dxa" w:w="80"/>
+              <w:bottom w:type="dxa" w:w="50"/>
+              <w:right w:type="dxa" w:w="80"/>
+            </w:tcMar>
+          </w:tcPr>
+          <w:p>
+            <w:pPr>
+              <w:jc w:val="left"/>
+            </w:pPr>
+            <w:r>
+              <w:rPr>
+                <w:b/>
+                <w:bCs/>
+                <w:sz w:val="19"/>
+                <w:szCs w:val="19"/>
+              </w:rPr>
+              <w:t xml:space="preserve">Studies matching the authors' count</w:t>
+            </w:r>
+          </w:p>
+        </w:tc>
+        <w:tc>
+          <w:tcPr>
+            <w:tcW w:type="dxa" w:w="3023"/>
+            <w:tcBorders>
+              <w:top w:val="single" w:color="BFBFBF" w:sz="4"/>
+              <w:left w:val="single" w:color="BFBFBF" w:sz="4"/>
+              <w:bottom w:val="single" w:color="BFBFBF" w:sz="4"/>
+              <w:right w:val="single" w:color="BFBFBF" w:sz="4"/>
+            </w:tcBorders>
+            <w:shd w:fill="DCE6F2" w:color="auto" w:val="clear"/>
+            <w:tcMar>
+              <w:top w:type="dxa" w:w="50"/>
+              <w:left w:type="dxa" w:w="80"/>
+              <w:bottom w:type="dxa" w:w="50"/>
+              <w:right w:type="dxa" w:w="80"/>
+            </w:tcMar>
+          </w:tcPr>
+          <w:p>
+            <w:pPr>
+              <w:jc w:val="left"/>
+            </w:pPr>
+            <w:r>
+              <w:rPr>
+                <w:b/>
+                <w:bCs/>
+                <w:sz w:val="19"/>
+                <w:szCs w:val="19"/>
+              </w:rPr>
+              <w:t xml:space="preserve">Mean lesions (train / test)</w:t>
+            </w:r>
+          </w:p>
+        </w:tc>
+      </w:tr>
+      <w:tr>
+        <w:tc>
+          <w:tcPr>
+            <w:tcW w:type="dxa" w:w="2217"/>
+            <w:tcBorders>
+              <w:top w:val="single" w:color="BFBFBF" w:sz="4"/>
+              <w:left w:val="single" w:color="BFBFBF" w:sz="4"/>
+              <w:bottom w:val="single" w:color="BFBFBF" w:sz="4"/>
+              <w:right w:val="single" w:color="BFBFBF" w:sz="4"/>
+            </w:tcBorders>
+            <w:tcMar>
+              <w:top w:type="dxa" w:w="50"/>
+              <w:left w:type="dxa" w:w="80"/>
+              <w:bottom w:type="dxa" w:w="50"/>
+              <w:right w:type="dxa" w:w="80"/>
+            </w:tcMar>
+          </w:tcPr>
+          <w:p>
+            <w:pPr>
+              <w:jc w:val="left"/>
+            </w:pPr>
+            <w:r>
+              <w:rPr>
+                <w:sz w:val="19"/>
+                <w:szCs w:val="19"/>
+              </w:rPr>
+              <w:t xml:space="preserve">6-connectivity</w:t>
+            </w:r>
+          </w:p>
+        </w:tc>
+        <w:tc>
+          <w:tcPr>
+            <w:tcW w:type="dxa" w:w="3830"/>
+            <w:tcBorders>
+              <w:top w:val="single" w:color="BFBFBF" w:sz="4"/>
+              <w:left w:val="single" w:color="BFBFBF" w:sz="4"/>
+              <w:bottom w:val="single" w:color="BFBFBF" w:sz="4"/>
+              <w:right w:val="single" w:color="BFBFBF" w:sz="4"/>
+            </w:tcBorders>
+            <w:tcMar>
+              <w:top w:type="dxa" w:w="50"/>
+              <w:left w:type="dxa" w:w="80"/>
+              <w:bottom w:type="dxa" w:w="50"/>
+              <w:right w:type="dxa" w:w="80"/>
+            </w:tcMar>
+          </w:tcPr>
+          <w:p>
+            <w:pPr>
+              <w:jc w:val="right"/>
+            </w:pPr>
+            <w:r>
+              <w:rPr>
+                <w:sz w:val="19"/>
+                <w:szCs w:val="19"/>
+              </w:rPr>
+              <w:t xml:space="preserve">115 / 115 (100 %)</w:t>
+            </w:r>
+          </w:p>
+        </w:tc>
+        <w:tc>
+          <w:tcPr>
+            <w:tcW w:type="dxa" w:w="3023"/>
+            <w:tcBorders>
+              <w:top w:val="single" w:color="BFBFBF" w:sz="4"/>
+              <w:left w:val="single" w:color="BFBFBF" w:sz="4"/>
+              <w:bottom w:val="single" w:color="BFBFBF" w:sz="4"/>
+              <w:right w:val="single" w:color="BFBFBF" w:sz="4"/>
+            </w:tcBorders>
+            <w:tcMar>
+              <w:top w:type="dxa" w:w="50"/>
+              <w:left w:type="dxa" w:w="80"/>
+              <w:bottom w:type="dxa" w:w="50"/>
+              <w:right w:type="dxa" w:w="80"/>
+            </w:tcMar>
+          </w:tcPr>
+          <w:p>
+            <w:pPr>
+              <w:jc w:val="right"/>
+            </w:pPr>
+            <w:r>
+              <w:rPr>
+                <w:sz w:val="19"/>
+                <w:szCs w:val="19"/>
+              </w:rPr>
+              <w:t xml:space="preserve">28.9 / 41.2</w:t>
+            </w:r>
+          </w:p>
+        </w:tc>
+      </w:tr>
+      <w:tr>
+        <w:tc>
+          <w:tcPr>
+            <w:tcW w:type="dxa" w:w="2217"/>
+            <w:tcBorders>
+              <w:top w:val="single" w:color="BFBFBF" w:sz="4"/>
+              <w:left w:val="single" w:color="BFBFBF" w:sz="4"/>
+              <w:bottom w:val="single" w:color="BFBFBF" w:sz="4"/>
+              <w:right w:val="single" w:color="BFBFBF" w:sz="4"/>
+            </w:tcBorders>
+            <w:tcMar>
+              <w:top w:type="dxa" w:w="50"/>
+              <w:left w:type="dxa" w:w="80"/>
+              <w:bottom w:type="dxa" w:w="50"/>
+              <w:right w:type="dxa" w:w="80"/>
+            </w:tcMar>
+          </w:tcPr>
+          <w:p>
+            <w:pPr>
+              <w:jc w:val="left"/>
+            </w:pPr>
+            <w:r>
+              <w:rPr>
+                <w:sz w:val="19"/>
+                <w:szCs w:val="19"/>
+              </w:rPr>
+              <w:t xml:space="preserve">18-connectivity</w:t>
+            </w:r>
+          </w:p>
+        </w:tc>
+        <w:tc>
+          <w:tcPr>
+            <w:tcW w:type="dxa" w:w="3830"/>
+            <w:tcBorders>
+              <w:top w:val="single" w:color="BFBFBF" w:sz="4"/>
+              <w:left w:val="single" w:color="BFBFBF" w:sz="4"/>
+              <w:bottom w:val="single" w:color="BFBFBF" w:sz="4"/>
+              <w:right w:val="single" w:color="BFBFBF" w:sz="4"/>
+            </w:tcBorders>
+            <w:tcMar>
+              <w:top w:type="dxa" w:w="50"/>
+              <w:left w:type="dxa" w:w="80"/>
+              <w:bottom w:type="dxa" w:w="50"/>
+              <w:right w:type="dxa" w:w="80"/>
+            </w:tcMar>
+          </w:tcPr>
+          <w:p>
+            <w:pPr>
+              <w:jc w:val="right"/>
+            </w:pPr>
+            <w:r>
+              <w:rPr>
+                <w:sz w:val="19"/>
+                <w:szCs w:val="19"/>
+              </w:rPr>
+              <w:t xml:space="preserve">49 / 115 (42.6 %)</w:t>
+            </w:r>
+          </w:p>
+        </w:tc>
+        <w:tc>
+          <w:tcPr>
+            <w:tcW w:type="dxa" w:w="3023"/>
+            <w:tcBorders>
+              <w:top w:val="single" w:color="BFBFBF" w:sz="4"/>
+              <w:left w:val="single" w:color="BFBFBF" w:sz="4"/>
+              <w:bottom w:val="single" w:color="BFBFBF" w:sz="4"/>
+              <w:right w:val="single" w:color="BFBFBF" w:sz="4"/>
+            </w:tcBorders>
+            <w:tcMar>
+              <w:top w:type="dxa" w:w="50"/>
+              <w:left w:type="dxa" w:w="80"/>
+              <w:bottom w:type="dxa" w:w="50"/>
+              <w:right w:type="dxa" w:w="80"/>
+            </w:tcMar>
+          </w:tcPr>
+          <w:p>
+            <w:pPr>
+              <w:jc w:val="right"/>
+            </w:pPr>
+            <w:r>
+              <w:rPr>
+                <w:sz w:val="19"/>
+                <w:szCs w:val="19"/>
+              </w:rPr>
+              <w:t xml:space="preserve">27.4 / 40.0</w:t>
+            </w:r>
+          </w:p>
+        </w:tc>
+      </w:tr>
+      <w:tr>
+        <w:tc>
+          <w:tcPr>
+            <w:tcW w:type="dxa" w:w="2217"/>
+            <w:tcBorders>
+              <w:top w:val="single" w:color="BFBFBF" w:sz="4"/>
+              <w:left w:val="single" w:color="BFBFBF" w:sz="4"/>
+              <w:bottom w:val="single" w:color="BFBFBF" w:sz="4"/>
+              <w:right w:val="single" w:color="BFBFBF" w:sz="4"/>
+            </w:tcBorders>
+            <w:tcMar>
+              <w:top w:type="dxa" w:w="50"/>
+              <w:left w:type="dxa" w:w="80"/>
+              <w:bottom w:type="dxa" w:w="50"/>
+              <w:right w:type="dxa" w:w="80"/>
+            </w:tcMar>
+          </w:tcPr>
+          <w:p>
+            <w:pPr>
+              <w:jc w:val="left"/>
+            </w:pPr>
+            <w:r>
+              <w:rPr>
+                <w:sz w:val="19"/>
+                <w:szCs w:val="19"/>
+              </w:rPr>
+              <w:t xml:space="preserve">26-connectivity</w:t>
+            </w:r>
+          </w:p>
+        </w:tc>
+        <w:tc>
+          <w:tcPr>
+            <w:tcW w:type="dxa" w:w="3830"/>
+            <w:tcBorders>
+              <w:top w:val="single" w:color="BFBFBF" w:sz="4"/>
+              <w:left w:val="single" w:color="BFBFBF" w:sz="4"/>
+              <w:bottom w:val="single" w:color="BFBFBF" w:sz="4"/>
+              <w:right w:val="single" w:color="BFBFBF" w:sz="4"/>
+            </w:tcBorders>
+            <w:tcMar>
+              <w:top w:type="dxa" w:w="50"/>
+              <w:left w:type="dxa" w:w="80"/>
+              <w:bottom w:type="dxa" w:w="50"/>
+              <w:right w:type="dxa" w:w="80"/>
+            </w:tcMar>
+          </w:tcPr>
+          <w:p>
+            <w:pPr>
+              <w:jc w:val="right"/>
+            </w:pPr>
+            <w:r>
+              <w:rPr>
+                <w:sz w:val="19"/>
+                <w:szCs w:val="19"/>
+              </w:rPr>
+              <w:t xml:space="preserve">43 / 115 (37.4 %)</w:t>
+            </w:r>
+          </w:p>
+        </w:tc>
+        <w:tc>
+          <w:tcPr>
+            <w:tcW w:type="dxa" w:w="3023"/>
+            <w:tcBorders>
+              <w:top w:val="single" w:color="BFBFBF" w:sz="4"/>
+              <w:left w:val="single" w:color="BFBFBF" w:sz="4"/>
+              <w:bottom w:val="single" w:color="BFBFBF" w:sz="4"/>
+              <w:right w:val="single" w:color="BFBFBF" w:sz="4"/>
+            </w:tcBorders>
+            <w:tcMar>
+              <w:top w:type="dxa" w:w="50"/>
+              <w:left w:type="dxa" w:w="80"/>
+              <w:bottom w:type="dxa" w:w="50"/>
+              <w:right w:type="dxa" w:w="80"/>
+            </w:tcMar>
+          </w:tcPr>
+          <w:p>
+            <w:pPr>
+              <w:jc w:val="right"/>
+            </w:pPr>
+            <w:r>
+              <w:rPr>
+                <w:sz w:val="19"/>
+                <w:szCs w:val="19"/>
+              </w:rPr>
+              <w:t xml:space="preserve">27.2 / 39.7</w:t>
+            </w:r>
+          </w:p>
+        </w:tc>
+      </w:tr>
+      <w:tr>
+        <w:tc>
+          <w:tcPr>
+            <w:tcW w:type="dxa" w:w="2217"/>
+            <w:tcBorders>
+              <w:top w:val="single" w:color="BFBFBF" w:sz="4"/>
+              <w:left w:val="single" w:color="BFBFBF" w:sz="4"/>
+              <w:bottom w:val="single" w:color="BFBFBF" w:sz="4"/>
+              <w:right w:val="single" w:color="BFBFBF" w:sz="4"/>
+            </w:tcBorders>
+            <w:tcMar>
+              <w:top w:type="dxa" w:w="50"/>
+              <w:left w:type="dxa" w:w="80"/>
+              <w:bottom w:type="dxa" w:w="50"/>
+              <w:right w:type="dxa" w:w="80"/>
+            </w:tcMar>
+          </w:tcPr>
+          <w:p>
+            <w:pPr>
+              <w:jc w:val="left"/>
+            </w:pPr>
+            <w:r>
+              <w:rPr>
+                <w:sz w:val="19"/>
+                <w:szCs w:val="19"/>
+              </w:rPr>
+              <w:t xml:space="preserve">Reference study [7]</w:t>
+            </w:r>
+          </w:p>
+        </w:tc>
+        <w:tc>
+          <w:tcPr>
+            <w:tcW w:type="dxa" w:w="3830"/>
+            <w:tcBorders>
+              <w:top w:val="single" w:color="BFBFBF" w:sz="4"/>
+              <w:left w:val="single" w:color="BFBFBF" w:sz="4"/>
+              <w:bottom w:val="single" w:color="BFBFBF" w:sz="4"/>
+              <w:right w:val="single" w:color="BFBFBF" w:sz="4"/>
+            </w:tcBorders>
+            <w:tcMar>
+              <w:top w:type="dxa" w:w="50"/>
+              <w:left w:type="dxa" w:w="80"/>
+              <w:bottom w:type="dxa" w:w="50"/>
+              <w:right w:type="dxa" w:w="80"/>
+            </w:tcMar>
+          </w:tcPr>
+          <w:p>
+            <w:pPr>
+              <w:jc w:val="left"/>
+            </w:pPr>
+            <w:r>
+              <w:rPr>
+                <w:sz w:val="19"/>
+                <w:szCs w:val="19"/>
+              </w:rPr>
+              <w:t xml:space="preserve">—</w:t>
+            </w:r>
+          </w:p>
+        </w:tc>
+        <w:tc>
+          <w:tcPr>
+            <w:tcW w:type="dxa" w:w="3023"/>
+            <w:tcBorders>
+              <w:top w:val="single" w:color="BFBFBF" w:sz="4"/>
+              <w:left w:val="single" w:color="BFBFBF" w:sz="4"/>
+              <w:bottom w:val="single" w:color="BFBFBF" w:sz="4"/>
+              <w:right w:val="single" w:color="BFBFBF" w:sz="4"/>
+            </w:tcBorders>
+            <w:tcMar>
+              <w:top w:type="dxa" w:w="50"/>
+              <w:left w:type="dxa" w:w="80"/>
+              <w:bottom w:type="dxa" w:w="50"/>
+              <w:right w:type="dxa" w:w="80"/>
+            </w:tcMar>
+          </w:tcPr>
+          <w:p>
+            <w:pPr>
+              <w:jc w:val="right"/>
+            </w:pPr>
+            <w:r>
+              <w:rPr>
+                <w:sz w:val="19"/>
+                <w:szCs w:val="19"/>
+              </w:rPr>
+              <w:t xml:space="preserve">28.9 / 41.2</w:t>
+            </w:r>
+          </w:p>
+        </w:tc>
+      </w:tr>
+    </w:tbl>
+    <w:p>
+      <w:pPr>
+        <w:spacing w:after="200" w:before="80"/>
+        <w:jc w:val="left"/>
+      </w:pPr>
+      <w:r>
+        <w:rPr>
+          <w:i/>
+          <w:iCs/>
+          <w:color w:val="404040"/>
+          <w:sz w:val="19"/>
+          <w:szCs w:val="19"/>
+        </w:rPr>
+        <w:t xml:space="preserve">Table 4.3. Lesion counts obtained with each connectivity rule, compared with the counts released by the authors.</w:t>
+      </w:r>
+    </w:p>
+    <w:p>
+      <w:pPr>
+        <w:spacing w:after="140" w:line="300"/>
+        <w:jc w:val="both"/>
+      </w:pPr>
+      <w:r>
+        <w:t xml:space="preserve">Only </w:t>
+      </w:r>
+      <w:r>
+        <w:rPr>
+          <w:b/>
+          <w:bCs/>
+        </w:rPr>
+        <w:t xml:space="preserve">6-connectivity</w:t>
+      </w:r>
+      <w:r>
+        <w:t xml:space="preserve"> reproduces the authors' numbers, in every study and without any minimum lesion size. The total lesion volume computed from the masks also matches the released values in all studies. This rule is adopted for all lesion counts and lesion-wise metrics in this thesis; otherwise LTPR and LFPR would not be comparable with the reference study. The voxel-wise Dice coefficient does not depend on it.</w:t>
+      </w:r>
+    </w:p>
+    <w:p>
+      <w:pPr>
+        <w:pStyle w:val="Heading2"/>
+        <w:keepNext/>
+      </w:pPr>
+      <w:r>
+        <w:t xml:space="preserve">4.4 Lesion load</w:t>
+      </w:r>
+    </w:p>
+    <w:p>
+      <w:pPr>
+        <w:spacing w:after="140" w:line="300"/>
+        <w:jc w:val="both"/>
+      </w:pPr>
+      <w:r>
+        <w:t xml:space="preserve">Lesion load varies enormously between studies (Figure 4.3): the total lesion volume ranges from 0.7 to 73 ml (median 6.0 ml) and the number of lesions from 3 to 193 (median 25). Lesion volume is only weakly correlated with disability (Spearman ρ = 0.33 with EDSS), in line with the well-known clinico-radiological paradox of MS.</w:t>
+      </w:r>
+    </w:p>
+    <w:p>
+      <w:pPr>
+        <w:keepNext/>
+        <w:spacing w:after="60" w:before="120"/>
+        <w:jc w:val="center"/>
+      </w:pPr>
+      <w:r>
+        <w:drawing>
+          <wp:inline distT="0" distB="0" distL="0" distR="0">
+            <wp:extent cx="5715000" cy="1933575"/>
+            <wp:effectExtent t="0" r="0" b="0" l="0"/>
+            <wp:docPr id="1" name="eda_lesion_load.png" descr="Figure 4.3. Total lesion volume (log scale) and number of lesions per study, training and test sets." title="eda_lesion_load.png"/>
+            <wp:cNvGraphicFramePr>
+              <a:graphicFrameLocks xmlns:a="http://schemas.openxmlformats.org/drawingml/2006/main" noChangeAspect="1"/>
+            </wp:cNvGraphicFramePr>
+            <a:graphic xmlns:a="http://schemas.openxmlformats.org/drawingml/2006/main">
+              <a:graphicData uri="http://schemas.openxmlformats.org/drawingml/2006/picture">
+                <pic:pic xmlns:pic="http://schemas.openxmlformats.org/drawingml/2006/picture">
+                  <pic:nvPicPr>
+                    <pic:cNvPr id="0" name="" descr=""/>
+                    <pic:cNvPicPr>
+                      <a:picLocks noChangeAspect="1" noChangeArrowheads="1"/>
+                    </pic:cNvPicPr>
+                  </pic:nvPicPr>
+                  <pic:blipFill>
+                    <a:blip r:embed="rId10" cstate="none"/>
+                    <a:srcRect/>
+                    <a:stretch>
+                      <a:fillRect/>
+                    </a:stretch>
+                  </pic:blipFill>
+                  <pic:spPr bwMode="auto">
+                    <a:xfrm>
+                      <a:off x="0" y="0"/>
+                      <a:ext cx="5715000" cy="1933575"/>
+                    </a:xfrm>
+                    <a:prstGeom prst="rect">
+                      <a:avLst/>
+                    </a:prstGeom>
+                  </pic:spPr>
+                </pic:pic>
+              </a:graphicData>
+            </a:graphic>
+          </wp:inline>
+        </w:drawing>
+      </w:r>
+    </w:p>
+    <w:p>
+      <w:pPr>
+        <w:spacing w:after="200"/>
+        <w:jc w:val="left"/>
+      </w:pPr>
+      <w:r>
+        <w:rPr>
+          <w:i/>
+          <w:iCs/>
+          <w:color w:val="404040"/>
+          <w:sz w:val="19"/>
+          <w:szCs w:val="19"/>
+        </w:rPr>
+        <w:t xml:space="preserve">Figure 4.3. Total lesion volume (log scale) and number of lesions per study, training and test sets.</w:t>
+      </w:r>
+    </w:p>
+    <w:p>
+      <w:pPr>
+        <w:spacing w:after="140" w:line="300"/>
+        <w:jc w:val="both"/>
+      </w:pPr>
+      <w:r>
+        <w:rPr>
+          <w:b/>
+          <w:bCs/>
+        </w:rPr>
+        <w:t xml:space="preserve">Implication.</w:t>
+      </w:r>
+      <w:r>
+        <w:t xml:space="preserve"> Segmentation metrics are expected to be lower and more variable for studies with little lesion, where every error weighs more. Results will also be reported by lesion-load group, not only as a global mean.</w:t>
+      </w:r>
+    </w:p>
+    <w:p>
+      <w:pPr>
+        <w:pStyle w:val="Heading2"/>
+        <w:keepNext/>
+      </w:pPr>
+      <w:r>
+        <w:t xml:space="preserve">4.5 Class imbalance</w:t>
+      </w:r>
+    </w:p>
+    <w:p>
+      <w:pPr>
+        <w:spacing w:after="140" w:line="300"/>
+        <w:jc w:val="both"/>
+      </w:pPr>
+      <w:r>
+        <w:t xml:space="preserve">Lesions occupy a median of </w:t>
+      </w:r>
+      <w:r>
+        <w:rPr>
+          <w:b/>
+          <w:bCs/>
+        </w:rPr>
+        <w:t xml:space="preserve">0.30 %</w:t>
+      </w:r>
+      <w:r>
+        <w:t xml:space="preserve"> of the brain volume (range 0.04–3.9 %): for every lesion voxel there are about 330 healthy voxels.</w:t>
+      </w:r>
+    </w:p>
+    <w:p>
+      <w:pPr>
+        <w:spacing w:after="140" w:line="300"/>
+        <w:jc w:val="both"/>
+      </w:pPr>
+      <w:r>
+        <w:rPr>
+          <w:b/>
+          <w:bCs/>
+        </w:rPr>
+        <w:t xml:space="preserve">Implication.</w:t>
+      </w:r>
+      <w:r>
+        <w:t xml:space="preserve"> Accuracy is meaningless (predicting "no lesion" everywhere would be 99.7 % accurate). Training requires overlap-based losses (Dice combined with cross-entropy) and oversampling of patches that contain lesions, and evaluation relies on the overlap and lesion-wise metrics of Section 5.3.</w:t>
+      </w:r>
+    </w:p>
+    <w:p>
+      <w:pPr>
+        <w:pStyle w:val="Heading2"/>
+        <w:keepNext/>
+      </w:pPr>
+      <w:r>
+        <w:t xml:space="preserve">4.6 Lesion size</w:t>
+      </w:r>
+    </w:p>
+    <w:p>
+      <w:pPr>
+        <w:spacing w:after="140" w:line="300"/>
+        <w:jc w:val="both"/>
+      </w:pPr>
+      <w:r>
+        <w:t xml:space="preserve">The 3,595 lesions have a median size of 63 mm³, but their size spans five orders of magnitude (Figure 4.4 and Table 4.4).</w:t>
+      </w:r>
+    </w:p>
+    <w:tbl>
+      <w:tblPr>
+        <w:tblW w:type="dxa" w:w="9070"/>
+        <w:tblBorders>
+          <w:top w:val="single" w:color="auto" w:sz="4"/>
+          <w:left w:val="single" w:color="auto" w:sz="4"/>
+          <w:bottom w:val="single" w:color="auto" w:sz="4"/>
+          <w:right w:val="single" w:color="auto" w:sz="4"/>
+          <w:insideH w:val="single" w:color="auto" w:sz="4"/>
+          <w:insideV w:val="single" w:color="auto" w:sz="4"/>
+        </w:tblBorders>
+      </w:tblPr>
+      <w:tblGrid>
+        <w:gridCol w:w="2419"/>
+        <w:gridCol w:w="2872"/>
+        <w:gridCol w:w="3779"/>
+      </w:tblGrid>
+      <w:tr>
+        <w:trPr>
+          <w:tblHeader/>
+        </w:trPr>
+        <w:tc>
+          <w:tcPr>
+            <w:tcW w:type="dxa" w:w="2419"/>
+            <w:tcBorders>
+              <w:top w:val="single" w:color="BFBFBF" w:sz="4"/>
+              <w:left w:val="single" w:color="BFBFBF" w:sz="4"/>
+              <w:bottom w:val="single" w:color="BFBFBF" w:sz="4"/>
+              <w:right w:val="single" w:color="BFBFBF" w:sz="4"/>
+            </w:tcBorders>
+            <w:shd w:fill="DCE6F2" w:color="auto" w:val="clear"/>
+            <w:tcMar>
+              <w:top w:type="dxa" w:w="50"/>
+              <w:left w:type="dxa" w:w="80"/>
+              <w:bottom w:type="dxa" w:w="50"/>
+              <w:right w:type="dxa" w:w="80"/>
+            </w:tcMar>
+          </w:tcPr>
+          <w:p>
+            <w:pPr>
+              <w:jc w:val="left"/>
+            </w:pPr>
+            <w:r>
+              <w:rPr>
+                <w:b/>
+                <w:bCs/>
+                <w:sz w:val="19"/>
+                <w:szCs w:val="19"/>
+              </w:rPr>
+              <w:t xml:space="preserve">Lesion size</w:t>
+            </w:r>
+          </w:p>
+        </w:tc>
+        <w:tc>
+          <w:tcPr>
+            <w:tcW w:type="dxa" w:w="2872"/>
+            <w:tcBorders>
+              <w:top w:val="single" w:color="BFBFBF" w:sz="4"/>
+              <w:left w:val="single" w:color="BFBFBF" w:sz="4"/>
+              <w:bottom w:val="single" w:color="BFBFBF" w:sz="4"/>
+              <w:right w:val="single" w:color="BFBFBF" w:sz="4"/>
+            </w:tcBorders>
+            <w:shd w:fill="DCE6F2" w:color="auto" w:val="clear"/>
+            <w:tcMar>
+              <w:top w:type="dxa" w:w="50"/>
+              <w:left w:type="dxa" w:w="80"/>
+              <w:bottom w:type="dxa" w:w="50"/>
+              <w:right w:type="dxa" w:w="80"/>
+            </w:tcMar>
+          </w:tcPr>
+          <w:p>
+            <w:pPr>
+              <w:jc w:val="left"/>
+            </w:pPr>
+            <w:r>
+              <w:rPr>
+                <w:b/>
+                <w:bCs/>
+                <w:sz w:val="19"/>
+                <w:szCs w:val="19"/>
+              </w:rPr>
+              <w:t xml:space="preserve">Share of lesions</w:t>
+            </w:r>
+          </w:p>
+        </w:tc>
+        <w:tc>
+          <w:tcPr>
+            <w:tcW w:type="dxa" w:w="3779"/>
+            <w:tcBorders>
+              <w:top w:val="single" w:color="BFBFBF" w:sz="4"/>
+              <w:left w:val="single" w:color="BFBFBF" w:sz="4"/>
+              <w:bottom w:val="single" w:color="BFBFBF" w:sz="4"/>
+              <w:right w:val="single" w:color="BFBFBF" w:sz="4"/>
+            </w:tcBorders>
+            <w:shd w:fill="DCE6F2" w:color="auto" w:val="clear"/>
+            <w:tcMar>
+              <w:top w:type="dxa" w:w="50"/>
+              <w:left w:type="dxa" w:w="80"/>
+              <w:bottom w:type="dxa" w:w="50"/>
+              <w:right w:type="dxa" w:w="80"/>
+            </w:tcMar>
+          </w:tcPr>
+          <w:p>
+            <w:pPr>
+              <w:jc w:val="left"/>
+            </w:pPr>
+            <w:r>
+              <w:rPr>
+                <w:b/>
+                <w:bCs/>
+                <w:sz w:val="19"/>
+                <w:szCs w:val="19"/>
+              </w:rPr>
+              <w:t xml:space="preserve">Share of lesion volume</w:t>
+            </w:r>
+          </w:p>
+        </w:tc>
+      </w:tr>
+      <w:tr>
+        <w:tc>
+          <w:tcPr>
+            <w:tcW w:type="dxa" w:w="2419"/>
+            <w:tcBorders>
+              <w:top w:val="single" w:color="BFBFBF" w:sz="4"/>
+              <w:left w:val="single" w:color="BFBFBF" w:sz="4"/>
+              <w:bottom w:val="single" w:color="BFBFBF" w:sz="4"/>
+              <w:right w:val="single" w:color="BFBFBF" w:sz="4"/>
+            </w:tcBorders>
+            <w:tcMar>
+              <w:top w:type="dxa" w:w="50"/>
+              <w:left w:type="dxa" w:w="80"/>
+              <w:bottom w:type="dxa" w:w="50"/>
+              <w:right w:type="dxa" w:w="80"/>
+            </w:tcMar>
+          </w:tcPr>
+          <w:p>
+            <w:pPr>
+              <w:jc w:val="left"/>
+            </w:pPr>
+            <w:r>
+              <w:rPr>
+                <w:sz w:val="19"/>
+                <w:szCs w:val="19"/>
+              </w:rPr>
+              <w:t xml:space="preserve">≤ 10 mm³</w:t>
+            </w:r>
+          </w:p>
+        </w:tc>
+        <w:tc>
+          <w:tcPr>
+            <w:tcW w:type="dxa" w:w="2872"/>
+            <w:tcBorders>
+              <w:top w:val="single" w:color="BFBFBF" w:sz="4"/>
+              <w:left w:val="single" w:color="BFBFBF" w:sz="4"/>
+              <w:bottom w:val="single" w:color="BFBFBF" w:sz="4"/>
+              <w:right w:val="single" w:color="BFBFBF" w:sz="4"/>
+            </w:tcBorders>
+            <w:tcMar>
+              <w:top w:type="dxa" w:w="50"/>
+              <w:left w:type="dxa" w:w="80"/>
+              <w:bottom w:type="dxa" w:w="50"/>
+              <w:right w:type="dxa" w:w="80"/>
+            </w:tcMar>
+          </w:tcPr>
+          <w:p>
+            <w:pPr>
+              <w:jc w:val="right"/>
+            </w:pPr>
+            <w:r>
+              <w:rPr>
+                <w:sz w:val="19"/>
+                <w:szCs w:val="19"/>
+              </w:rPr>
+              <w:t xml:space="preserve">10.7 %</w:t>
+            </w:r>
+          </w:p>
+        </w:tc>
+        <w:tc>
+          <w:tcPr>
+            <w:tcW w:type="dxa" w:w="3779"/>
+            <w:tcBorders>
+              <w:top w:val="single" w:color="BFBFBF" w:sz="4"/>
+              <w:left w:val="single" w:color="BFBFBF" w:sz="4"/>
+              <w:bottom w:val="single" w:color="BFBFBF" w:sz="4"/>
+              <w:right w:val="single" w:color="BFBFBF" w:sz="4"/>
+            </w:tcBorders>
+            <w:tcMar>
+              <w:top w:type="dxa" w:w="50"/>
+              <w:left w:type="dxa" w:w="80"/>
+              <w:bottom w:type="dxa" w:w="50"/>
+              <w:right w:type="dxa" w:w="80"/>
+            </w:tcMar>
+          </w:tcPr>
+          <w:p>
+            <w:pPr>
+              <w:jc w:val="right"/>
+            </w:pPr>
+            <w:r>
+              <w:rPr>
+                <w:sz w:val="19"/>
+                <w:szCs w:val="19"/>
+              </w:rPr>
+              <w:t xml:space="preserve">0.1 %</w:t>
+            </w:r>
+          </w:p>
+        </w:tc>
+      </w:tr>
+      <w:tr>
+        <w:tc>
+          <w:tcPr>
+            <w:tcW w:type="dxa" w:w="2419"/>
+            <w:tcBorders>
+              <w:top w:val="single" w:color="BFBFBF" w:sz="4"/>
+              <w:left w:val="single" w:color="BFBFBF" w:sz="4"/>
+              <w:bottom w:val="single" w:color="BFBFBF" w:sz="4"/>
+              <w:right w:val="single" w:color="BFBFBF" w:sz="4"/>
+            </w:tcBorders>
+            <w:tcMar>
+              <w:top w:type="dxa" w:w="50"/>
+              <w:left w:type="dxa" w:w="80"/>
+              <w:bottom w:type="dxa" w:w="50"/>
+              <w:right w:type="dxa" w:w="80"/>
+            </w:tcMar>
+          </w:tcPr>
+          <w:p>
+            <w:pPr>
+              <w:jc w:val="left"/>
+            </w:pPr>
+            <w:r>
+              <w:rPr>
+                <w:sz w:val="19"/>
+                <w:szCs w:val="19"/>
+              </w:rPr>
+              <w:t xml:space="preserve">11–27 mm³</w:t>
+            </w:r>
+          </w:p>
+        </w:tc>
+        <w:tc>
+          <w:tcPr>
+            <w:tcW w:type="dxa" w:w="2872"/>
+            <w:tcBorders>
+              <w:top w:val="single" w:color="BFBFBF" w:sz="4"/>
+              <w:left w:val="single" w:color="BFBFBF" w:sz="4"/>
+              <w:bottom w:val="single" w:color="BFBFBF" w:sz="4"/>
+              <w:right w:val="single" w:color="BFBFBF" w:sz="4"/>
+            </w:tcBorders>
+            <w:tcMar>
+              <w:top w:type="dxa" w:w="50"/>
+              <w:left w:type="dxa" w:w="80"/>
+              <w:bottom w:type="dxa" w:w="50"/>
+              <w:right w:type="dxa" w:w="80"/>
+            </w:tcMar>
+          </w:tcPr>
+          <w:p>
+            <w:pPr>
+              <w:jc w:val="right"/>
+            </w:pPr>
+            <w:r>
+              <w:rPr>
+                <w:sz w:val="19"/>
+                <w:szCs w:val="19"/>
+              </w:rPr>
+              <w:t xml:space="preserve">12.8 %</w:t>
+            </w:r>
+          </w:p>
+        </w:tc>
+        <w:tc>
+          <w:tcPr>
+            <w:tcW w:type="dxa" w:w="3779"/>
+            <w:tcBorders>
+              <w:top w:val="single" w:color="BFBFBF" w:sz="4"/>
+              <w:left w:val="single" w:color="BFBFBF" w:sz="4"/>
+              <w:bottom w:val="single" w:color="BFBFBF" w:sz="4"/>
+              <w:right w:val="single" w:color="BFBFBF" w:sz="4"/>
+            </w:tcBorders>
+            <w:tcMar>
+              <w:top w:type="dxa" w:w="50"/>
+              <w:left w:type="dxa" w:w="80"/>
+              <w:bottom w:type="dxa" w:w="50"/>
+              <w:right w:type="dxa" w:w="80"/>
+            </w:tcMar>
+          </w:tcPr>
+          <w:p>
+            <w:pPr>
+              <w:jc w:val="right"/>
+            </w:pPr>
+            <w:r>
+              <w:rPr>
+                <w:sz w:val="19"/>
+                <w:szCs w:val="19"/>
+              </w:rPr>
+              <w:t xml:space="preserve">0.7 %</w:t>
+            </w:r>
+          </w:p>
+        </w:tc>
+      </w:tr>
+      <w:tr>
+        <w:tc>
+          <w:tcPr>
+            <w:tcW w:type="dxa" w:w="2419"/>
+            <w:tcBorders>
+              <w:top w:val="single" w:color="BFBFBF" w:sz="4"/>
+              <w:left w:val="single" w:color="BFBFBF" w:sz="4"/>
+              <w:bottom w:val="single" w:color="BFBFBF" w:sz="4"/>
+              <w:right w:val="single" w:color="BFBFBF" w:sz="4"/>
+            </w:tcBorders>
+            <w:tcMar>
+              <w:top w:type="dxa" w:w="50"/>
+              <w:left w:type="dxa" w:w="80"/>
+              <w:bottom w:type="dxa" w:w="50"/>
+              <w:right w:type="dxa" w:w="80"/>
+            </w:tcMar>
+          </w:tcPr>
+          <w:p>
+            <w:pPr>
+              <w:jc w:val="left"/>
+            </w:pPr>
+            <w:r>
+              <w:rPr>
+                <w:sz w:val="19"/>
+                <w:szCs w:val="19"/>
+              </w:rPr>
+              <w:t xml:space="preserve">28–100 mm³</w:t>
+            </w:r>
+          </w:p>
+        </w:tc>
+        <w:tc>
+          <w:tcPr>
+            <w:tcW w:type="dxa" w:w="2872"/>
+            <w:tcBorders>
+              <w:top w:val="single" w:color="BFBFBF" w:sz="4"/>
+              <w:left w:val="single" w:color="BFBFBF" w:sz="4"/>
+              <w:bottom w:val="single" w:color="BFBFBF" w:sz="4"/>
+              <w:right w:val="single" w:color="BFBFBF" w:sz="4"/>
+            </w:tcBorders>
+            <w:tcMar>
+              <w:top w:type="dxa" w:w="50"/>
+              <w:left w:type="dxa" w:w="80"/>
+              <w:bottom w:type="dxa" w:w="50"/>
+              <w:right w:type="dxa" w:w="80"/>
+            </w:tcMar>
+          </w:tcPr>
+          <w:p>
+            <w:pPr>
+              <w:jc w:val="right"/>
+            </w:pPr>
+            <w:r>
+              <w:rPr>
+                <w:sz w:val="19"/>
+                <w:szCs w:val="19"/>
+              </w:rPr>
+              <w:t xml:space="preserve">42.3 %</w:t>
+            </w:r>
+          </w:p>
+        </w:tc>
+        <w:tc>
+          <w:tcPr>
+            <w:tcW w:type="dxa" w:w="3779"/>
+            <w:tcBorders>
+              <w:top w:val="single" w:color="BFBFBF" w:sz="4"/>
+              <w:left w:val="single" w:color="BFBFBF" w:sz="4"/>
+              <w:bottom w:val="single" w:color="BFBFBF" w:sz="4"/>
+              <w:right w:val="single" w:color="BFBFBF" w:sz="4"/>
+            </w:tcBorders>
+            <w:tcMar>
+              <w:top w:type="dxa" w:w="50"/>
+              <w:left w:type="dxa" w:w="80"/>
+              <w:bottom w:type="dxa" w:w="50"/>
+              <w:right w:type="dxa" w:w="80"/>
+            </w:tcMar>
+          </w:tcPr>
+          <w:p>
+            <w:pPr>
+              <w:jc w:val="right"/>
+            </w:pPr>
+            <w:r>
+              <w:rPr>
+                <w:sz w:val="19"/>
+                <w:szCs w:val="19"/>
+              </w:rPr>
+              <w:t xml:space="preserve">6.4 %</w:t>
+            </w:r>
+          </w:p>
+        </w:tc>
+      </w:tr>
+      <w:tr>
+        <w:tc>
+          <w:tcPr>
+            <w:tcW w:type="dxa" w:w="2419"/>
+            <w:tcBorders>
+              <w:top w:val="single" w:color="BFBFBF" w:sz="4"/>
+              <w:left w:val="single" w:color="BFBFBF" w:sz="4"/>
+              <w:bottom w:val="single" w:color="BFBFBF" w:sz="4"/>
+              <w:right w:val="single" w:color="BFBFBF" w:sz="4"/>
+            </w:tcBorders>
+            <w:tcMar>
+              <w:top w:type="dxa" w:w="50"/>
+              <w:left w:type="dxa" w:w="80"/>
+              <w:bottom w:type="dxa" w:w="50"/>
+              <w:right w:type="dxa" w:w="80"/>
+            </w:tcMar>
+          </w:tcPr>
+          <w:p>
+            <w:pPr>
+              <w:jc w:val="left"/>
+            </w:pPr>
+            <w:r>
+              <w:rPr>
+                <w:sz w:val="19"/>
+                <w:szCs w:val="19"/>
+              </w:rPr>
+              <w:t xml:space="preserve">101–1,000 mm³</w:t>
+            </w:r>
+          </w:p>
+        </w:tc>
+        <w:tc>
+          <w:tcPr>
+            <w:tcW w:type="dxa" w:w="2872"/>
+            <w:tcBorders>
+              <w:top w:val="single" w:color="BFBFBF" w:sz="4"/>
+              <w:left w:val="single" w:color="BFBFBF" w:sz="4"/>
+              <w:bottom w:val="single" w:color="BFBFBF" w:sz="4"/>
+              <w:right w:val="single" w:color="BFBFBF" w:sz="4"/>
+            </w:tcBorders>
+            <w:tcMar>
+              <w:top w:type="dxa" w:w="50"/>
+              <w:left w:type="dxa" w:w="80"/>
+              <w:bottom w:type="dxa" w:w="50"/>
+              <w:right w:type="dxa" w:w="80"/>
+            </w:tcMar>
+          </w:tcPr>
+          <w:p>
+            <w:pPr>
+              <w:jc w:val="right"/>
+            </w:pPr>
+            <w:r>
+              <w:rPr>
+                <w:sz w:val="19"/>
+                <w:szCs w:val="19"/>
+              </w:rPr>
+              <w:t xml:space="preserve">29.3 %</w:t>
+            </w:r>
+          </w:p>
+        </w:tc>
+        <w:tc>
+          <w:tcPr>
+            <w:tcW w:type="dxa" w:w="3779"/>
+            <w:tcBorders>
+              <w:top w:val="single" w:color="BFBFBF" w:sz="4"/>
+              <w:left w:val="single" w:color="BFBFBF" w:sz="4"/>
+              <w:bottom w:val="single" w:color="BFBFBF" w:sz="4"/>
+              <w:right w:val="single" w:color="BFBFBF" w:sz="4"/>
+            </w:tcBorders>
+            <w:tcMar>
+              <w:top w:type="dxa" w:w="50"/>
+              <w:left w:type="dxa" w:w="80"/>
+              <w:bottom w:type="dxa" w:w="50"/>
+              <w:right w:type="dxa" w:w="80"/>
+            </w:tcMar>
+          </w:tcPr>
+          <w:p>
+            <w:pPr>
+              <w:jc w:val="right"/>
+            </w:pPr>
+            <w:r>
+              <w:rPr>
+                <w:sz w:val="19"/>
+                <w:szCs w:val="19"/>
+              </w:rPr>
+              <w:t xml:space="preserve">21.3 %</w:t>
+            </w:r>
+          </w:p>
+        </w:tc>
+      </w:tr>
+      <w:tr>
+        <w:tc>
+          <w:tcPr>
+            <w:tcW w:type="dxa" w:w="2419"/>
+            <w:tcBorders>
+              <w:top w:val="single" w:color="BFBFBF" w:sz="4"/>
+              <w:left w:val="single" w:color="BFBFBF" w:sz="4"/>
+              <w:bottom w:val="single" w:color="BFBFBF" w:sz="4"/>
+              <w:right w:val="single" w:color="BFBFBF" w:sz="4"/>
+            </w:tcBorders>
+            <w:tcMar>
+              <w:top w:type="dxa" w:w="50"/>
+              <w:left w:type="dxa" w:w="80"/>
+              <w:bottom w:type="dxa" w:w="50"/>
+              <w:right w:type="dxa" w:w="80"/>
+            </w:tcMar>
+          </w:tcPr>
+          <w:p>
+            <w:pPr>
+              <w:jc w:val="left"/>
+            </w:pPr>
+            <w:r>
+              <w:rPr>
+                <w:sz w:val="19"/>
+                <w:szCs w:val="19"/>
+              </w:rPr>
+              <w:t xml:space="preserve">&gt; 1,000 mm³</w:t>
+            </w:r>
+          </w:p>
+        </w:tc>
+        <w:tc>
+          <w:tcPr>
+            <w:tcW w:type="dxa" w:w="2872"/>
+            <w:tcBorders>
+              <w:top w:val="single" w:color="BFBFBF" w:sz="4"/>
+              <w:left w:val="single" w:color="BFBFBF" w:sz="4"/>
+              <w:bottom w:val="single" w:color="BFBFBF" w:sz="4"/>
+              <w:right w:val="single" w:color="BFBFBF" w:sz="4"/>
+            </w:tcBorders>
+            <w:tcMar>
+              <w:top w:type="dxa" w:w="50"/>
+              <w:left w:type="dxa" w:w="80"/>
+              <w:bottom w:type="dxa" w:w="50"/>
+              <w:right w:type="dxa" w:w="80"/>
+            </w:tcMar>
+          </w:tcPr>
+          <w:p>
+            <w:pPr>
+              <w:jc w:val="right"/>
+            </w:pPr>
+            <w:r>
+              <w:rPr>
+                <w:sz w:val="19"/>
+                <w:szCs w:val="19"/>
+              </w:rPr>
+              <w:t xml:space="preserve">5.0 %</w:t>
+            </w:r>
+          </w:p>
+        </w:tc>
+        <w:tc>
+          <w:tcPr>
+            <w:tcW w:type="dxa" w:w="3779"/>
+            <w:tcBorders>
+              <w:top w:val="single" w:color="BFBFBF" w:sz="4"/>
+              <w:left w:val="single" w:color="BFBFBF" w:sz="4"/>
+              <w:bottom w:val="single" w:color="BFBFBF" w:sz="4"/>
+              <w:right w:val="single" w:color="BFBFBF" w:sz="4"/>
+            </w:tcBorders>
+            <w:tcMar>
+              <w:top w:type="dxa" w:w="50"/>
+              <w:left w:type="dxa" w:w="80"/>
+              <w:bottom w:type="dxa" w:w="50"/>
+              <w:right w:type="dxa" w:w="80"/>
+            </w:tcMar>
+          </w:tcPr>
+          <w:p>
+            <w:pPr>
+              <w:jc w:val="right"/>
+            </w:pPr>
+            <w:r>
+              <w:rPr>
+                <w:sz w:val="19"/>
+                <w:szCs w:val="19"/>
+              </w:rPr>
+              <w:t xml:space="preserve">71.5 %</w:t>
+            </w:r>
+          </w:p>
+        </w:tc>
+      </w:tr>
+    </w:tbl>
+    <w:p>
+      <w:pPr>
+        <w:spacing w:after="200" w:before="80"/>
+        <w:jc w:val="left"/>
+      </w:pPr>
+      <w:r>
+        <w:rPr>
+          <w:i/>
+          <w:iCs/>
+          <w:color w:val="404040"/>
+          <w:sz w:val="19"/>
+          <w:szCs w:val="19"/>
+        </w:rPr>
+        <w:t xml:space="preserve">Table 4.4. Distribution of lesion sizes (all studies).</w:t>
+      </w:r>
+    </w:p>
+    <w:p>
+      <w:pPr>
+        <w:keepNext/>
+        <w:spacing w:after="60" w:before="120"/>
+        <w:jc w:val="center"/>
+      </w:pPr>
+      <w:r>
+        <w:drawing>
+          <wp:inline distT="0" distB="0" distL="0" distR="0">
+            <wp:extent cx="5715000" cy="2657475"/>
+            <wp:effectExtent t="0" r="0" b="0" l="0"/>
+            <wp:docPr id="1" name="eda_lesion_sizes.png" descr="Figure 4.4. Size of each lesion (log scale). Two out of three lesions are 100 mm³ or smaller." title="eda_lesion_sizes.png"/>
+            <wp:cNvGraphicFramePr>
+              <a:graphicFrameLocks xmlns:a="http://schemas.openxmlformats.org/drawingml/2006/main" noChangeAspect="1"/>
+            </wp:cNvGraphicFramePr>
+            <a:graphic xmlns:a="http://schemas.openxmlformats.org/drawingml/2006/main">
+              <a:graphicData uri="http://schemas.openxmlformats.org/drawingml/2006/picture">
+                <pic:pic xmlns:pic="http://schemas.openxmlformats.org/drawingml/2006/picture">
+                  <pic:nvPicPr>
+                    <pic:cNvPr id="0" name="" descr=""/>
+                    <pic:cNvPicPr>
+                      <a:picLocks noChangeAspect="1" noChangeArrowheads="1"/>
+                    </pic:cNvPicPr>
+                  </pic:nvPicPr>
+                  <pic:blipFill>
+                    <a:blip r:embed="rId11" cstate="none"/>
+                    <a:srcRect/>
+                    <a:stretch>
+                      <a:fillRect/>
+                    </a:stretch>
+                  </pic:blipFill>
+                  <pic:spPr bwMode="auto">
+                    <a:xfrm>
+                      <a:off x="0" y="0"/>
+                      <a:ext cx="5715000" cy="2657475"/>
+                    </a:xfrm>
+                    <a:prstGeom prst="rect">
+                      <a:avLst/>
+                    </a:prstGeom>
+                  </pic:spPr>
+                </pic:pic>
+              </a:graphicData>
+            </a:graphic>
+          </wp:inline>
+        </w:drawing>
+      </w:r>
+    </w:p>
+    <w:p>
+      <w:pPr>
+        <w:spacing w:after="200"/>
+        <w:jc w:val="left"/>
+      </w:pPr>
+      <w:r>
+        <w:rPr>
+          <w:i/>
+          <w:iCs/>
+          <w:color w:val="404040"/>
+          <w:sz w:val="19"/>
+          <w:szCs w:val="19"/>
+        </w:rPr>
+        <w:t xml:space="preserve">Figure 4.4. Size of each lesion (log scale). Two out of three lesions are 100 mm³ or smaller.</w:t>
+      </w:r>
+    </w:p>
+    <w:p>
+      <w:pPr>
+        <w:spacing w:after="140" w:line="300"/>
+        <w:jc w:val="both"/>
+      </w:pPr>
+      <w:r>
+        <w:rPr>
+          <w:b/>
+          <w:bCs/>
+        </w:rPr>
+        <w:t xml:space="preserve">Two out of three lesions are small (≤ 100 mm³), yet together they account for only 7 % of the lesion volume</w:t>
+      </w:r>
+      <w:r>
+        <w:t xml:space="preserve">, while 5 % of the lesions account for 72 % of it.</w:t>
+      </w:r>
+    </w:p>
+    <w:p>
+      <w:pPr>
+        <w:spacing w:after="140" w:line="300"/>
+        <w:jc w:val="both"/>
+      </w:pPr>
+      <w:r>
+        <w:rPr>
+          <w:b/>
+          <w:bCs/>
+        </w:rPr>
+        <w:t xml:space="preserve">Implication.</w:t>
+      </w:r>
+      <w:r>
+        <w:t xml:space="preserve"> The voxel-wise Dice coefficient is dominated by a few large lesions: a model can miss most small lesions and still obtain a good Dice. Lesion-wise metrics and an analysis stratified by lesion size are therefore essential, and small-lesion detection is the main target for improvement (objective O3).</w:t>
+      </w:r>
+    </w:p>
+    <w:p>
+      <w:pPr>
+        <w:pStyle w:val="Heading2"/>
+        <w:keepNext/>
+      </w:pPr>
+      <w:r>
+        <w:t xml:space="preserve">4.7 Scanners and intensities</w:t>
+      </w:r>
+    </w:p>
+    <w:p>
+      <w:pPr>
+        <w:spacing w:after="140" w:line="300"/>
+        <w:jc w:val="both"/>
+      </w:pPr>
+      <w:r>
+        <w:t xml:space="preserve">The studies were acquired on eight scanner models from three manufacturers (Table 4.5), at 1.5 T and 3 T, with FLAIR slice thicknesses between 2 and 5 mm.</w:t>
+      </w:r>
+    </w:p>
+    <w:tbl>
+      <w:tblPr>
+        <w:tblW w:type="dxa" w:w="9070"/>
+        <w:tblBorders>
+          <w:top w:val="single" w:color="auto" w:sz="4"/>
+          <w:left w:val="single" w:color="auto" w:sz="4"/>
+          <w:bottom w:val="single" w:color="auto" w:sz="4"/>
+          <w:right w:val="single" w:color="auto" w:sz="4"/>
+          <w:insideH w:val="single" w:color="auto" w:sz="4"/>
+          <w:insideV w:val="single" w:color="auto" w:sz="4"/>
+        </w:tblBorders>
+      </w:tblPr>
+      <w:tblGrid>
+        <w:gridCol w:w="2777"/>
+        <w:gridCol w:w="3517"/>
+        <w:gridCol w:w="2776"/>
+      </w:tblGrid>
+      <w:tr>
+        <w:trPr>
+          <w:tblHeader/>
+        </w:trPr>
+        <w:tc>
+          <w:tcPr>
+            <w:tcW w:type="dxa" w:w="2777"/>
+            <w:tcBorders>
+              <w:top w:val="single" w:color="BFBFBF" w:sz="4"/>
+              <w:left w:val="single" w:color="BFBFBF" w:sz="4"/>
+              <w:bottom w:val="single" w:color="BFBFBF" w:sz="4"/>
+              <w:right w:val="single" w:color="BFBFBF" w:sz="4"/>
+            </w:tcBorders>
+            <w:shd w:fill="DCE6F2" w:color="auto" w:val="clear"/>
+            <w:tcMar>
+              <w:top w:type="dxa" w:w="50"/>
+              <w:left w:type="dxa" w:w="80"/>
+              <w:bottom w:type="dxa" w:w="50"/>
+              <w:right w:type="dxa" w:w="80"/>
+            </w:tcMar>
+          </w:tcPr>
+          <w:p>
+            <w:pPr>
+              <w:jc w:val="left"/>
+            </w:pPr>
+            <w:r>
+              <w:rPr>
+                <w:b/>
+                <w:bCs/>
+                <w:sz w:val="19"/>
+                <w:szCs w:val="19"/>
+              </w:rPr>
+              <w:t xml:space="preserve">Manufacturer</w:t>
+            </w:r>
+          </w:p>
+        </w:tc>
+        <w:tc>
+          <w:tcPr>
+            <w:tcW w:type="dxa" w:w="3517"/>
+            <w:tcBorders>
+              <w:top w:val="single" w:color="BFBFBF" w:sz="4"/>
+              <w:left w:val="single" w:color="BFBFBF" w:sz="4"/>
+              <w:bottom w:val="single" w:color="BFBFBF" w:sz="4"/>
+              <w:right w:val="single" w:color="BFBFBF" w:sz="4"/>
+            </w:tcBorders>
+            <w:shd w:fill="DCE6F2" w:color="auto" w:val="clear"/>
+            <w:tcMar>
+              <w:top w:type="dxa" w:w="50"/>
+              <w:left w:type="dxa" w:w="80"/>
+              <w:bottom w:type="dxa" w:w="50"/>
+              <w:right w:type="dxa" w:w="80"/>
+            </w:tcMar>
+          </w:tcPr>
+          <w:p>
+            <w:pPr>
+              <w:jc w:val="left"/>
+            </w:pPr>
+            <w:r>
+              <w:rPr>
+                <w:b/>
+                <w:bCs/>
+                <w:sz w:val="19"/>
+                <w:szCs w:val="19"/>
+              </w:rPr>
+              <w:t xml:space="preserve">Training studies</w:t>
+            </w:r>
+          </w:p>
+        </w:tc>
+        <w:tc>
+          <w:tcPr>
+            <w:tcW w:type="dxa" w:w="2776"/>
+            <w:tcBorders>
+              <w:top w:val="single" w:color="BFBFBF" w:sz="4"/>
+              <w:left w:val="single" w:color="BFBFBF" w:sz="4"/>
+              <w:bottom w:val="single" w:color="BFBFBF" w:sz="4"/>
+              <w:right w:val="single" w:color="BFBFBF" w:sz="4"/>
+            </w:tcBorders>
+            <w:shd w:fill="DCE6F2" w:color="auto" w:val="clear"/>
+            <w:tcMar>
+              <w:top w:type="dxa" w:w="50"/>
+              <w:left w:type="dxa" w:w="80"/>
+              <w:bottom w:type="dxa" w:w="50"/>
+              <w:right w:type="dxa" w:w="80"/>
+            </w:tcMar>
+          </w:tcPr>
+          <w:p>
+            <w:pPr>
+              <w:jc w:val="left"/>
+            </w:pPr>
+            <w:r>
+              <w:rPr>
+                <w:b/>
+                <w:bCs/>
+                <w:sz w:val="19"/>
+                <w:szCs w:val="19"/>
+              </w:rPr>
+              <w:t xml:space="preserve">Test studies</w:t>
+            </w:r>
+          </w:p>
+        </w:tc>
+      </w:tr>
+      <w:tr>
+        <w:tc>
+          <w:tcPr>
+            <w:tcW w:type="dxa" w:w="2777"/>
+            <w:tcBorders>
+              <w:top w:val="single" w:color="BFBFBF" w:sz="4"/>
+              <w:left w:val="single" w:color="BFBFBF" w:sz="4"/>
+              <w:bottom w:val="single" w:color="BFBFBF" w:sz="4"/>
+              <w:right w:val="single" w:color="BFBFBF" w:sz="4"/>
+            </w:tcBorders>
+            <w:tcMar>
+              <w:top w:type="dxa" w:w="50"/>
+              <w:left w:type="dxa" w:w="80"/>
+              <w:bottom w:type="dxa" w:w="50"/>
+              <w:right w:type="dxa" w:w="80"/>
+            </w:tcMar>
+          </w:tcPr>
+          <w:p>
+            <w:pPr>
+              <w:jc w:val="left"/>
+            </w:pPr>
+            <w:r>
+              <w:rPr>
+                <w:sz w:val="19"/>
+                <w:szCs w:val="19"/>
+              </w:rPr>
+              <w:t xml:space="preserve">Philips</w:t>
+            </w:r>
+          </w:p>
+        </w:tc>
+        <w:tc>
+          <w:tcPr>
+            <w:tcW w:type="dxa" w:w="3517"/>
+            <w:tcBorders>
+              <w:top w:val="single" w:color="BFBFBF" w:sz="4"/>
+              <w:left w:val="single" w:color="BFBFBF" w:sz="4"/>
+              <w:bottom w:val="single" w:color="BFBFBF" w:sz="4"/>
+              <w:right w:val="single" w:color="BFBFBF" w:sz="4"/>
+            </w:tcBorders>
+            <w:tcMar>
+              <w:top w:type="dxa" w:w="50"/>
+              <w:left w:type="dxa" w:w="80"/>
+              <w:bottom w:type="dxa" w:w="50"/>
+              <w:right w:type="dxa" w:w="80"/>
+            </w:tcMar>
+          </w:tcPr>
+          <w:p>
+            <w:pPr>
+              <w:jc w:val="right"/>
+            </w:pPr>
+            <w:r>
+              <w:rPr>
+                <w:sz w:val="19"/>
+                <w:szCs w:val="19"/>
+              </w:rPr>
+              <w:t xml:space="preserve">84 (90 %)</w:t>
+            </w:r>
+          </w:p>
+        </w:tc>
+        <w:tc>
+          <w:tcPr>
+            <w:tcW w:type="dxa" w:w="2776"/>
+            <w:tcBorders>
+              <w:top w:val="single" w:color="BFBFBF" w:sz="4"/>
+              <w:left w:val="single" w:color="BFBFBF" w:sz="4"/>
+              <w:bottom w:val="single" w:color="BFBFBF" w:sz="4"/>
+              <w:right w:val="single" w:color="BFBFBF" w:sz="4"/>
+            </w:tcBorders>
+            <w:tcMar>
+              <w:top w:type="dxa" w:w="50"/>
+              <w:left w:type="dxa" w:w="80"/>
+              <w:bottom w:type="dxa" w:w="50"/>
+              <w:right w:type="dxa" w:w="80"/>
+            </w:tcMar>
+          </w:tcPr>
+          <w:p>
+            <w:pPr>
+              <w:jc w:val="right"/>
+            </w:pPr>
+            <w:r>
+              <w:rPr>
+                <w:sz w:val="19"/>
+                <w:szCs w:val="19"/>
+              </w:rPr>
+              <w:t xml:space="preserve">16 (73 %)</w:t>
+            </w:r>
+          </w:p>
+        </w:tc>
+      </w:tr>
+      <w:tr>
+        <w:tc>
+          <w:tcPr>
+            <w:tcW w:type="dxa" w:w="2777"/>
+            <w:tcBorders>
+              <w:top w:val="single" w:color="BFBFBF" w:sz="4"/>
+              <w:left w:val="single" w:color="BFBFBF" w:sz="4"/>
+              <w:bottom w:val="single" w:color="BFBFBF" w:sz="4"/>
+              <w:right w:val="single" w:color="BFBFBF" w:sz="4"/>
+            </w:tcBorders>
+            <w:tcMar>
+              <w:top w:type="dxa" w:w="50"/>
+              <w:left w:type="dxa" w:w="80"/>
+              <w:bottom w:type="dxa" w:w="50"/>
+              <w:right w:type="dxa" w:w="80"/>
+            </w:tcMar>
+          </w:tcPr>
+          <w:p>
+            <w:pPr>
+              <w:jc w:val="left"/>
+            </w:pPr>
+            <w:r>
+              <w:rPr>
+                <w:sz w:val="19"/>
+                <w:szCs w:val="19"/>
+              </w:rPr>
+              <w:t xml:space="preserve">GE</w:t>
+            </w:r>
+          </w:p>
+        </w:tc>
+        <w:tc>
+          <w:tcPr>
+            <w:tcW w:type="dxa" w:w="3517"/>
+            <w:tcBorders>
+              <w:top w:val="single" w:color="BFBFBF" w:sz="4"/>
+              <w:left w:val="single" w:color="BFBFBF" w:sz="4"/>
+              <w:bottom w:val="single" w:color="BFBFBF" w:sz="4"/>
+              <w:right w:val="single" w:color="BFBFBF" w:sz="4"/>
+            </w:tcBorders>
+            <w:tcMar>
+              <w:top w:type="dxa" w:w="50"/>
+              <w:left w:type="dxa" w:w="80"/>
+              <w:bottom w:type="dxa" w:w="50"/>
+              <w:right w:type="dxa" w:w="80"/>
+            </w:tcMar>
+          </w:tcPr>
+          <w:p>
+            <w:pPr>
+              <w:jc w:val="right"/>
+            </w:pPr>
+            <w:r>
+              <w:rPr>
+                <w:sz w:val="19"/>
+                <w:szCs w:val="19"/>
+              </w:rPr>
+              <w:t xml:space="preserve">4 (4 %)</w:t>
+            </w:r>
+          </w:p>
+        </w:tc>
+        <w:tc>
+          <w:tcPr>
+            <w:tcW w:type="dxa" w:w="2776"/>
+            <w:tcBorders>
+              <w:top w:val="single" w:color="BFBFBF" w:sz="4"/>
+              <w:left w:val="single" w:color="BFBFBF" w:sz="4"/>
+              <w:bottom w:val="single" w:color="BFBFBF" w:sz="4"/>
+              <w:right w:val="single" w:color="BFBFBF" w:sz="4"/>
+            </w:tcBorders>
+            <w:tcMar>
+              <w:top w:type="dxa" w:w="50"/>
+              <w:left w:type="dxa" w:w="80"/>
+              <w:bottom w:type="dxa" w:w="50"/>
+              <w:right w:type="dxa" w:w="80"/>
+            </w:tcMar>
+          </w:tcPr>
+          <w:p>
+            <w:pPr>
+              <w:jc w:val="right"/>
+            </w:pPr>
+            <w:r>
+              <w:rPr>
+                <w:sz w:val="19"/>
+                <w:szCs w:val="19"/>
+              </w:rPr>
+              <w:t xml:space="preserve">5 (23 %)</w:t>
+            </w:r>
+          </w:p>
+        </w:tc>
+      </w:tr>
+      <w:tr>
+        <w:tc>
+          <w:tcPr>
+            <w:tcW w:type="dxa" w:w="2777"/>
+            <w:tcBorders>
+              <w:top w:val="single" w:color="BFBFBF" w:sz="4"/>
+              <w:left w:val="single" w:color="BFBFBF" w:sz="4"/>
+              <w:bottom w:val="single" w:color="BFBFBF" w:sz="4"/>
+              <w:right w:val="single" w:color="BFBFBF" w:sz="4"/>
+            </w:tcBorders>
+            <w:tcMar>
+              <w:top w:type="dxa" w:w="50"/>
+              <w:left w:type="dxa" w:w="80"/>
+              <w:bottom w:type="dxa" w:w="50"/>
+              <w:right w:type="dxa" w:w="80"/>
+            </w:tcMar>
+          </w:tcPr>
+          <w:p>
+            <w:pPr>
+              <w:jc w:val="left"/>
+            </w:pPr>
+            <w:r>
+              <w:rPr>
+                <w:sz w:val="19"/>
+                <w:szCs w:val="19"/>
+              </w:rPr>
+              <w:t xml:space="preserve">Siemens</w:t>
+            </w:r>
+          </w:p>
+        </w:tc>
+        <w:tc>
+          <w:tcPr>
+            <w:tcW w:type="dxa" w:w="3517"/>
+            <w:tcBorders>
+              <w:top w:val="single" w:color="BFBFBF" w:sz="4"/>
+              <w:left w:val="single" w:color="BFBFBF" w:sz="4"/>
+              <w:bottom w:val="single" w:color="BFBFBF" w:sz="4"/>
+              <w:right w:val="single" w:color="BFBFBF" w:sz="4"/>
+            </w:tcBorders>
+            <w:tcMar>
+              <w:top w:type="dxa" w:w="50"/>
+              <w:left w:type="dxa" w:w="80"/>
+              <w:bottom w:type="dxa" w:w="50"/>
+              <w:right w:type="dxa" w:w="80"/>
+            </w:tcMar>
+          </w:tcPr>
+          <w:p>
+            <w:pPr>
+              <w:jc w:val="right"/>
+            </w:pPr>
+            <w:r>
+              <w:rPr>
+                <w:sz w:val="19"/>
+                <w:szCs w:val="19"/>
+              </w:rPr>
+              <w:t xml:space="preserve">0</w:t>
+            </w:r>
+          </w:p>
+        </w:tc>
+        <w:tc>
+          <w:tcPr>
+            <w:tcW w:type="dxa" w:w="2776"/>
+            <w:tcBorders>
+              <w:top w:val="single" w:color="BFBFBF" w:sz="4"/>
+              <w:left w:val="single" w:color="BFBFBF" w:sz="4"/>
+              <w:bottom w:val="single" w:color="BFBFBF" w:sz="4"/>
+              <w:right w:val="single" w:color="BFBFBF" w:sz="4"/>
+            </w:tcBorders>
+            <w:tcMar>
+              <w:top w:type="dxa" w:w="50"/>
+              <w:left w:type="dxa" w:w="80"/>
+              <w:bottom w:type="dxa" w:w="50"/>
+              <w:right w:type="dxa" w:w="80"/>
+            </w:tcMar>
+          </w:tcPr>
+          <w:p>
+            <w:pPr>
+              <w:jc w:val="right"/>
+            </w:pPr>
+            <w:r>
+              <w:rPr>
+                <w:sz w:val="19"/>
+                <w:szCs w:val="19"/>
+              </w:rPr>
+              <w:t xml:space="preserve">1 (5 %)</w:t>
+            </w:r>
+          </w:p>
+        </w:tc>
+      </w:tr>
+      <w:tr>
+        <w:tc>
+          <w:tcPr>
+            <w:tcW w:type="dxa" w:w="2777"/>
+            <w:tcBorders>
+              <w:top w:val="single" w:color="BFBFBF" w:sz="4"/>
+              <w:left w:val="single" w:color="BFBFBF" w:sz="4"/>
+              <w:bottom w:val="single" w:color="BFBFBF" w:sz="4"/>
+              <w:right w:val="single" w:color="BFBFBF" w:sz="4"/>
+            </w:tcBorders>
+            <w:tcMar>
+              <w:top w:type="dxa" w:w="50"/>
+              <w:left w:type="dxa" w:w="80"/>
+              <w:bottom w:type="dxa" w:w="50"/>
+              <w:right w:type="dxa" w:w="80"/>
+            </w:tcMar>
+          </w:tcPr>
+          <w:p>
+            <w:pPr>
+              <w:jc w:val="left"/>
+            </w:pPr>
+            <w:r>
+              <w:rPr>
+                <w:sz w:val="19"/>
+                <w:szCs w:val="19"/>
+              </w:rPr>
+              <w:t xml:space="preserve">Unknown</w:t>
+            </w:r>
+          </w:p>
+        </w:tc>
+        <w:tc>
+          <w:tcPr>
+            <w:tcW w:type="dxa" w:w="3517"/>
+            <w:tcBorders>
+              <w:top w:val="single" w:color="BFBFBF" w:sz="4"/>
+              <w:left w:val="single" w:color="BFBFBF" w:sz="4"/>
+              <w:bottom w:val="single" w:color="BFBFBF" w:sz="4"/>
+              <w:right w:val="single" w:color="BFBFBF" w:sz="4"/>
+            </w:tcBorders>
+            <w:tcMar>
+              <w:top w:type="dxa" w:w="50"/>
+              <w:left w:type="dxa" w:w="80"/>
+              <w:bottom w:type="dxa" w:w="50"/>
+              <w:right w:type="dxa" w:w="80"/>
+            </w:tcMar>
+          </w:tcPr>
+          <w:p>
+            <w:pPr>
+              <w:jc w:val="right"/>
+            </w:pPr>
+            <w:r>
+              <w:rPr>
+                <w:sz w:val="19"/>
+                <w:szCs w:val="19"/>
+              </w:rPr>
+              <w:t xml:space="preserve">5 (5 %)</w:t>
+            </w:r>
+          </w:p>
+        </w:tc>
+        <w:tc>
+          <w:tcPr>
+            <w:tcW w:type="dxa" w:w="2776"/>
+            <w:tcBorders>
+              <w:top w:val="single" w:color="BFBFBF" w:sz="4"/>
+              <w:left w:val="single" w:color="BFBFBF" w:sz="4"/>
+              <w:bottom w:val="single" w:color="BFBFBF" w:sz="4"/>
+              <w:right w:val="single" w:color="BFBFBF" w:sz="4"/>
+            </w:tcBorders>
+            <w:tcMar>
+              <w:top w:type="dxa" w:w="50"/>
+              <w:left w:type="dxa" w:w="80"/>
+              <w:bottom w:type="dxa" w:w="50"/>
+              <w:right w:type="dxa" w:w="80"/>
+            </w:tcMar>
+          </w:tcPr>
+          <w:p>
+            <w:pPr>
+              <w:jc w:val="right"/>
+            </w:pPr>
+            <w:r>
+              <w:rPr>
+                <w:sz w:val="19"/>
+                <w:szCs w:val="19"/>
+              </w:rPr>
+              <w:t xml:space="preserve">0</w:t>
+            </w:r>
+          </w:p>
+        </w:tc>
+      </w:tr>
+    </w:tbl>
+    <w:p>
+      <w:pPr>
+        <w:spacing w:after="200" w:before="80"/>
+        <w:jc w:val="left"/>
+      </w:pPr>
+      <w:r>
+        <w:rPr>
+          <w:i/>
+          <w:iCs/>
+          <w:color w:val="404040"/>
+          <w:sz w:val="19"/>
+          <w:szCs w:val="19"/>
+        </w:rPr>
+        <w:t xml:space="preserve">Table 4.5. Scanner manufacturer by subset (FLAIR metadata).</w:t>
+      </w:r>
+    </w:p>
+    <w:p>
+      <w:pPr>
+        <w:spacing w:after="140" w:line="300"/>
+        <w:jc w:val="both"/>
+      </w:pPr>
+      <w:r>
+        <w:t xml:space="preserve">Image intensities are not comparable between studies: the 99th percentile of the FLAIR brain intensity ranges from 130 to 1,675 arbitrary units and depends on the manufacturer (median 806 for GE versus 273 for Philips), but also varies widely within the same manufacturer (Figure 4.5). Lesions are clearly hyperintense on FLAIR (the median lesion intensity is 1.45 times the median brain intensity, median over studies) and much less so on T1-w (1.12) and T2-w (1.16). Moreover, </w:t>
+      </w:r>
+      <w:r>
+        <w:rPr>
+          <w:b/>
+          <w:bCs/>
+        </w:rPr>
+        <w:t xml:space="preserve">non-Philips studies are much more frequent in the test set (27 %) than in the training set (4 %)</w:t>
+      </w:r>
+      <w:r>
+        <w:t xml:space="preserve">. The reference study only registers and skull-strips the images; it does not describe any intensity normalisation or harmonisation, nor results by scanner.</w:t>
+      </w:r>
+    </w:p>
+    <w:p>
+      <w:pPr>
+        <w:keepNext/>
+        <w:spacing w:after="60" w:before="120"/>
+        <w:jc w:val="center"/>
+      </w:pPr>
+      <w:r>
+        <w:drawing>
+          <wp:inline distT="0" distB="0" distL="0" distR="0">
+            <wp:extent cx="5715000" cy="1771650"/>
+            <wp:effectExtent t="0" r="0" b="0" l="0"/>
+            <wp:docPr id="1" name="eda_intensities_by_manufacturer.png" descr="Figure 4.5. 99th percentile of the brain intensity by manufacturer and sequence." title="eda_intensities_by_manufacturer.png"/>
+            <wp:cNvGraphicFramePr>
+              <a:graphicFrameLocks xmlns:a="http://schemas.openxmlformats.org/drawingml/2006/main" noChangeAspect="1"/>
+            </wp:cNvGraphicFramePr>
+            <a:graphic xmlns:a="http://schemas.openxmlformats.org/drawingml/2006/main">
+              <a:graphicData uri="http://schemas.openxmlformats.org/drawingml/2006/picture">
+                <pic:pic xmlns:pic="http://schemas.openxmlformats.org/drawingml/2006/picture">
+                  <pic:nvPicPr>
+                    <pic:cNvPr id="0" name="" descr=""/>
+                    <pic:cNvPicPr>
+                      <a:picLocks noChangeAspect="1" noChangeArrowheads="1"/>
+                    </pic:cNvPicPr>
+                  </pic:nvPicPr>
+                  <pic:blipFill>
+                    <a:blip r:embed="rId12" cstate="none"/>
+                    <a:srcRect/>
+                    <a:stretch>
+                      <a:fillRect/>
+                    </a:stretch>
+                  </pic:blipFill>
+                  <pic:spPr bwMode="auto">
+                    <a:xfrm>
+                      <a:off x="0" y="0"/>
+                      <a:ext cx="5715000" cy="1771650"/>
+                    </a:xfrm>
+                    <a:prstGeom prst="rect">
+                      <a:avLst/>
+                    </a:prstGeom>
+                  </pic:spPr>
+                </pic:pic>
+              </a:graphicData>
+            </a:graphic>
+          </wp:inline>
+        </w:drawing>
+      </w:r>
+    </w:p>
+    <w:p>
+      <w:pPr>
+        <w:spacing w:after="200"/>
+        <w:jc w:val="left"/>
+      </w:pPr>
+      <w:r>
+        <w:rPr>
+          <w:i/>
+          <w:iCs/>
+          <w:color w:val="404040"/>
+          <w:sz w:val="19"/>
+          <w:szCs w:val="19"/>
+        </w:rPr>
+        <w:t xml:space="preserve">Figure 4.5. 99th percentile of the brain intensity by manufacturer and sequence.</w:t>
+      </w:r>
+    </w:p>
+    <w:p>
+      <w:pPr>
+        <w:spacing w:after="140" w:line="300"/>
+        <w:jc w:val="both"/>
+      </w:pPr>
+      <w:r>
+        <w:rPr>
+          <w:b/>
+          <w:bCs/>
+        </w:rPr>
+        <w:t xml:space="preserve">Implication.</w:t>
+      </w:r>
+      <w:r>
+        <w:t xml:space="preserve"> Each image must be intensity-normalised (z-score within the brain) and intensity augmentation should be used during training. Results will be reported by manufacturer (Philips versus others) to measure robustness to the acquisition. FLAIR is the most informative sequence.</w:t>
+      </w:r>
+    </w:p>
+    <w:p>
+      <w:pPr>
+        <w:pStyle w:val="Heading2"/>
+        <w:keepNext/>
+      </w:pPr>
+      <w:r>
+        <w:t xml:space="preserve">4.8 Longitudinal patients</w:t>
+      </w:r>
+    </w:p>
+    <w:p>
+      <w:pPr>
+        <w:spacing w:after="140" w:line="300"/>
+        <w:jc w:val="both"/>
+      </w:pPr>
+      <w:r>
+        <w:t xml:space="preserve">For the 25 training patients with more than one timepoint, lesion volume is usually stable between consecutive visits (Figure 4.6): the median ratio between visits is 1.03 and 22 of the 40 pairs change by less than 20 %. Four pairs change by more than a factor of three (Table 4.6).</w:t>
+      </w:r>
+    </w:p>
+    <w:tbl>
+      <w:tblPr>
+        <w:tblW w:type="dxa" w:w="9070"/>
+        <w:tblBorders>
+          <w:top w:val="single" w:color="auto" w:sz="4"/>
+          <w:left w:val="single" w:color="auto" w:sz="4"/>
+          <w:bottom w:val="single" w:color="auto" w:sz="4"/>
+          <w:right w:val="single" w:color="auto" w:sz="4"/>
+          <w:insideH w:val="single" w:color="auto" w:sz="4"/>
+          <w:insideV w:val="single" w:color="auto" w:sz="4"/>
+        </w:tblBorders>
+      </w:tblPr>
+      <w:tblGrid>
+        <w:gridCol w:w="1463"/>
+        <w:gridCol w:w="1463"/>
+        <w:gridCol w:w="3218"/>
+        <w:gridCol w:w="1170"/>
+        <w:gridCol w:w="1756"/>
+      </w:tblGrid>
+      <w:tr>
+        <w:trPr>
+          <w:tblHeader/>
+        </w:trPr>
+        <w:tc>
+          <w:tcPr>
+            <w:tcW w:type="dxa" w:w="1463"/>
+            <w:tcBorders>
+              <w:top w:val="single" w:color="BFBFBF" w:sz="4"/>
+              <w:left w:val="single" w:color="BFBFBF" w:sz="4"/>
+              <w:bottom w:val="single" w:color="BFBFBF" w:sz="4"/>
+              <w:right w:val="single" w:color="BFBFBF" w:sz="4"/>
+            </w:tcBorders>
+            <w:shd w:fill="DCE6F2" w:color="auto" w:val="clear"/>
+            <w:tcMar>
+              <w:top w:type="dxa" w:w="50"/>
+              <w:left w:type="dxa" w:w="80"/>
+              <w:bottom w:type="dxa" w:w="50"/>
+              <w:right w:type="dxa" w:w="80"/>
+            </w:tcMar>
+          </w:tcPr>
+          <w:p>
+            <w:pPr>
+              <w:jc w:val="left"/>
+            </w:pPr>
+            <w:r>
+              <w:rPr>
+                <w:b/>
+                <w:bCs/>
+                <w:sz w:val="19"/>
+                <w:szCs w:val="19"/>
+              </w:rPr>
+              <w:t xml:space="preserve">Patient</w:t>
+            </w:r>
+          </w:p>
+        </w:tc>
+        <w:tc>
+          <w:tcPr>
+            <w:tcW w:type="dxa" w:w="1463"/>
+            <w:tcBorders>
+              <w:top w:val="single" w:color="BFBFBF" w:sz="4"/>
+              <w:left w:val="single" w:color="BFBFBF" w:sz="4"/>
+              <w:bottom w:val="single" w:color="BFBFBF" w:sz="4"/>
+              <w:right w:val="single" w:color="BFBFBF" w:sz="4"/>
+            </w:tcBorders>
+            <w:shd w:fill="DCE6F2" w:color="auto" w:val="clear"/>
+            <w:tcMar>
+              <w:top w:type="dxa" w:w="50"/>
+              <w:left w:type="dxa" w:w="80"/>
+              <w:bottom w:type="dxa" w:w="50"/>
+              <w:right w:type="dxa" w:w="80"/>
+            </w:tcMar>
+          </w:tcPr>
+          <w:p>
+            <w:pPr>
+              <w:jc w:val="left"/>
+            </w:pPr>
+            <w:r>
+              <w:rPr>
+                <w:b/>
+                <w:bCs/>
+                <w:sz w:val="19"/>
+                <w:szCs w:val="19"/>
+              </w:rPr>
+              <w:t xml:space="preserve">Visits</w:t>
+            </w:r>
+          </w:p>
+        </w:tc>
+        <w:tc>
+          <w:tcPr>
+            <w:tcW w:type="dxa" w:w="3218"/>
+            <w:tcBorders>
+              <w:top w:val="single" w:color="BFBFBF" w:sz="4"/>
+              <w:left w:val="single" w:color="BFBFBF" w:sz="4"/>
+              <w:bottom w:val="single" w:color="BFBFBF" w:sz="4"/>
+              <w:right w:val="single" w:color="BFBFBF" w:sz="4"/>
+            </w:tcBorders>
+            <w:shd w:fill="DCE6F2" w:color="auto" w:val="clear"/>
+            <w:tcMar>
+              <w:top w:type="dxa" w:w="50"/>
+              <w:left w:type="dxa" w:w="80"/>
+              <w:bottom w:type="dxa" w:w="50"/>
+              <w:right w:type="dxa" w:w="80"/>
+            </w:tcMar>
+          </w:tcPr>
+          <w:p>
+            <w:pPr>
+              <w:jc w:val="left"/>
+            </w:pPr>
+            <w:r>
+              <w:rPr>
+                <w:b/>
+                <w:bCs/>
+                <w:sz w:val="19"/>
+                <w:szCs w:val="19"/>
+              </w:rPr>
+              <w:t xml:space="preserve">Lesion volume (mm³)</w:t>
+            </w:r>
+          </w:p>
+        </w:tc>
+        <w:tc>
+          <w:tcPr>
+            <w:tcW w:type="dxa" w:w="1170"/>
+            <w:tcBorders>
+              <w:top w:val="single" w:color="BFBFBF" w:sz="4"/>
+              <w:left w:val="single" w:color="BFBFBF" w:sz="4"/>
+              <w:bottom w:val="single" w:color="BFBFBF" w:sz="4"/>
+              <w:right w:val="single" w:color="BFBFBF" w:sz="4"/>
+            </w:tcBorders>
+            <w:shd w:fill="DCE6F2" w:color="auto" w:val="clear"/>
+            <w:tcMar>
+              <w:top w:type="dxa" w:w="50"/>
+              <w:left w:type="dxa" w:w="80"/>
+              <w:bottom w:type="dxa" w:w="50"/>
+              <w:right w:type="dxa" w:w="80"/>
+            </w:tcMar>
+          </w:tcPr>
+          <w:p>
+            <w:pPr>
+              <w:jc w:val="left"/>
+            </w:pPr>
+            <w:r>
+              <w:rPr>
+                <w:b/>
+                <w:bCs/>
+                <w:sz w:val="19"/>
+                <w:szCs w:val="19"/>
+              </w:rPr>
+              <w:t xml:space="preserve">Ratio</w:t>
+            </w:r>
+          </w:p>
+        </w:tc>
+        <w:tc>
+          <w:tcPr>
+            <w:tcW w:type="dxa" w:w="1756"/>
+            <w:tcBorders>
+              <w:top w:val="single" w:color="BFBFBF" w:sz="4"/>
+              <w:left w:val="single" w:color="BFBFBF" w:sz="4"/>
+              <w:bottom w:val="single" w:color="BFBFBF" w:sz="4"/>
+              <w:right w:val="single" w:color="BFBFBF" w:sz="4"/>
+            </w:tcBorders>
+            <w:shd w:fill="DCE6F2" w:color="auto" w:val="clear"/>
+            <w:tcMar>
+              <w:top w:type="dxa" w:w="50"/>
+              <w:left w:type="dxa" w:w="80"/>
+              <w:bottom w:type="dxa" w:w="50"/>
+              <w:right w:type="dxa" w:w="80"/>
+            </w:tcMar>
+          </w:tcPr>
+          <w:p>
+            <w:pPr>
+              <w:jc w:val="left"/>
+            </w:pPr>
+            <w:r>
+              <w:rPr>
+                <w:b/>
+                <w:bCs/>
+                <w:sz w:val="19"/>
+                <w:szCs w:val="19"/>
+              </w:rPr>
+              <w:t xml:space="preserve">EDSS</w:t>
+            </w:r>
+          </w:p>
+        </w:tc>
+      </w:tr>
+      <w:tr>
+        <w:tc>
+          <w:tcPr>
+            <w:tcW w:type="dxa" w:w="1463"/>
+            <w:tcBorders>
+              <w:top w:val="single" w:color="BFBFBF" w:sz="4"/>
+              <w:left w:val="single" w:color="BFBFBF" w:sz="4"/>
+              <w:bottom w:val="single" w:color="BFBFBF" w:sz="4"/>
+              <w:right w:val="single" w:color="BFBFBF" w:sz="4"/>
+            </w:tcBorders>
+            <w:tcMar>
+              <w:top w:type="dxa" w:w="50"/>
+              <w:left w:type="dxa" w:w="80"/>
+              <w:bottom w:type="dxa" w:w="50"/>
+              <w:right w:type="dxa" w:w="80"/>
+            </w:tcMar>
+          </w:tcPr>
+          <w:p>
+            <w:pPr>
+              <w:jc w:val="left"/>
+            </w:pPr>
+            <w:r>
+              <w:rPr>
+                <w:sz w:val="19"/>
+                <w:szCs w:val="19"/>
+              </w:rPr>
+              <w:t xml:space="preserve">P20</w:t>
+            </w:r>
+          </w:p>
+        </w:tc>
+        <w:tc>
+          <w:tcPr>
+            <w:tcW w:type="dxa" w:w="1463"/>
+            <w:tcBorders>
+              <w:top w:val="single" w:color="BFBFBF" w:sz="4"/>
+              <w:left w:val="single" w:color="BFBFBF" w:sz="4"/>
+              <w:bottom w:val="single" w:color="BFBFBF" w:sz="4"/>
+              <w:right w:val="single" w:color="BFBFBF" w:sz="4"/>
+            </w:tcBorders>
+            <w:tcMar>
+              <w:top w:type="dxa" w:w="50"/>
+              <w:left w:type="dxa" w:w="80"/>
+              <w:bottom w:type="dxa" w:w="50"/>
+              <w:right w:type="dxa" w:w="80"/>
+            </w:tcMar>
+          </w:tcPr>
+          <w:p>
+            <w:pPr>
+              <w:jc w:val="left"/>
+            </w:pPr>
+            <w:r>
+              <w:rPr>
+                <w:sz w:val="19"/>
+                <w:szCs w:val="19"/>
+              </w:rPr>
+              <w:t xml:space="preserve">T1 → T2</w:t>
+            </w:r>
+          </w:p>
+        </w:tc>
+        <w:tc>
+          <w:tcPr>
+            <w:tcW w:type="dxa" w:w="3218"/>
+            <w:tcBorders>
+              <w:top w:val="single" w:color="BFBFBF" w:sz="4"/>
+              <w:left w:val="single" w:color="BFBFBF" w:sz="4"/>
+              <w:bottom w:val="single" w:color="BFBFBF" w:sz="4"/>
+              <w:right w:val="single" w:color="BFBFBF" w:sz="4"/>
+            </w:tcBorders>
+            <w:tcMar>
+              <w:top w:type="dxa" w:w="50"/>
+              <w:left w:type="dxa" w:w="80"/>
+              <w:bottom w:type="dxa" w:w="50"/>
+              <w:right w:type="dxa" w:w="80"/>
+            </w:tcMar>
+          </w:tcPr>
+          <w:p>
+            <w:pPr>
+              <w:jc w:val="right"/>
+            </w:pPr>
+            <w:r>
+              <w:rPr>
+                <w:sz w:val="19"/>
+                <w:szCs w:val="19"/>
+              </w:rPr>
+              <w:t xml:space="preserve">744 → 5,807</w:t>
+            </w:r>
+          </w:p>
+        </w:tc>
+        <w:tc>
+          <w:tcPr>
+            <w:tcW w:type="dxa" w:w="1170"/>
+            <w:tcBorders>
+              <w:top w:val="single" w:color="BFBFBF" w:sz="4"/>
+              <w:left w:val="single" w:color="BFBFBF" w:sz="4"/>
+              <w:bottom w:val="single" w:color="BFBFBF" w:sz="4"/>
+              <w:right w:val="single" w:color="BFBFBF" w:sz="4"/>
+            </w:tcBorders>
+            <w:tcMar>
+              <w:top w:type="dxa" w:w="50"/>
+              <w:left w:type="dxa" w:w="80"/>
+              <w:bottom w:type="dxa" w:w="50"/>
+              <w:right w:type="dxa" w:w="80"/>
+            </w:tcMar>
+          </w:tcPr>
+          <w:p>
+            <w:pPr>
+              <w:jc w:val="right"/>
+            </w:pPr>
+            <w:r>
+              <w:rPr>
+                <w:sz w:val="19"/>
+                <w:szCs w:val="19"/>
+              </w:rPr>
+              <w:t xml:space="preserve">7.81</w:t>
+            </w:r>
+          </w:p>
+        </w:tc>
+        <w:tc>
+          <w:tcPr>
+            <w:tcW w:type="dxa" w:w="1756"/>
+            <w:tcBorders>
+              <w:top w:val="single" w:color="BFBFBF" w:sz="4"/>
+              <w:left w:val="single" w:color="BFBFBF" w:sz="4"/>
+              <w:bottom w:val="single" w:color="BFBFBF" w:sz="4"/>
+              <w:right w:val="single" w:color="BFBFBF" w:sz="4"/>
+            </w:tcBorders>
+            <w:tcMar>
+              <w:top w:type="dxa" w:w="50"/>
+              <w:left w:type="dxa" w:w="80"/>
+              <w:bottom w:type="dxa" w:w="50"/>
+              <w:right w:type="dxa" w:w="80"/>
+            </w:tcMar>
+          </w:tcPr>
+          <w:p>
+            <w:pPr>
+              <w:jc w:val="right"/>
+            </w:pPr>
+            <w:r>
+              <w:rPr>
+                <w:sz w:val="19"/>
+                <w:szCs w:val="19"/>
+              </w:rPr>
+              <w:t xml:space="preserve">3.0 → 0.0</w:t>
+            </w:r>
+          </w:p>
+        </w:tc>
+      </w:tr>
+      <w:tr>
+        <w:tc>
+          <w:tcPr>
+            <w:tcW w:type="dxa" w:w="1463"/>
+            <w:tcBorders>
+              <w:top w:val="single" w:color="BFBFBF" w:sz="4"/>
+              <w:left w:val="single" w:color="BFBFBF" w:sz="4"/>
+              <w:bottom w:val="single" w:color="BFBFBF" w:sz="4"/>
+              <w:right w:val="single" w:color="BFBFBF" w:sz="4"/>
+            </w:tcBorders>
+            <w:tcMar>
+              <w:top w:type="dxa" w:w="50"/>
+              <w:left w:type="dxa" w:w="80"/>
+              <w:bottom w:type="dxa" w:w="50"/>
+              <w:right w:type="dxa" w:w="80"/>
+            </w:tcMar>
+          </w:tcPr>
+          <w:p>
+            <w:pPr>
+              <w:jc w:val="left"/>
+            </w:pPr>
+            <w:r>
+              <w:rPr>
+                <w:sz w:val="19"/>
+                <w:szCs w:val="19"/>
+              </w:rPr>
+              <w:t xml:space="preserve">P20</w:t>
+            </w:r>
+          </w:p>
+        </w:tc>
+        <w:tc>
+          <w:tcPr>
+            <w:tcW w:type="dxa" w:w="1463"/>
+            <w:tcBorders>
+              <w:top w:val="single" w:color="BFBFBF" w:sz="4"/>
+              <w:left w:val="single" w:color="BFBFBF" w:sz="4"/>
+              <w:bottom w:val="single" w:color="BFBFBF" w:sz="4"/>
+              <w:right w:val="single" w:color="BFBFBF" w:sz="4"/>
+            </w:tcBorders>
+            <w:tcMar>
+              <w:top w:type="dxa" w:w="50"/>
+              <w:left w:type="dxa" w:w="80"/>
+              <w:bottom w:type="dxa" w:w="50"/>
+              <w:right w:type="dxa" w:w="80"/>
+            </w:tcMar>
+          </w:tcPr>
+          <w:p>
+            <w:pPr>
+              <w:jc w:val="left"/>
+            </w:pPr>
+            <w:r>
+              <w:rPr>
+                <w:sz w:val="19"/>
+                <w:szCs w:val="19"/>
+              </w:rPr>
+              <w:t xml:space="preserve">T2 → T3</w:t>
+            </w:r>
+          </w:p>
+        </w:tc>
+        <w:tc>
+          <w:tcPr>
+            <w:tcW w:type="dxa" w:w="3218"/>
+            <w:tcBorders>
+              <w:top w:val="single" w:color="BFBFBF" w:sz="4"/>
+              <w:left w:val="single" w:color="BFBFBF" w:sz="4"/>
+              <w:bottom w:val="single" w:color="BFBFBF" w:sz="4"/>
+              <w:right w:val="single" w:color="BFBFBF" w:sz="4"/>
+            </w:tcBorders>
+            <w:tcMar>
+              <w:top w:type="dxa" w:w="50"/>
+              <w:left w:type="dxa" w:w="80"/>
+              <w:bottom w:type="dxa" w:w="50"/>
+              <w:right w:type="dxa" w:w="80"/>
+            </w:tcMar>
+          </w:tcPr>
+          <w:p>
+            <w:pPr>
+              <w:jc w:val="right"/>
+            </w:pPr>
+            <w:r>
+              <w:rPr>
+                <w:sz w:val="19"/>
+                <w:szCs w:val="19"/>
+              </w:rPr>
+              <w:t xml:space="preserve">5,807 → 1,537</w:t>
+            </w:r>
+          </w:p>
+        </w:tc>
+        <w:tc>
+          <w:tcPr>
+            <w:tcW w:type="dxa" w:w="1170"/>
+            <w:tcBorders>
+              <w:top w:val="single" w:color="BFBFBF" w:sz="4"/>
+              <w:left w:val="single" w:color="BFBFBF" w:sz="4"/>
+              <w:bottom w:val="single" w:color="BFBFBF" w:sz="4"/>
+              <w:right w:val="single" w:color="BFBFBF" w:sz="4"/>
+            </w:tcBorders>
+            <w:tcMar>
+              <w:top w:type="dxa" w:w="50"/>
+              <w:left w:type="dxa" w:w="80"/>
+              <w:bottom w:type="dxa" w:w="50"/>
+              <w:right w:type="dxa" w:w="80"/>
+            </w:tcMar>
+          </w:tcPr>
+          <w:p>
+            <w:pPr>
+              <w:jc w:val="right"/>
+            </w:pPr>
+            <w:r>
+              <w:rPr>
+                <w:sz w:val="19"/>
+                <w:szCs w:val="19"/>
+              </w:rPr>
+              <w:t xml:space="preserve">0.26</w:t>
+            </w:r>
+          </w:p>
+        </w:tc>
+        <w:tc>
+          <w:tcPr>
+            <w:tcW w:type="dxa" w:w="1756"/>
+            <w:tcBorders>
+              <w:top w:val="single" w:color="BFBFBF" w:sz="4"/>
+              <w:left w:val="single" w:color="BFBFBF" w:sz="4"/>
+              <w:bottom w:val="single" w:color="BFBFBF" w:sz="4"/>
+              <w:right w:val="single" w:color="BFBFBF" w:sz="4"/>
+            </w:tcBorders>
+            <w:tcMar>
+              <w:top w:type="dxa" w:w="50"/>
+              <w:left w:type="dxa" w:w="80"/>
+              <w:bottom w:type="dxa" w:w="50"/>
+              <w:right w:type="dxa" w:w="80"/>
+            </w:tcMar>
+          </w:tcPr>
+          <w:p>
+            <w:pPr>
+              <w:jc w:val="right"/>
+            </w:pPr>
+            <w:r>
+              <w:rPr>
+                <w:sz w:val="19"/>
+                <w:szCs w:val="19"/>
+              </w:rPr>
+              <w:t xml:space="preserve">0.0 → 1.0</w:t>
+            </w:r>
+          </w:p>
+        </w:tc>
+      </w:tr>
+      <w:tr>
+        <w:tc>
+          <w:tcPr>
+            <w:tcW w:type="dxa" w:w="1463"/>
+            <w:tcBorders>
+              <w:top w:val="single" w:color="BFBFBF" w:sz="4"/>
+              <w:left w:val="single" w:color="BFBFBF" w:sz="4"/>
+              <w:bottom w:val="single" w:color="BFBFBF" w:sz="4"/>
+              <w:right w:val="single" w:color="BFBFBF" w:sz="4"/>
+            </w:tcBorders>
+            <w:tcMar>
+              <w:top w:type="dxa" w:w="50"/>
+              <w:left w:type="dxa" w:w="80"/>
+              <w:bottom w:type="dxa" w:w="50"/>
+              <w:right w:type="dxa" w:w="80"/>
+            </w:tcMar>
+          </w:tcPr>
+          <w:p>
+            <w:pPr>
+              <w:jc w:val="left"/>
+            </w:pPr>
+            <w:r>
+              <w:rPr>
+                <w:sz w:val="19"/>
+                <w:szCs w:val="19"/>
+              </w:rPr>
+              <w:t xml:space="preserve">P49</w:t>
+            </w:r>
+          </w:p>
+        </w:tc>
+        <w:tc>
+          <w:tcPr>
+            <w:tcW w:type="dxa" w:w="1463"/>
+            <w:tcBorders>
+              <w:top w:val="single" w:color="BFBFBF" w:sz="4"/>
+              <w:left w:val="single" w:color="BFBFBF" w:sz="4"/>
+              <w:bottom w:val="single" w:color="BFBFBF" w:sz="4"/>
+              <w:right w:val="single" w:color="BFBFBF" w:sz="4"/>
+            </w:tcBorders>
+            <w:tcMar>
+              <w:top w:type="dxa" w:w="50"/>
+              <w:left w:type="dxa" w:w="80"/>
+              <w:bottom w:type="dxa" w:w="50"/>
+              <w:right w:type="dxa" w:w="80"/>
+            </w:tcMar>
+          </w:tcPr>
+          <w:p>
+            <w:pPr>
+              <w:jc w:val="left"/>
+            </w:pPr>
+            <w:r>
+              <w:rPr>
+                <w:sz w:val="19"/>
+                <w:szCs w:val="19"/>
+              </w:rPr>
+              <w:t xml:space="preserve">T1 → T2</w:t>
+            </w:r>
+          </w:p>
+        </w:tc>
+        <w:tc>
+          <w:tcPr>
+            <w:tcW w:type="dxa" w:w="3218"/>
+            <w:tcBorders>
+              <w:top w:val="single" w:color="BFBFBF" w:sz="4"/>
+              <w:left w:val="single" w:color="BFBFBF" w:sz="4"/>
+              <w:bottom w:val="single" w:color="BFBFBF" w:sz="4"/>
+              <w:right w:val="single" w:color="BFBFBF" w:sz="4"/>
+            </w:tcBorders>
+            <w:tcMar>
+              <w:top w:type="dxa" w:w="50"/>
+              <w:left w:type="dxa" w:w="80"/>
+              <w:bottom w:type="dxa" w:w="50"/>
+              <w:right w:type="dxa" w:w="80"/>
+            </w:tcMar>
+          </w:tcPr>
+          <w:p>
+            <w:pPr>
+              <w:jc w:val="right"/>
+            </w:pPr>
+            <w:r>
+              <w:rPr>
+                <w:sz w:val="19"/>
+                <w:szCs w:val="19"/>
+              </w:rPr>
+              <w:t xml:space="preserve">34,709 → 7,763</w:t>
+            </w:r>
+          </w:p>
+        </w:tc>
+        <w:tc>
+          <w:tcPr>
+            <w:tcW w:type="dxa" w:w="1170"/>
+            <w:tcBorders>
+              <w:top w:val="single" w:color="BFBFBF" w:sz="4"/>
+              <w:left w:val="single" w:color="BFBFBF" w:sz="4"/>
+              <w:bottom w:val="single" w:color="BFBFBF" w:sz="4"/>
+              <w:right w:val="single" w:color="BFBFBF" w:sz="4"/>
+            </w:tcBorders>
+            <w:tcMar>
+              <w:top w:type="dxa" w:w="50"/>
+              <w:left w:type="dxa" w:w="80"/>
+              <w:bottom w:type="dxa" w:w="50"/>
+              <w:right w:type="dxa" w:w="80"/>
+            </w:tcMar>
+          </w:tcPr>
+          <w:p>
+            <w:pPr>
+              <w:jc w:val="right"/>
+            </w:pPr>
+            <w:r>
+              <w:rPr>
+                <w:sz w:val="19"/>
+                <w:szCs w:val="19"/>
+              </w:rPr>
+              <w:t xml:space="preserve">0.22</w:t>
+            </w:r>
+          </w:p>
+        </w:tc>
+        <w:tc>
+          <w:tcPr>
+            <w:tcW w:type="dxa" w:w="1756"/>
+            <w:tcBorders>
+              <w:top w:val="single" w:color="BFBFBF" w:sz="4"/>
+              <w:left w:val="single" w:color="BFBFBF" w:sz="4"/>
+              <w:bottom w:val="single" w:color="BFBFBF" w:sz="4"/>
+              <w:right w:val="single" w:color="BFBFBF" w:sz="4"/>
+            </w:tcBorders>
+            <w:tcMar>
+              <w:top w:type="dxa" w:w="50"/>
+              <w:left w:type="dxa" w:w="80"/>
+              <w:bottom w:type="dxa" w:w="50"/>
+              <w:right w:type="dxa" w:w="80"/>
+            </w:tcMar>
+          </w:tcPr>
+          <w:p>
+            <w:pPr>
+              <w:jc w:val="right"/>
+            </w:pPr>
+            <w:r>
+              <w:rPr>
+                <w:sz w:val="19"/>
+                <w:szCs w:val="19"/>
+              </w:rPr>
+              <w:t xml:space="preserve">2.0 → 2.5</w:t>
+            </w:r>
+          </w:p>
+        </w:tc>
+      </w:tr>
+      <w:tr>
+        <w:tc>
+          <w:tcPr>
+            <w:tcW w:type="dxa" w:w="1463"/>
+            <w:tcBorders>
+              <w:top w:val="single" w:color="BFBFBF" w:sz="4"/>
+              <w:left w:val="single" w:color="BFBFBF" w:sz="4"/>
+              <w:bottom w:val="single" w:color="BFBFBF" w:sz="4"/>
+              <w:right w:val="single" w:color="BFBFBF" w:sz="4"/>
+            </w:tcBorders>
+            <w:tcMar>
+              <w:top w:type="dxa" w:w="50"/>
+              <w:left w:type="dxa" w:w="80"/>
+              <w:bottom w:type="dxa" w:w="50"/>
+              <w:right w:type="dxa" w:w="80"/>
+            </w:tcMar>
+          </w:tcPr>
+          <w:p>
+            <w:pPr>
+              <w:jc w:val="left"/>
+            </w:pPr>
+            <w:r>
+              <w:rPr>
+                <w:sz w:val="19"/>
+                <w:szCs w:val="19"/>
+              </w:rPr>
+              <w:t xml:space="preserve">P50</w:t>
+            </w:r>
+          </w:p>
+        </w:tc>
+        <w:tc>
+          <w:tcPr>
+            <w:tcW w:type="dxa" w:w="1463"/>
+            <w:tcBorders>
+              <w:top w:val="single" w:color="BFBFBF" w:sz="4"/>
+              <w:left w:val="single" w:color="BFBFBF" w:sz="4"/>
+              <w:bottom w:val="single" w:color="BFBFBF" w:sz="4"/>
+              <w:right w:val="single" w:color="BFBFBF" w:sz="4"/>
+            </w:tcBorders>
+            <w:tcMar>
+              <w:top w:type="dxa" w:w="50"/>
+              <w:left w:type="dxa" w:w="80"/>
+              <w:bottom w:type="dxa" w:w="50"/>
+              <w:right w:type="dxa" w:w="80"/>
+            </w:tcMar>
+          </w:tcPr>
+          <w:p>
+            <w:pPr>
+              <w:jc w:val="left"/>
+            </w:pPr>
+            <w:r>
+              <w:rPr>
+                <w:sz w:val="19"/>
+                <w:szCs w:val="19"/>
+              </w:rPr>
+              <w:t xml:space="preserve">T1 → T2</w:t>
+            </w:r>
+          </w:p>
+        </w:tc>
+        <w:tc>
+          <w:tcPr>
+            <w:tcW w:type="dxa" w:w="3218"/>
+            <w:tcBorders>
+              <w:top w:val="single" w:color="BFBFBF" w:sz="4"/>
+              <w:left w:val="single" w:color="BFBFBF" w:sz="4"/>
+              <w:bottom w:val="single" w:color="BFBFBF" w:sz="4"/>
+              <w:right w:val="single" w:color="BFBFBF" w:sz="4"/>
+            </w:tcBorders>
+            <w:tcMar>
+              <w:top w:type="dxa" w:w="50"/>
+              <w:left w:type="dxa" w:w="80"/>
+              <w:bottom w:type="dxa" w:w="50"/>
+              <w:right w:type="dxa" w:w="80"/>
+            </w:tcMar>
+          </w:tcPr>
+          <w:p>
+            <w:pPr>
+              <w:jc w:val="right"/>
+            </w:pPr>
+            <w:r>
+              <w:rPr>
+                <w:sz w:val="19"/>
+                <w:szCs w:val="19"/>
+              </w:rPr>
+              <w:t xml:space="preserve">9,144 → 36,435</w:t>
+            </w:r>
+          </w:p>
+        </w:tc>
+        <w:tc>
+          <w:tcPr>
+            <w:tcW w:type="dxa" w:w="1170"/>
+            <w:tcBorders>
+              <w:top w:val="single" w:color="BFBFBF" w:sz="4"/>
+              <w:left w:val="single" w:color="BFBFBF" w:sz="4"/>
+              <w:bottom w:val="single" w:color="BFBFBF" w:sz="4"/>
+              <w:right w:val="single" w:color="BFBFBF" w:sz="4"/>
+            </w:tcBorders>
+            <w:tcMar>
+              <w:top w:type="dxa" w:w="50"/>
+              <w:left w:type="dxa" w:w="80"/>
+              <w:bottom w:type="dxa" w:w="50"/>
+              <w:right w:type="dxa" w:w="80"/>
+            </w:tcMar>
+          </w:tcPr>
+          <w:p>
+            <w:pPr>
+              <w:jc w:val="right"/>
+            </w:pPr>
+            <w:r>
+              <w:rPr>
+                <w:sz w:val="19"/>
+                <w:szCs w:val="19"/>
+              </w:rPr>
+              <w:t xml:space="preserve">3.98</w:t>
+            </w:r>
+          </w:p>
+        </w:tc>
+        <w:tc>
+          <w:tcPr>
+            <w:tcW w:type="dxa" w:w="1756"/>
+            <w:tcBorders>
+              <w:top w:val="single" w:color="BFBFBF" w:sz="4"/>
+              <w:left w:val="single" w:color="BFBFBF" w:sz="4"/>
+              <w:bottom w:val="single" w:color="BFBFBF" w:sz="4"/>
+              <w:right w:val="single" w:color="BFBFBF" w:sz="4"/>
+            </w:tcBorders>
+            <w:tcMar>
+              <w:top w:type="dxa" w:w="50"/>
+              <w:left w:type="dxa" w:w="80"/>
+              <w:bottom w:type="dxa" w:w="50"/>
+              <w:right w:type="dxa" w:w="80"/>
+            </w:tcMar>
+          </w:tcPr>
+          <w:p>
+            <w:pPr>
+              <w:jc w:val="right"/>
+            </w:pPr>
+            <w:r>
+              <w:rPr>
+                <w:sz w:val="19"/>
+                <w:szCs w:val="19"/>
+              </w:rPr>
+              <w:t xml:space="preserve">2.5 → 3.5</w:t>
+            </w:r>
+          </w:p>
+        </w:tc>
+      </w:tr>
+    </w:tbl>
+    <w:p>
+      <w:pPr>
+        <w:spacing w:after="200" w:before="80"/>
+        <w:jc w:val="left"/>
+      </w:pPr>
+      <w:r>
+        <w:rPr>
+          <w:i/>
+          <w:iCs/>
+          <w:color w:val="404040"/>
+          <w:sz w:val="19"/>
+          <w:szCs w:val="19"/>
+        </w:rPr>
+        <w:t xml:space="preserve">Table 4.6. Pairs of consecutive visits with a lesion-volume change larger than a factor of three.</w:t>
+      </w:r>
+    </w:p>
+    <w:p>
+      <w:pPr>
+        <w:keepNext/>
+        <w:spacing w:after="60" w:before="120"/>
+        <w:jc w:val="center"/>
+      </w:pPr>
+      <w:r>
+        <w:drawing>
+          <wp:inline distT="0" distB="0" distL="0" distR="0">
+            <wp:extent cx="5715000" cy="2676525"/>
+            <wp:effectExtent t="0" r="0" b="0" l="0"/>
+            <wp:docPr id="1" name="eda_longitudinal.png" descr="Figure 4.6. Total lesion volume over time for the 25 patients with more than one timepoint." title="eda_longitudinal.png"/>
+            <wp:cNvGraphicFramePr>
+              <a:graphicFrameLocks xmlns:a="http://schemas.openxmlformats.org/drawingml/2006/main" noChangeAspect="1"/>
+            </wp:cNvGraphicFramePr>
+            <a:graphic xmlns:a="http://schemas.openxmlformats.org/drawingml/2006/main">
+              <a:graphicData uri="http://schemas.openxmlformats.org/drawingml/2006/picture">
+                <pic:pic xmlns:pic="http://schemas.openxmlformats.org/drawingml/2006/picture">
+                  <pic:nvPicPr>
+                    <pic:cNvPr id="0" name="" descr=""/>
+                    <pic:cNvPicPr>
+                      <a:picLocks noChangeAspect="1" noChangeArrowheads="1"/>
+                    </pic:cNvPicPr>
+                  </pic:nvPicPr>
+                  <pic:blipFill>
+                    <a:blip r:embed="rId13" cstate="none"/>
+                    <a:srcRect/>
+                    <a:stretch>
+                      <a:fillRect/>
+                    </a:stretch>
+                  </pic:blipFill>
+                  <pic:spPr bwMode="auto">
+                    <a:xfrm>
+                      <a:off x="0" y="0"/>
+                      <a:ext cx="5715000" cy="2676525"/>
+                    </a:xfrm>
+                    <a:prstGeom prst="rect">
+                      <a:avLst/>
+                    </a:prstGeom>
+                  </pic:spPr>
+                </pic:pic>
+              </a:graphicData>
+            </a:graphic>
+          </wp:inline>
+        </w:drawing>
+      </w:r>
+    </w:p>
+    <w:p>
+      <w:pPr>
+        <w:spacing w:after="200"/>
+        <w:jc w:val="left"/>
+      </w:pPr>
+      <w:r>
+        <w:rPr>
+          <w:i/>
+          <w:iCs/>
+          <w:color w:val="404040"/>
+          <w:sz w:val="19"/>
+          <w:szCs w:val="19"/>
+        </w:rPr>
+        <w:t xml:space="preserve">Figure 4.6. Total lesion volume over time for the 25 patients with more than one timepoint.</w:t>
+      </w:r>
+    </w:p>
+    <w:p>
+      <w:pPr>
+        <w:spacing w:after="140" w:line="300"/>
+        <w:jc w:val="both"/>
+      </w:pPr>
+      <w:r>
+        <w:t xml:space="preserve">The increase in P50 is consistent with its clinical worsening. The changes in P20 and P49 are less clear: they may reflect real disease activity (active lesions swell and later shrink) or differences in annotation between visits. With a single annotation per study this cannot be resolved; these studies are kept and flagged for review.</w:t>
+      </w:r>
+    </w:p>
+    <w:p>
+      <w:pPr>
+        <w:spacing w:after="140" w:line="300"/>
+        <w:jc w:val="both"/>
+      </w:pPr>
+      <w:r>
+        <w:rPr>
+          <w:b/>
+          <w:bCs/>
+        </w:rPr>
+        <w:t xml:space="preserve">Implication.</w:t>
+      </w:r>
+      <w:r>
+        <w:t xml:space="preserve"> Visits of the same patient are strongly correlated, which confirms that validation must be done at patient level. Detection of new lesions between visits is a possible extension (Section 3.4).</w:t>
+      </w:r>
+    </w:p>
+    <w:p>
+      <w:pPr>
+        <w:pStyle w:val="Heading2"/>
+        <w:keepNext/>
+      </w:pPr>
+      <w:r>
+        <w:t xml:space="preserve">4.9 Summary and design decisions</w:t>
+      </w:r>
+    </w:p>
+    <w:p>
+      <w:pPr>
+        <w:spacing w:after="140" w:line="300"/>
+        <w:jc w:val="both"/>
+      </w:pPr>
+      <w:r>
+        <w:t xml:space="preserve">Table 4.7 summarises the findings of the exploratory analysis and the decisions derived from them.</w:t>
+      </w:r>
+    </w:p>
+    <w:tbl>
+      <w:tblPr>
+        <w:tblW w:type="dxa" w:w="9070"/>
+        <w:tblBorders>
+          <w:top w:val="single" w:color="auto" w:sz="4"/>
+          <w:left w:val="single" w:color="auto" w:sz="4"/>
+          <w:bottom w:val="single" w:color="auto" w:sz="4"/>
+          <w:right w:val="single" w:color="auto" w:sz="4"/>
+          <w:insideH w:val="single" w:color="auto" w:sz="4"/>
+          <w:insideV w:val="single" w:color="auto" w:sz="4"/>
+        </w:tblBorders>
+      </w:tblPr>
+      <w:tblGrid>
+        <w:gridCol w:w="4535"/>
+        <w:gridCol w:w="4535"/>
+      </w:tblGrid>
+      <w:tr>
+        <w:trPr>
+          <w:tblHeader/>
+        </w:trPr>
+        <w:tc>
+          <w:tcPr>
+            <w:tcW w:type="dxa" w:w="4535"/>
+            <w:tcBorders>
+              <w:top w:val="single" w:color="BFBFBF" w:sz="4"/>
+              <w:left w:val="single" w:color="BFBFBF" w:sz="4"/>
+              <w:bottom w:val="single" w:color="BFBFBF" w:sz="4"/>
+              <w:right w:val="single" w:color="BFBFBF" w:sz="4"/>
+            </w:tcBorders>
+            <w:shd w:fill="DCE6F2" w:color="auto" w:val="clear"/>
+            <w:tcMar>
+              <w:top w:type="dxa" w:w="50"/>
+              <w:left w:type="dxa" w:w="80"/>
+              <w:bottom w:type="dxa" w:w="50"/>
+              <w:right w:type="dxa" w:w="80"/>
+            </w:tcMar>
+          </w:tcPr>
+          <w:p>
+            <w:pPr>
+              <w:jc w:val="left"/>
+            </w:pPr>
+            <w:r>
+              <w:rPr>
+                <w:b/>
+                <w:bCs/>
+                <w:sz w:val="19"/>
+                <w:szCs w:val="19"/>
+              </w:rPr>
+              <w:t xml:space="preserve">Finding</w:t>
+            </w:r>
+          </w:p>
+        </w:tc>
+        <w:tc>
+          <w:tcPr>
+            <w:tcW w:type="dxa" w:w="4535"/>
+            <w:tcBorders>
+              <w:top w:val="single" w:color="BFBFBF" w:sz="4"/>
+              <w:left w:val="single" w:color="BFBFBF" w:sz="4"/>
+              <w:bottom w:val="single" w:color="BFBFBF" w:sz="4"/>
+              <w:right w:val="single" w:color="BFBFBF" w:sz="4"/>
+            </w:tcBorders>
+            <w:shd w:fill="DCE6F2" w:color="auto" w:val="clear"/>
+            <w:tcMar>
+              <w:top w:type="dxa" w:w="50"/>
+              <w:left w:type="dxa" w:w="80"/>
+              <w:bottom w:type="dxa" w:w="50"/>
+              <w:right w:type="dxa" w:w="80"/>
+            </w:tcMar>
+          </w:tcPr>
+          <w:p>
+            <w:pPr>
+              <w:jc w:val="left"/>
+            </w:pPr>
+            <w:r>
+              <w:rPr>
+                <w:b/>
+                <w:bCs/>
+                <w:sz w:val="19"/>
+                <w:szCs w:val="19"/>
+              </w:rPr>
+              <w:t xml:space="preserve">Decision</w:t>
+            </w:r>
+          </w:p>
+        </w:tc>
+      </w:tr>
+      <w:tr>
+        <w:tc>
+          <w:tcPr>
+            <w:tcW w:type="dxa" w:w="4535"/>
+            <w:tcBorders>
+              <w:top w:val="single" w:color="BFBFBF" w:sz="4"/>
+              <w:left w:val="single" w:color="BFBFBF" w:sz="4"/>
+              <w:bottom w:val="single" w:color="BFBFBF" w:sz="4"/>
+              <w:right w:val="single" w:color="BFBFBF" w:sz="4"/>
+            </w:tcBorders>
+            <w:tcMar>
+              <w:top w:type="dxa" w:w="50"/>
+              <w:left w:type="dxa" w:w="80"/>
+              <w:bottom w:type="dxa" w:w="50"/>
+              <w:right w:type="dxa" w:w="80"/>
+            </w:tcMar>
+          </w:tcPr>
+          <w:p>
+            <w:pPr>
+              <w:jc w:val="left"/>
+            </w:pPr>
+            <w:r>
+              <w:rPr>
+                <w:sz w:val="19"/>
+                <w:szCs w:val="19"/>
+              </w:rPr>
+              <w:t xml:space="preserve">Small dataset; several visits per patient</w:t>
+            </w:r>
+          </w:p>
+        </w:tc>
+        <w:tc>
+          <w:tcPr>
+            <w:tcW w:type="dxa" w:w="4535"/>
+            <w:tcBorders>
+              <w:top w:val="single" w:color="BFBFBF" w:sz="4"/>
+              <w:left w:val="single" w:color="BFBFBF" w:sz="4"/>
+              <w:bottom w:val="single" w:color="BFBFBF" w:sz="4"/>
+              <w:right w:val="single" w:color="BFBFBF" w:sz="4"/>
+            </w:tcBorders>
+            <w:tcMar>
+              <w:top w:type="dxa" w:w="50"/>
+              <w:left w:type="dxa" w:w="80"/>
+              <w:bottom w:type="dxa" w:w="50"/>
+              <w:right w:type="dxa" w:w="80"/>
+            </w:tcMar>
+          </w:tcPr>
+          <w:p>
+            <w:pPr>
+              <w:jc w:val="left"/>
+            </w:pPr>
+            <w:r>
+              <w:rPr>
+                <w:sz w:val="19"/>
+                <w:szCs w:val="19"/>
+              </w:rPr>
+              <w:t xml:space="preserve">Established architecture (nnU-Net) with data augmentation; patient-level folds</w:t>
+            </w:r>
+          </w:p>
+        </w:tc>
+      </w:tr>
+      <w:tr>
+        <w:tc>
+          <w:tcPr>
+            <w:tcW w:type="dxa" w:w="4535"/>
+            <w:tcBorders>
+              <w:top w:val="single" w:color="BFBFBF" w:sz="4"/>
+              <w:left w:val="single" w:color="BFBFBF" w:sz="4"/>
+              <w:bottom w:val="single" w:color="BFBFBF" w:sz="4"/>
+              <w:right w:val="single" w:color="BFBFBF" w:sz="4"/>
+            </w:tcBorders>
+            <w:tcMar>
+              <w:top w:type="dxa" w:w="50"/>
+              <w:left w:type="dxa" w:w="80"/>
+              <w:bottom w:type="dxa" w:w="50"/>
+              <w:right w:type="dxa" w:w="80"/>
+            </w:tcMar>
+          </w:tcPr>
+          <w:p>
+            <w:pPr>
+              <w:jc w:val="left"/>
+            </w:pPr>
+            <w:r>
+              <w:rPr>
+                <w:sz w:val="19"/>
+                <w:szCs w:val="19"/>
+              </w:rPr>
+              <w:t xml:space="preserve">Lesions are 0.30 % of the brain</w:t>
+            </w:r>
+          </w:p>
+        </w:tc>
+        <w:tc>
+          <w:tcPr>
+            <w:tcW w:type="dxa" w:w="4535"/>
+            <w:tcBorders>
+              <w:top w:val="single" w:color="BFBFBF" w:sz="4"/>
+              <w:left w:val="single" w:color="BFBFBF" w:sz="4"/>
+              <w:bottom w:val="single" w:color="BFBFBF" w:sz="4"/>
+              <w:right w:val="single" w:color="BFBFBF" w:sz="4"/>
+            </w:tcBorders>
+            <w:tcMar>
+              <w:top w:type="dxa" w:w="50"/>
+              <w:left w:type="dxa" w:w="80"/>
+              <w:bottom w:type="dxa" w:w="50"/>
+              <w:right w:type="dxa" w:w="80"/>
+            </w:tcMar>
+          </w:tcPr>
+          <w:p>
+            <w:pPr>
+              <w:jc w:val="left"/>
+            </w:pPr>
+            <w:r>
+              <w:rPr>
+                <w:sz w:val="19"/>
+                <w:szCs w:val="19"/>
+              </w:rPr>
+              <w:t xml:space="preserve">Dice + cross-entropy loss and lesion-oversampling; no accuracy</w:t>
+            </w:r>
+          </w:p>
+        </w:tc>
+      </w:tr>
+      <w:tr>
+        <w:tc>
+          <w:tcPr>
+            <w:tcW w:type="dxa" w:w="4535"/>
+            <w:tcBorders>
+              <w:top w:val="single" w:color="BFBFBF" w:sz="4"/>
+              <w:left w:val="single" w:color="BFBFBF" w:sz="4"/>
+              <w:bottom w:val="single" w:color="BFBFBF" w:sz="4"/>
+              <w:right w:val="single" w:color="BFBFBF" w:sz="4"/>
+            </w:tcBorders>
+            <w:tcMar>
+              <w:top w:type="dxa" w:w="50"/>
+              <w:left w:type="dxa" w:w="80"/>
+              <w:bottom w:type="dxa" w:w="50"/>
+              <w:right w:type="dxa" w:w="80"/>
+            </w:tcMar>
+          </w:tcPr>
+          <w:p>
+            <w:pPr>
+              <w:jc w:val="left"/>
+            </w:pPr>
+            <w:r>
+              <w:rPr>
+                <w:sz w:val="19"/>
+                <w:szCs w:val="19"/>
+              </w:rPr>
+              <w:t xml:space="preserve">2/3 of lesions are small but 7 % of the volume</w:t>
+            </w:r>
+          </w:p>
+        </w:tc>
+        <w:tc>
+          <w:tcPr>
+            <w:tcW w:type="dxa" w:w="4535"/>
+            <w:tcBorders>
+              <w:top w:val="single" w:color="BFBFBF" w:sz="4"/>
+              <w:left w:val="single" w:color="BFBFBF" w:sz="4"/>
+              <w:bottom w:val="single" w:color="BFBFBF" w:sz="4"/>
+              <w:right w:val="single" w:color="BFBFBF" w:sz="4"/>
+            </w:tcBorders>
+            <w:tcMar>
+              <w:top w:type="dxa" w:w="50"/>
+              <w:left w:type="dxa" w:w="80"/>
+              <w:bottom w:type="dxa" w:w="50"/>
+              <w:right w:type="dxa" w:w="80"/>
+            </w:tcMar>
+          </w:tcPr>
+          <w:p>
+            <w:pPr>
+              <w:jc w:val="left"/>
+            </w:pPr>
+            <w:r>
+              <w:rPr>
+                <w:sz w:val="19"/>
+                <w:szCs w:val="19"/>
+              </w:rPr>
+              <w:t xml:space="preserve">Lesion-wise metrics; results by lesion size; focus of the contribution</w:t>
+            </w:r>
+          </w:p>
+        </w:tc>
+      </w:tr>
+      <w:tr>
+        <w:tc>
+          <w:tcPr>
+            <w:tcW w:type="dxa" w:w="4535"/>
+            <w:tcBorders>
+              <w:top w:val="single" w:color="BFBFBF" w:sz="4"/>
+              <w:left w:val="single" w:color="BFBFBF" w:sz="4"/>
+              <w:bottom w:val="single" w:color="BFBFBF" w:sz="4"/>
+              <w:right w:val="single" w:color="BFBFBF" w:sz="4"/>
+            </w:tcBorders>
+            <w:tcMar>
+              <w:top w:type="dxa" w:w="50"/>
+              <w:left w:type="dxa" w:w="80"/>
+              <w:bottom w:type="dxa" w:w="50"/>
+              <w:right w:type="dxa" w:w="80"/>
+            </w:tcMar>
+          </w:tcPr>
+          <w:p>
+            <w:pPr>
+              <w:jc w:val="left"/>
+            </w:pPr>
+            <w:r>
+              <w:rPr>
+                <w:sz w:val="19"/>
+                <w:szCs w:val="19"/>
+              </w:rPr>
+              <w:t xml:space="preserve">Large variability of lesion load</w:t>
+            </w:r>
+          </w:p>
+        </w:tc>
+        <w:tc>
+          <w:tcPr>
+            <w:tcW w:type="dxa" w:w="4535"/>
+            <w:tcBorders>
+              <w:top w:val="single" w:color="BFBFBF" w:sz="4"/>
+              <w:left w:val="single" w:color="BFBFBF" w:sz="4"/>
+              <w:bottom w:val="single" w:color="BFBFBF" w:sz="4"/>
+              <w:right w:val="single" w:color="BFBFBF" w:sz="4"/>
+            </w:tcBorders>
+            <w:tcMar>
+              <w:top w:type="dxa" w:w="50"/>
+              <w:left w:type="dxa" w:w="80"/>
+              <w:bottom w:type="dxa" w:w="50"/>
+              <w:right w:type="dxa" w:w="80"/>
+            </w:tcMar>
+          </w:tcPr>
+          <w:p>
+            <w:pPr>
+              <w:jc w:val="left"/>
+            </w:pPr>
+            <w:r>
+              <w:rPr>
+                <w:sz w:val="19"/>
+                <w:szCs w:val="19"/>
+              </w:rPr>
+              <w:t xml:space="preserve">Results by lesion-load group</w:t>
+            </w:r>
+          </w:p>
+        </w:tc>
+      </w:tr>
+      <w:tr>
+        <w:tc>
+          <w:tcPr>
+            <w:tcW w:type="dxa" w:w="4535"/>
+            <w:tcBorders>
+              <w:top w:val="single" w:color="BFBFBF" w:sz="4"/>
+              <w:left w:val="single" w:color="BFBFBF" w:sz="4"/>
+              <w:bottom w:val="single" w:color="BFBFBF" w:sz="4"/>
+              <w:right w:val="single" w:color="BFBFBF" w:sz="4"/>
+            </w:tcBorders>
+            <w:tcMar>
+              <w:top w:type="dxa" w:w="50"/>
+              <w:left w:type="dxa" w:w="80"/>
+              <w:bottom w:type="dxa" w:w="50"/>
+              <w:right w:type="dxa" w:w="80"/>
+            </w:tcMar>
+          </w:tcPr>
+          <w:p>
+            <w:pPr>
+              <w:jc w:val="left"/>
+            </w:pPr>
+            <w:r>
+              <w:rPr>
+                <w:sz w:val="19"/>
+                <w:szCs w:val="19"/>
+              </w:rPr>
+              <w:t xml:space="preserve">Intensities depend on scanner; more non-Philips in test</w:t>
+            </w:r>
+          </w:p>
+        </w:tc>
+        <w:tc>
+          <w:tcPr>
+            <w:tcW w:type="dxa" w:w="4535"/>
+            <w:tcBorders>
+              <w:top w:val="single" w:color="BFBFBF" w:sz="4"/>
+              <w:left w:val="single" w:color="BFBFBF" w:sz="4"/>
+              <w:bottom w:val="single" w:color="BFBFBF" w:sz="4"/>
+              <w:right w:val="single" w:color="BFBFBF" w:sz="4"/>
+            </w:tcBorders>
+            <w:tcMar>
+              <w:top w:type="dxa" w:w="50"/>
+              <w:left w:type="dxa" w:w="80"/>
+              <w:bottom w:type="dxa" w:w="50"/>
+              <w:right w:type="dxa" w:w="80"/>
+            </w:tcMar>
+          </w:tcPr>
+          <w:p>
+            <w:pPr>
+              <w:jc w:val="left"/>
+            </w:pPr>
+            <w:r>
+              <w:rPr>
+                <w:sz w:val="19"/>
+                <w:szCs w:val="19"/>
+              </w:rPr>
+              <w:t xml:space="preserve">Per-image z-score normalisation; intensity augmentation; results by manufacturer</w:t>
+            </w:r>
+          </w:p>
+        </w:tc>
+      </w:tr>
+      <w:tr>
+        <w:tc>
+          <w:tcPr>
+            <w:tcW w:type="dxa" w:w="4535"/>
+            <w:tcBorders>
+              <w:top w:val="single" w:color="BFBFBF" w:sz="4"/>
+              <w:left w:val="single" w:color="BFBFBF" w:sz="4"/>
+              <w:bottom w:val="single" w:color="BFBFBF" w:sz="4"/>
+              <w:right w:val="single" w:color="BFBFBF" w:sz="4"/>
+            </w:tcBorders>
+            <w:tcMar>
+              <w:top w:type="dxa" w:w="50"/>
+              <w:left w:type="dxa" w:w="80"/>
+              <w:bottom w:type="dxa" w:w="50"/>
+              <w:right w:type="dxa" w:w="80"/>
+            </w:tcMar>
+          </w:tcPr>
+          <w:p>
+            <w:pPr>
+              <w:jc w:val="left"/>
+            </w:pPr>
+            <w:r>
+              <w:rPr>
+                <w:sz w:val="19"/>
+                <w:szCs w:val="19"/>
+              </w:rPr>
+              <w:t xml:space="preserve">Lesions are counted with 6-connectivity</w:t>
+            </w:r>
+          </w:p>
+        </w:tc>
+        <w:tc>
+          <w:tcPr>
+            <w:tcW w:type="dxa" w:w="4535"/>
+            <w:tcBorders>
+              <w:top w:val="single" w:color="BFBFBF" w:sz="4"/>
+              <w:left w:val="single" w:color="BFBFBF" w:sz="4"/>
+              <w:bottom w:val="single" w:color="BFBFBF" w:sz="4"/>
+              <w:right w:val="single" w:color="BFBFBF" w:sz="4"/>
+            </w:tcBorders>
+            <w:tcMar>
+              <w:top w:type="dxa" w:w="50"/>
+              <w:left w:type="dxa" w:w="80"/>
+              <w:bottom w:type="dxa" w:w="50"/>
+              <w:right w:type="dxa" w:w="80"/>
+            </w:tcMar>
+          </w:tcPr>
+          <w:p>
+            <w:pPr>
+              <w:jc w:val="left"/>
+            </w:pPr>
+            <w:r>
+              <w:rPr>
+                <w:sz w:val="19"/>
+                <w:szCs w:val="19"/>
+              </w:rPr>
+              <w:t xml:space="preserve">Same rule for all lesion-wise metrics</w:t>
+            </w:r>
+          </w:p>
+        </w:tc>
+      </w:tr>
+      <w:tr>
+        <w:tc>
+          <w:tcPr>
+            <w:tcW w:type="dxa" w:w="4535"/>
+            <w:tcBorders>
+              <w:top w:val="single" w:color="BFBFBF" w:sz="4"/>
+              <w:left w:val="single" w:color="BFBFBF" w:sz="4"/>
+              <w:bottom w:val="single" w:color="BFBFBF" w:sz="4"/>
+              <w:right w:val="single" w:color="BFBFBF" w:sz="4"/>
+            </w:tcBorders>
+            <w:tcMar>
+              <w:top w:type="dxa" w:w="50"/>
+              <w:left w:type="dxa" w:w="80"/>
+              <w:bottom w:type="dxa" w:w="50"/>
+              <w:right w:type="dxa" w:w="80"/>
+            </w:tcMar>
+          </w:tcPr>
+          <w:p>
+            <w:pPr>
+              <w:jc w:val="left"/>
+            </w:pPr>
+            <w:r>
+              <w:rPr>
+                <w:sz w:val="19"/>
+                <w:szCs w:val="19"/>
+              </w:rPr>
+              <w:t xml:space="preserve">3 badly registered studies, 1 missing T1</w:t>
+            </w:r>
+          </w:p>
+        </w:tc>
+        <w:tc>
+          <w:tcPr>
+            <w:tcW w:type="dxa" w:w="4535"/>
+            <w:tcBorders>
+              <w:top w:val="single" w:color="BFBFBF" w:sz="4"/>
+              <w:left w:val="single" w:color="BFBFBF" w:sz="4"/>
+              <w:bottom w:val="single" w:color="BFBFBF" w:sz="4"/>
+              <w:right w:val="single" w:color="BFBFBF" w:sz="4"/>
+            </w:tcBorders>
+            <w:tcMar>
+              <w:top w:type="dxa" w:w="50"/>
+              <w:left w:type="dxa" w:w="80"/>
+              <w:bottom w:type="dxa" w:w="50"/>
+              <w:right w:type="dxa" w:w="80"/>
+            </w:tcMar>
+          </w:tcPr>
+          <w:p>
+            <w:pPr>
+              <w:jc w:val="left"/>
+            </w:pPr>
+            <w:r>
+              <w:rPr>
+                <w:sz w:val="19"/>
+                <w:szCs w:val="19"/>
+              </w:rPr>
+              <w:t xml:space="preserve">Kept (as in the reference study) + sensitivity analysis</w:t>
+            </w:r>
+          </w:p>
+        </w:tc>
+      </w:tr>
+      <w:tr>
+        <w:tc>
+          <w:tcPr>
+            <w:tcW w:type="dxa" w:w="4535"/>
+            <w:tcBorders>
+              <w:top w:val="single" w:color="BFBFBF" w:sz="4"/>
+              <w:left w:val="single" w:color="BFBFBF" w:sz="4"/>
+              <w:bottom w:val="single" w:color="BFBFBF" w:sz="4"/>
+              <w:right w:val="single" w:color="BFBFBF" w:sz="4"/>
+            </w:tcBorders>
+            <w:tcMar>
+              <w:top w:type="dxa" w:w="50"/>
+              <w:left w:type="dxa" w:w="80"/>
+              <w:bottom w:type="dxa" w:w="50"/>
+              <w:right w:type="dxa" w:w="80"/>
+            </w:tcMar>
+          </w:tcPr>
+          <w:p>
+            <w:pPr>
+              <w:jc w:val="left"/>
+            </w:pPr>
+            <w:r>
+              <w:rPr>
+                <w:sz w:val="19"/>
+                <w:szCs w:val="19"/>
+              </w:rPr>
+              <w:t xml:space="preserve">22 released test patients (paper mentions 24)</w:t>
+            </w:r>
+          </w:p>
+        </w:tc>
+        <w:tc>
+          <w:tcPr>
+            <w:tcW w:type="dxa" w:w="4535"/>
+            <w:tcBorders>
+              <w:top w:val="single" w:color="BFBFBF" w:sz="4"/>
+              <w:left w:val="single" w:color="BFBFBF" w:sz="4"/>
+              <w:bottom w:val="single" w:color="BFBFBF" w:sz="4"/>
+              <w:right w:val="single" w:color="BFBFBF" w:sz="4"/>
+            </w:tcBorders>
+            <w:tcMar>
+              <w:top w:type="dxa" w:w="50"/>
+              <w:left w:type="dxa" w:w="80"/>
+              <w:bottom w:type="dxa" w:w="50"/>
+              <w:right w:type="dxa" w:w="80"/>
+            </w:tcMar>
+          </w:tcPr>
+          <w:p>
+            <w:pPr>
+              <w:jc w:val="left"/>
+            </w:pPr>
+            <w:r>
+              <w:rPr>
+                <w:sz w:val="19"/>
+                <w:szCs w:val="19"/>
+              </w:rPr>
+              <w:t xml:space="preserve">Released split used; noted when comparing with [7]</w:t>
+            </w:r>
+          </w:p>
+        </w:tc>
+      </w:tr>
+    </w:tbl>
+    <w:p>
+      <w:pPr>
+        <w:spacing w:after="200" w:before="80"/>
+        <w:jc w:val="left"/>
+      </w:pPr>
+      <w:r>
+        <w:rPr>
+          <w:i/>
+          <w:iCs/>
+          <w:color w:val="404040"/>
+          <w:sz w:val="19"/>
+          <w:szCs w:val="19"/>
+        </w:rPr>
+        <w:t xml:space="preserve">Table 4.7. Main findings of the exploratory analysis and resulting design decisions.</w:t>
+      </w:r>
+    </w:p>
+    <w:p>
+      <w:pPr>
+        <w:pStyle w:val="Heading1"/>
+        <w:pageBreakBefore/>
+      </w:pPr>
+      <w:r>
+        <w:t xml:space="preserve">5. Experimental framework</w:t>
+      </w:r>
+    </w:p>
+    <w:p>
+      <w:pPr>
+        <w:spacing w:after="140" w:line="300"/>
+        <w:jc w:val="both"/>
+      </w:pPr>
+      <w:r>
+        <w:t xml:space="preserve">This chapter describes the common framework shared by all experiments: the tools that make the work reproducible, the cross-validation folds, the evaluation metrics and the analyses that will be used to compare models. Sections 5.1–5.3 are implemented; Sections 5.4 and 5.5 describe the planned analysis.</w:t>
+      </w:r>
+    </w:p>
+    <w:p>
+      <w:pPr>
+        <w:pStyle w:val="Heading2"/>
+        <w:keepNext/>
+      </w:pPr>
+      <w:r>
+        <w:t xml:space="preserve">5.1 Reproducible workflow</w:t>
+      </w:r>
+    </w:p>
+    <w:p>
+      <w:pPr>
+        <w:spacing w:after="140" w:line="300"/>
+        <w:jc w:val="both"/>
+      </w:pPr>
+      <w:r>
+        <w:t xml:space="preserve">The project follows the principle that every result must be regenerated from the public repository with documented commands (objective O5). Table 5.1 lists the tools used.</w:t>
+      </w:r>
+    </w:p>
+    <w:tbl>
+      <w:tblPr>
+        <w:tblW w:type="dxa" w:w="9070"/>
+        <w:tblBorders>
+          <w:top w:val="single" w:color="auto" w:sz="4"/>
+          <w:left w:val="single" w:color="auto" w:sz="4"/>
+          <w:bottom w:val="single" w:color="auto" w:sz="4"/>
+          <w:right w:val="single" w:color="auto" w:sz="4"/>
+          <w:insideH w:val="single" w:color="auto" w:sz="4"/>
+          <w:insideV w:val="single" w:color="auto" w:sz="4"/>
+        </w:tblBorders>
+      </w:tblPr>
+      <w:tblGrid>
+        <w:gridCol w:w="2466"/>
+        <w:gridCol w:w="2228"/>
+        <w:gridCol w:w="4376"/>
+      </w:tblGrid>
+      <w:tr>
+        <w:trPr>
+          <w:tblHeader/>
+        </w:trPr>
+        <w:tc>
+          <w:tcPr>
+            <w:tcW w:type="dxa" w:w="2466"/>
+            <w:tcBorders>
+              <w:top w:val="single" w:color="BFBFBF" w:sz="4"/>
+              <w:left w:val="single" w:color="BFBFBF" w:sz="4"/>
+              <w:bottom w:val="single" w:color="BFBFBF" w:sz="4"/>
+              <w:right w:val="single" w:color="BFBFBF" w:sz="4"/>
+            </w:tcBorders>
+            <w:shd w:fill="DCE6F2" w:color="auto" w:val="clear"/>
+            <w:tcMar>
+              <w:top w:type="dxa" w:w="50"/>
+              <w:left w:type="dxa" w:w="80"/>
+              <w:bottom w:type="dxa" w:w="50"/>
+              <w:right w:type="dxa" w:w="80"/>
+            </w:tcMar>
+          </w:tcPr>
+          <w:p>
+            <w:pPr>
+              <w:jc w:val="left"/>
+            </w:pPr>
+            <w:r>
+              <w:rPr>
+                <w:b/>
+                <w:bCs/>
+                <w:sz w:val="19"/>
+                <w:szCs w:val="19"/>
+              </w:rPr>
+              <w:t xml:space="preserve">Need</w:t>
+            </w:r>
+          </w:p>
+        </w:tc>
+        <w:tc>
+          <w:tcPr>
+            <w:tcW w:type="dxa" w:w="2228"/>
+            <w:tcBorders>
+              <w:top w:val="single" w:color="BFBFBF" w:sz="4"/>
+              <w:left w:val="single" w:color="BFBFBF" w:sz="4"/>
+              <w:bottom w:val="single" w:color="BFBFBF" w:sz="4"/>
+              <w:right w:val="single" w:color="BFBFBF" w:sz="4"/>
+            </w:tcBorders>
+            <w:shd w:fill="DCE6F2" w:color="auto" w:val="clear"/>
+            <w:tcMar>
+              <w:top w:type="dxa" w:w="50"/>
+              <w:left w:type="dxa" w:w="80"/>
+              <w:bottom w:type="dxa" w:w="50"/>
+              <w:right w:type="dxa" w:w="80"/>
+            </w:tcMar>
+          </w:tcPr>
+          <w:p>
+            <w:pPr>
+              <w:jc w:val="left"/>
+            </w:pPr>
+            <w:r>
+              <w:rPr>
+                <w:b/>
+                <w:bCs/>
+                <w:sz w:val="19"/>
+                <w:szCs w:val="19"/>
+              </w:rPr>
+              <w:t xml:space="preserve">Tool</w:t>
+            </w:r>
+          </w:p>
+        </w:tc>
+        <w:tc>
+          <w:tcPr>
+            <w:tcW w:type="dxa" w:w="4376"/>
+            <w:tcBorders>
+              <w:top w:val="single" w:color="BFBFBF" w:sz="4"/>
+              <w:left w:val="single" w:color="BFBFBF" w:sz="4"/>
+              <w:bottom w:val="single" w:color="BFBFBF" w:sz="4"/>
+              <w:right w:val="single" w:color="BFBFBF" w:sz="4"/>
+            </w:tcBorders>
+            <w:shd w:fill="DCE6F2" w:color="auto" w:val="clear"/>
+            <w:tcMar>
+              <w:top w:type="dxa" w:w="50"/>
+              <w:left w:type="dxa" w:w="80"/>
+              <w:bottom w:type="dxa" w:w="50"/>
+              <w:right w:type="dxa" w:w="80"/>
+            </w:tcMar>
+          </w:tcPr>
+          <w:p>
+            <w:pPr>
+              <w:jc w:val="left"/>
+            </w:pPr>
+            <w:r>
+              <w:rPr>
+                <w:b/>
+                <w:bCs/>
+                <w:sz w:val="19"/>
+                <w:szCs w:val="19"/>
+              </w:rPr>
+              <w:t xml:space="preserve">Use in this project</w:t>
+            </w:r>
+          </w:p>
+        </w:tc>
+      </w:tr>
+      <w:tr>
+        <w:tc>
+          <w:tcPr>
+            <w:tcW w:type="dxa" w:w="2466"/>
+            <w:tcBorders>
+              <w:top w:val="single" w:color="BFBFBF" w:sz="4"/>
+              <w:left w:val="single" w:color="BFBFBF" w:sz="4"/>
+              <w:bottom w:val="single" w:color="BFBFBF" w:sz="4"/>
+              <w:right w:val="single" w:color="BFBFBF" w:sz="4"/>
+            </w:tcBorders>
+            <w:tcMar>
+              <w:top w:type="dxa" w:w="50"/>
+              <w:left w:type="dxa" w:w="80"/>
+              <w:bottom w:type="dxa" w:w="50"/>
+              <w:right w:type="dxa" w:w="80"/>
+            </w:tcMar>
+          </w:tcPr>
+          <w:p>
+            <w:pPr>
+              <w:jc w:val="left"/>
+            </w:pPr>
+            <w:r>
+              <w:rPr>
+                <w:sz w:val="19"/>
+                <w:szCs w:val="19"/>
+              </w:rPr>
+              <w:t xml:space="preserve">Project structure</w:t>
+            </w:r>
+          </w:p>
+        </w:tc>
+        <w:tc>
+          <w:tcPr>
+            <w:tcW w:type="dxa" w:w="2228"/>
+            <w:tcBorders>
+              <w:top w:val="single" w:color="BFBFBF" w:sz="4"/>
+              <w:left w:val="single" w:color="BFBFBF" w:sz="4"/>
+              <w:bottom w:val="single" w:color="BFBFBF" w:sz="4"/>
+              <w:right w:val="single" w:color="BFBFBF" w:sz="4"/>
+            </w:tcBorders>
+            <w:tcMar>
+              <w:top w:type="dxa" w:w="50"/>
+              <w:left w:type="dxa" w:w="80"/>
+              <w:bottom w:type="dxa" w:w="50"/>
+              <w:right w:type="dxa" w:w="80"/>
+            </w:tcMar>
+          </w:tcPr>
+          <w:p>
+            <w:pPr>
+              <w:jc w:val="left"/>
+            </w:pPr>
+            <w:r>
+              <w:rPr>
+                <w:sz w:val="19"/>
+                <w:szCs w:val="19"/>
+              </w:rPr>
+              <w:t xml:space="preserve">Cookiecutter Data Science</w:t>
+            </w:r>
+          </w:p>
+        </w:tc>
+        <w:tc>
+          <w:tcPr>
+            <w:tcW w:type="dxa" w:w="4376"/>
+            <w:tcBorders>
+              <w:top w:val="single" w:color="BFBFBF" w:sz="4"/>
+              <w:left w:val="single" w:color="BFBFBF" w:sz="4"/>
+              <w:bottom w:val="single" w:color="BFBFBF" w:sz="4"/>
+              <w:right w:val="single" w:color="BFBFBF" w:sz="4"/>
+            </w:tcBorders>
+            <w:tcMar>
+              <w:top w:type="dxa" w:w="50"/>
+              <w:left w:type="dxa" w:w="80"/>
+              <w:bottom w:type="dxa" w:w="50"/>
+              <w:right w:type="dxa" w:w="80"/>
+            </w:tcMar>
+          </w:tcPr>
+          <w:p>
+            <w:pPr>
+              <w:jc w:val="left"/>
+            </w:pPr>
+            <w:r>
+              <w:rPr>
+                <w:sz w:val="19"/>
+                <w:szCs w:val="19"/>
+              </w:rPr>
+              <w:t xml:space="preserve">Standard folders: </w:t>
+            </w:r>
+            <w:r>
+              <w:rPr>
+                <w:rFonts w:ascii="Consolas" w:cs="Consolas" w:eastAsia="Consolas" w:hAnsi="Consolas"/>
+                <w:sz w:val="19"/>
+                <w:szCs w:val="19"/>
+              </w:rPr>
+              <w:t xml:space="preserve">data/</w:t>
+            </w:r>
+            <w:r>
+              <w:rPr>
+                <w:sz w:val="19"/>
+                <w:szCs w:val="19"/>
+              </w:rPr>
+              <w:t xml:space="preserve">, </w:t>
+            </w:r>
+            <w:r>
+              <w:rPr>
+                <w:rFonts w:ascii="Consolas" w:cs="Consolas" w:eastAsia="Consolas" w:hAnsi="Consolas"/>
+                <w:sz w:val="19"/>
+                <w:szCs w:val="19"/>
+              </w:rPr>
+              <w:t xml:space="preserve">ms_seg/</w:t>
+            </w:r>
+            <w:r>
+              <w:rPr>
+                <w:sz w:val="19"/>
+                <w:szCs w:val="19"/>
+              </w:rPr>
+              <w:t xml:space="preserve"> (code), </w:t>
+            </w:r>
+            <w:r>
+              <w:rPr>
+                <w:rFonts w:ascii="Consolas" w:cs="Consolas" w:eastAsia="Consolas" w:hAnsi="Consolas"/>
+                <w:sz w:val="19"/>
+                <w:szCs w:val="19"/>
+              </w:rPr>
+              <w:t xml:space="preserve">notebooks/</w:t>
+            </w:r>
+            <w:r>
+              <w:rPr>
+                <w:sz w:val="19"/>
+                <w:szCs w:val="19"/>
+              </w:rPr>
+              <w:t xml:space="preserve">, </w:t>
+            </w:r>
+            <w:r>
+              <w:rPr>
+                <w:rFonts w:ascii="Consolas" w:cs="Consolas" w:eastAsia="Consolas" w:hAnsi="Consolas"/>
+                <w:sz w:val="19"/>
+                <w:szCs w:val="19"/>
+              </w:rPr>
+              <w:t xml:space="preserve">reports/</w:t>
+            </w:r>
+            <w:r>
+              <w:rPr>
+                <w:sz w:val="19"/>
+                <w:szCs w:val="19"/>
+              </w:rPr>
+              <w:t xml:space="preserve">, </w:t>
+            </w:r>
+            <w:r>
+              <w:rPr>
+                <w:rFonts w:ascii="Consolas" w:cs="Consolas" w:eastAsia="Consolas" w:hAnsi="Consolas"/>
+                <w:sz w:val="19"/>
+                <w:szCs w:val="19"/>
+              </w:rPr>
+              <w:t xml:space="preserve">configs/</w:t>
+            </w:r>
+            <w:r>
+              <w:rPr>
+                <w:sz w:val="19"/>
+                <w:szCs w:val="19"/>
+              </w:rPr>
+              <w:t xml:space="preserve">, </w:t>
+            </w:r>
+            <w:r>
+              <w:rPr>
+                <w:rFonts w:ascii="Consolas" w:cs="Consolas" w:eastAsia="Consolas" w:hAnsi="Consolas"/>
+                <w:sz w:val="19"/>
+                <w:szCs w:val="19"/>
+              </w:rPr>
+              <w:t xml:space="preserve">tests/</w:t>
+            </w:r>
+          </w:p>
+        </w:tc>
+      </w:tr>
+      <w:tr>
+        <w:tc>
+          <w:tcPr>
+            <w:tcW w:type="dxa" w:w="2466"/>
+            <w:tcBorders>
+              <w:top w:val="single" w:color="BFBFBF" w:sz="4"/>
+              <w:left w:val="single" w:color="BFBFBF" w:sz="4"/>
+              <w:bottom w:val="single" w:color="BFBFBF" w:sz="4"/>
+              <w:right w:val="single" w:color="BFBFBF" w:sz="4"/>
+            </w:tcBorders>
+            <w:tcMar>
+              <w:top w:type="dxa" w:w="50"/>
+              <w:left w:type="dxa" w:w="80"/>
+              <w:bottom w:type="dxa" w:w="50"/>
+              <w:right w:type="dxa" w:w="80"/>
+            </w:tcMar>
+          </w:tcPr>
+          <w:p>
+            <w:pPr>
+              <w:jc w:val="left"/>
+            </w:pPr>
+            <w:r>
+              <w:rPr>
+                <w:sz w:val="19"/>
+                <w:szCs w:val="19"/>
+              </w:rPr>
+              <w:t xml:space="preserve">Code versioning and planning</w:t>
+            </w:r>
+          </w:p>
+        </w:tc>
+        <w:tc>
+          <w:tcPr>
+            <w:tcW w:type="dxa" w:w="2228"/>
+            <w:tcBorders>
+              <w:top w:val="single" w:color="BFBFBF" w:sz="4"/>
+              <w:left w:val="single" w:color="BFBFBF" w:sz="4"/>
+              <w:bottom w:val="single" w:color="BFBFBF" w:sz="4"/>
+              <w:right w:val="single" w:color="BFBFBF" w:sz="4"/>
+            </w:tcBorders>
+            <w:tcMar>
+              <w:top w:type="dxa" w:w="50"/>
+              <w:left w:type="dxa" w:w="80"/>
+              <w:bottom w:type="dxa" w:w="50"/>
+              <w:right w:type="dxa" w:w="80"/>
+            </w:tcMar>
+          </w:tcPr>
+          <w:p>
+            <w:pPr>
+              <w:jc w:val="left"/>
+            </w:pPr>
+            <w:r>
+              <w:rPr>
+                <w:sz w:val="19"/>
+                <w:szCs w:val="19"/>
+              </w:rPr>
+              <w:t xml:space="preserve">Git and GitHub</w:t>
+            </w:r>
+          </w:p>
+        </w:tc>
+        <w:tc>
+          <w:tcPr>
+            <w:tcW w:type="dxa" w:w="4376"/>
+            <w:tcBorders>
+              <w:top w:val="single" w:color="BFBFBF" w:sz="4"/>
+              <w:left w:val="single" w:color="BFBFBF" w:sz="4"/>
+              <w:bottom w:val="single" w:color="BFBFBF" w:sz="4"/>
+              <w:right w:val="single" w:color="BFBFBF" w:sz="4"/>
+            </w:tcBorders>
+            <w:tcMar>
+              <w:top w:type="dxa" w:w="50"/>
+              <w:left w:type="dxa" w:w="80"/>
+              <w:bottom w:type="dxa" w:w="50"/>
+              <w:right w:type="dxa" w:w="80"/>
+            </w:tcMar>
+          </w:tcPr>
+          <w:p>
+            <w:pPr>
+              <w:jc w:val="left"/>
+            </w:pPr>
+            <w:r>
+              <w:rPr>
+                <w:sz w:val="19"/>
+                <w:szCs w:val="19"/>
+              </w:rPr>
+              <w:t xml:space="preserve">Public repository; work organised in five milestones and issues on a project board</w:t>
+            </w:r>
+          </w:p>
+        </w:tc>
+      </w:tr>
+      <w:tr>
+        <w:tc>
+          <w:tcPr>
+            <w:tcW w:type="dxa" w:w="2466"/>
+            <w:tcBorders>
+              <w:top w:val="single" w:color="BFBFBF" w:sz="4"/>
+              <w:left w:val="single" w:color="BFBFBF" w:sz="4"/>
+              <w:bottom w:val="single" w:color="BFBFBF" w:sz="4"/>
+              <w:right w:val="single" w:color="BFBFBF" w:sz="4"/>
+            </w:tcBorders>
+            <w:tcMar>
+              <w:top w:type="dxa" w:w="50"/>
+              <w:left w:type="dxa" w:w="80"/>
+              <w:bottom w:type="dxa" w:w="50"/>
+              <w:right w:type="dxa" w:w="80"/>
+            </w:tcMar>
+          </w:tcPr>
+          <w:p>
+            <w:pPr>
+              <w:jc w:val="left"/>
+            </w:pPr>
+            <w:r>
+              <w:rPr>
+                <w:sz w:val="19"/>
+                <w:szCs w:val="19"/>
+              </w:rPr>
+              <w:t xml:space="preserve">Software environment</w:t>
+            </w:r>
+          </w:p>
+        </w:tc>
+        <w:tc>
+          <w:tcPr>
+            <w:tcW w:type="dxa" w:w="2228"/>
+            <w:tcBorders>
+              <w:top w:val="single" w:color="BFBFBF" w:sz="4"/>
+              <w:left w:val="single" w:color="BFBFBF" w:sz="4"/>
+              <w:bottom w:val="single" w:color="BFBFBF" w:sz="4"/>
+              <w:right w:val="single" w:color="BFBFBF" w:sz="4"/>
+            </w:tcBorders>
+            <w:tcMar>
+              <w:top w:type="dxa" w:w="50"/>
+              <w:left w:type="dxa" w:w="80"/>
+              <w:bottom w:type="dxa" w:w="50"/>
+              <w:right w:type="dxa" w:w="80"/>
+            </w:tcMar>
+          </w:tcPr>
+          <w:p>
+            <w:pPr>
+              <w:jc w:val="left"/>
+            </w:pPr>
+            <w:r>
+              <w:rPr>
+                <w:sz w:val="19"/>
+                <w:szCs w:val="19"/>
+              </w:rPr>
+              <w:t xml:space="preserve">conda (</w:t>
+            </w:r>
+            <w:r>
+              <w:rPr>
+                <w:rFonts w:ascii="Consolas" w:cs="Consolas" w:eastAsia="Consolas" w:hAnsi="Consolas"/>
+                <w:sz w:val="19"/>
+                <w:szCs w:val="19"/>
+              </w:rPr>
+              <w:t xml:space="preserve">environment.yml</w:t>
+            </w:r>
+            <w:r>
+              <w:rPr>
+                <w:sz w:val="19"/>
+                <w:szCs w:val="19"/>
+              </w:rPr>
+              <w:t xml:space="preserve">)</w:t>
+            </w:r>
+          </w:p>
+        </w:tc>
+        <w:tc>
+          <w:tcPr>
+            <w:tcW w:type="dxa" w:w="4376"/>
+            <w:tcBorders>
+              <w:top w:val="single" w:color="BFBFBF" w:sz="4"/>
+              <w:left w:val="single" w:color="BFBFBF" w:sz="4"/>
+              <w:bottom w:val="single" w:color="BFBFBF" w:sz="4"/>
+              <w:right w:val="single" w:color="BFBFBF" w:sz="4"/>
+            </w:tcBorders>
+            <w:tcMar>
+              <w:top w:type="dxa" w:w="50"/>
+              <w:left w:type="dxa" w:w="80"/>
+              <w:bottom w:type="dxa" w:w="50"/>
+              <w:right w:type="dxa" w:w="80"/>
+            </w:tcMar>
+          </w:tcPr>
+          <w:p>
+            <w:pPr>
+              <w:jc w:val="left"/>
+            </w:pPr>
+            <w:r>
+              <w:rPr>
+                <w:sz w:val="19"/>
+                <w:szCs w:val="19"/>
+              </w:rPr>
+              <w:t xml:space="preserve">Same Python version and libraries on every machine</w:t>
+            </w:r>
+          </w:p>
+        </w:tc>
+      </w:tr>
+      <w:tr>
+        <w:tc>
+          <w:tcPr>
+            <w:tcW w:type="dxa" w:w="2466"/>
+            <w:tcBorders>
+              <w:top w:val="single" w:color="BFBFBF" w:sz="4"/>
+              <w:left w:val="single" w:color="BFBFBF" w:sz="4"/>
+              <w:bottom w:val="single" w:color="BFBFBF" w:sz="4"/>
+              <w:right w:val="single" w:color="BFBFBF" w:sz="4"/>
+            </w:tcBorders>
+            <w:tcMar>
+              <w:top w:type="dxa" w:w="50"/>
+              <w:left w:type="dxa" w:w="80"/>
+              <w:bottom w:type="dxa" w:w="50"/>
+              <w:right w:type="dxa" w:w="80"/>
+            </w:tcMar>
+          </w:tcPr>
+          <w:p>
+            <w:pPr>
+              <w:jc w:val="left"/>
+            </w:pPr>
+            <w:r>
+              <w:rPr>
+                <w:sz w:val="19"/>
+                <w:szCs w:val="19"/>
+              </w:rPr>
+              <w:t xml:space="preserve">Data versioning and pipeline</w:t>
+            </w:r>
+          </w:p>
+        </w:tc>
+        <w:tc>
+          <w:tcPr>
+            <w:tcW w:type="dxa" w:w="2228"/>
+            <w:tcBorders>
+              <w:top w:val="single" w:color="BFBFBF" w:sz="4"/>
+              <w:left w:val="single" w:color="BFBFBF" w:sz="4"/>
+              <w:bottom w:val="single" w:color="BFBFBF" w:sz="4"/>
+              <w:right w:val="single" w:color="BFBFBF" w:sz="4"/>
+            </w:tcBorders>
+            <w:tcMar>
+              <w:top w:type="dxa" w:w="50"/>
+              <w:left w:type="dxa" w:w="80"/>
+              <w:bottom w:type="dxa" w:w="50"/>
+              <w:right w:type="dxa" w:w="80"/>
+            </w:tcMar>
+          </w:tcPr>
+          <w:p>
+            <w:pPr>
+              <w:jc w:val="left"/>
+            </w:pPr>
+            <w:r>
+              <w:rPr>
+                <w:sz w:val="19"/>
+                <w:szCs w:val="19"/>
+              </w:rPr>
+              <w:t xml:space="preserve">DVC</w:t>
+            </w:r>
+          </w:p>
+        </w:tc>
+        <w:tc>
+          <w:tcPr>
+            <w:tcW w:type="dxa" w:w="4376"/>
+            <w:tcBorders>
+              <w:top w:val="single" w:color="BFBFBF" w:sz="4"/>
+              <w:left w:val="single" w:color="BFBFBF" w:sz="4"/>
+              <w:bottom w:val="single" w:color="BFBFBF" w:sz="4"/>
+              <w:right w:val="single" w:color="BFBFBF" w:sz="4"/>
+            </w:tcBorders>
+            <w:tcMar>
+              <w:top w:type="dxa" w:w="50"/>
+              <w:left w:type="dxa" w:w="80"/>
+              <w:bottom w:type="dxa" w:w="50"/>
+              <w:right w:type="dxa" w:w="80"/>
+            </w:tcMar>
+          </w:tcPr>
+          <w:p>
+            <w:pPr>
+              <w:jc w:val="left"/>
+            </w:pPr>
+            <w:r>
+              <w:rPr>
+                <w:sz w:val="19"/>
+                <w:szCs w:val="19"/>
+              </w:rPr>
+              <w:t xml:space="preserve">The raw dataset is versioned by its checksum (</w:t>
+            </w:r>
+            <w:r>
+              <w:rPr>
+                <w:rFonts w:ascii="Consolas" w:cs="Consolas" w:eastAsia="Consolas" w:hAnsi="Consolas"/>
+                <w:sz w:val="19"/>
+                <w:szCs w:val="19"/>
+              </w:rPr>
+              <w:t xml:space="preserve">MSLesSeg.dvc</w:t>
+            </w:r>
+            <w:r>
+              <w:rPr>
+                <w:sz w:val="19"/>
+                <w:szCs w:val="19"/>
+              </w:rPr>
+              <w:t xml:space="preserve">); </w:t>
+            </w:r>
+            <w:r>
+              <w:rPr>
+                <w:rFonts w:ascii="Consolas" w:cs="Consolas" w:eastAsia="Consolas" w:hAnsi="Consolas"/>
+                <w:sz w:val="19"/>
+                <w:szCs w:val="19"/>
+              </w:rPr>
+              <w:t xml:space="preserve">dvc repro</w:t>
+            </w:r>
+            <w:r>
+              <w:rPr>
+                <w:sz w:val="19"/>
+                <w:szCs w:val="19"/>
+              </w:rPr>
+              <w:t xml:space="preserve"> re-runs only the stages whose inputs changed</w:t>
+            </w:r>
+          </w:p>
+        </w:tc>
+      </w:tr>
+      <w:tr>
+        <w:tc>
+          <w:tcPr>
+            <w:tcW w:type="dxa" w:w="2466"/>
+            <w:tcBorders>
+              <w:top w:val="single" w:color="BFBFBF" w:sz="4"/>
+              <w:left w:val="single" w:color="BFBFBF" w:sz="4"/>
+              <w:bottom w:val="single" w:color="BFBFBF" w:sz="4"/>
+              <w:right w:val="single" w:color="BFBFBF" w:sz="4"/>
+            </w:tcBorders>
+            <w:tcMar>
+              <w:top w:type="dxa" w:w="50"/>
+              <w:left w:type="dxa" w:w="80"/>
+              <w:bottom w:type="dxa" w:w="50"/>
+              <w:right w:type="dxa" w:w="80"/>
+            </w:tcMar>
+          </w:tcPr>
+          <w:p>
+            <w:pPr>
+              <w:jc w:val="left"/>
+            </w:pPr>
+            <w:r>
+              <w:rPr>
+                <w:sz w:val="19"/>
+                <w:szCs w:val="19"/>
+              </w:rPr>
+              <w:t xml:space="preserve">Experiment tracking</w:t>
+            </w:r>
+          </w:p>
+        </w:tc>
+        <w:tc>
+          <w:tcPr>
+            <w:tcW w:type="dxa" w:w="2228"/>
+            <w:tcBorders>
+              <w:top w:val="single" w:color="BFBFBF" w:sz="4"/>
+              <w:left w:val="single" w:color="BFBFBF" w:sz="4"/>
+              <w:bottom w:val="single" w:color="BFBFBF" w:sz="4"/>
+              <w:right w:val="single" w:color="BFBFBF" w:sz="4"/>
+            </w:tcBorders>
+            <w:tcMar>
+              <w:top w:type="dxa" w:w="50"/>
+              <w:left w:type="dxa" w:w="80"/>
+              <w:bottom w:type="dxa" w:w="50"/>
+              <w:right w:type="dxa" w:w="80"/>
+            </w:tcMar>
+          </w:tcPr>
+          <w:p>
+            <w:pPr>
+              <w:jc w:val="left"/>
+            </w:pPr>
+            <w:r>
+              <w:rPr>
+                <w:sz w:val="19"/>
+                <w:szCs w:val="19"/>
+              </w:rPr>
+              <w:t xml:space="preserve">MLflow</w:t>
+            </w:r>
+          </w:p>
+        </w:tc>
+        <w:tc>
+          <w:tcPr>
+            <w:tcW w:type="dxa" w:w="4376"/>
+            <w:tcBorders>
+              <w:top w:val="single" w:color="BFBFBF" w:sz="4"/>
+              <w:left w:val="single" w:color="BFBFBF" w:sz="4"/>
+              <w:bottom w:val="single" w:color="BFBFBF" w:sz="4"/>
+              <w:right w:val="single" w:color="BFBFBF" w:sz="4"/>
+            </w:tcBorders>
+            <w:tcMar>
+              <w:top w:type="dxa" w:w="50"/>
+              <w:left w:type="dxa" w:w="80"/>
+              <w:bottom w:type="dxa" w:w="50"/>
+              <w:right w:type="dxa" w:w="80"/>
+            </w:tcMar>
+          </w:tcPr>
+          <w:p>
+            <w:pPr>
+              <w:jc w:val="left"/>
+            </w:pPr>
+            <w:r>
+              <w:rPr>
+                <w:sz w:val="19"/>
+                <w:szCs w:val="19"/>
+              </w:rPr>
+              <w:t xml:space="preserve">Parameters, metrics, artefacts and code version of every run</w:t>
+            </w:r>
+          </w:p>
+        </w:tc>
+      </w:tr>
+      <w:tr>
+        <w:tc>
+          <w:tcPr>
+            <w:tcW w:type="dxa" w:w="2466"/>
+            <w:tcBorders>
+              <w:top w:val="single" w:color="BFBFBF" w:sz="4"/>
+              <w:left w:val="single" w:color="BFBFBF" w:sz="4"/>
+              <w:bottom w:val="single" w:color="BFBFBF" w:sz="4"/>
+              <w:right w:val="single" w:color="BFBFBF" w:sz="4"/>
+            </w:tcBorders>
+            <w:tcMar>
+              <w:top w:type="dxa" w:w="50"/>
+              <w:left w:type="dxa" w:w="80"/>
+              <w:bottom w:type="dxa" w:w="50"/>
+              <w:right w:type="dxa" w:w="80"/>
+            </w:tcMar>
+          </w:tcPr>
+          <w:p>
+            <w:pPr>
+              <w:jc w:val="left"/>
+            </w:pPr>
+            <w:r>
+              <w:rPr>
+                <w:sz w:val="19"/>
+                <w:szCs w:val="19"/>
+              </w:rPr>
+              <w:t xml:space="preserve">Testing</w:t>
+            </w:r>
+          </w:p>
+        </w:tc>
+        <w:tc>
+          <w:tcPr>
+            <w:tcW w:type="dxa" w:w="2228"/>
+            <w:tcBorders>
+              <w:top w:val="single" w:color="BFBFBF" w:sz="4"/>
+              <w:left w:val="single" w:color="BFBFBF" w:sz="4"/>
+              <w:bottom w:val="single" w:color="BFBFBF" w:sz="4"/>
+              <w:right w:val="single" w:color="BFBFBF" w:sz="4"/>
+            </w:tcBorders>
+            <w:tcMar>
+              <w:top w:type="dxa" w:w="50"/>
+              <w:left w:type="dxa" w:w="80"/>
+              <w:bottom w:type="dxa" w:w="50"/>
+              <w:right w:type="dxa" w:w="80"/>
+            </w:tcMar>
+          </w:tcPr>
+          <w:p>
+            <w:pPr>
+              <w:jc w:val="left"/>
+            </w:pPr>
+            <w:r>
+              <w:rPr>
+                <w:sz w:val="19"/>
+                <w:szCs w:val="19"/>
+              </w:rPr>
+              <w:t xml:space="preserve">pytest</w:t>
+            </w:r>
+          </w:p>
+        </w:tc>
+        <w:tc>
+          <w:tcPr>
+            <w:tcW w:type="dxa" w:w="4376"/>
+            <w:tcBorders>
+              <w:top w:val="single" w:color="BFBFBF" w:sz="4"/>
+              <w:left w:val="single" w:color="BFBFBF" w:sz="4"/>
+              <w:bottom w:val="single" w:color="BFBFBF" w:sz="4"/>
+              <w:right w:val="single" w:color="BFBFBF" w:sz="4"/>
+            </w:tcBorders>
+            <w:tcMar>
+              <w:top w:type="dxa" w:w="50"/>
+              <w:left w:type="dxa" w:w="80"/>
+              <w:bottom w:type="dxa" w:w="50"/>
+              <w:right w:type="dxa" w:w="80"/>
+            </w:tcMar>
+          </w:tcPr>
+          <w:p>
+            <w:pPr>
+              <w:jc w:val="left"/>
+            </w:pPr>
+            <w:r>
+              <w:rPr>
+                <w:sz w:val="19"/>
+                <w:szCs w:val="19"/>
+              </w:rPr>
+              <w:t xml:space="preserve">Automatic tests for the folds and the metrics</w:t>
+            </w:r>
+          </w:p>
+        </w:tc>
+      </w:tr>
+      <w:tr>
+        <w:tc>
+          <w:tcPr>
+            <w:tcW w:type="dxa" w:w="2466"/>
+            <w:tcBorders>
+              <w:top w:val="single" w:color="BFBFBF" w:sz="4"/>
+              <w:left w:val="single" w:color="BFBFBF" w:sz="4"/>
+              <w:bottom w:val="single" w:color="BFBFBF" w:sz="4"/>
+              <w:right w:val="single" w:color="BFBFBF" w:sz="4"/>
+            </w:tcBorders>
+            <w:tcMar>
+              <w:top w:type="dxa" w:w="50"/>
+              <w:left w:type="dxa" w:w="80"/>
+              <w:bottom w:type="dxa" w:w="50"/>
+              <w:right w:type="dxa" w:w="80"/>
+            </w:tcMar>
+          </w:tcPr>
+          <w:p>
+            <w:pPr>
+              <w:jc w:val="left"/>
+            </w:pPr>
+            <w:r>
+              <w:rPr>
+                <w:sz w:val="19"/>
+                <w:szCs w:val="19"/>
+              </w:rPr>
+              <w:t xml:space="preserve">Computing</w:t>
+            </w:r>
+          </w:p>
+        </w:tc>
+        <w:tc>
+          <w:tcPr>
+            <w:tcW w:type="dxa" w:w="2228"/>
+            <w:tcBorders>
+              <w:top w:val="single" w:color="BFBFBF" w:sz="4"/>
+              <w:left w:val="single" w:color="BFBFBF" w:sz="4"/>
+              <w:bottom w:val="single" w:color="BFBFBF" w:sz="4"/>
+              <w:right w:val="single" w:color="BFBFBF" w:sz="4"/>
+            </w:tcBorders>
+            <w:tcMar>
+              <w:top w:type="dxa" w:w="50"/>
+              <w:left w:type="dxa" w:w="80"/>
+              <w:bottom w:type="dxa" w:w="50"/>
+              <w:right w:type="dxa" w:w="80"/>
+            </w:tcMar>
+          </w:tcPr>
+          <w:p>
+            <w:pPr>
+              <w:jc w:val="left"/>
+            </w:pPr>
+            <w:r>
+              <w:rPr>
+                <w:sz w:val="19"/>
+                <w:szCs w:val="19"/>
+              </w:rPr>
+              <w:t xml:space="preserve">Kaggle notebooks</w:t>
+            </w:r>
+          </w:p>
+        </w:tc>
+        <w:tc>
+          <w:tcPr>
+            <w:tcW w:type="dxa" w:w="4376"/>
+            <w:tcBorders>
+              <w:top w:val="single" w:color="BFBFBF" w:sz="4"/>
+              <w:left w:val="single" w:color="BFBFBF" w:sz="4"/>
+              <w:bottom w:val="single" w:color="BFBFBF" w:sz="4"/>
+              <w:right w:val="single" w:color="BFBFBF" w:sz="4"/>
+            </w:tcBorders>
+            <w:tcMar>
+              <w:top w:type="dxa" w:w="50"/>
+              <w:left w:type="dxa" w:w="80"/>
+              <w:bottom w:type="dxa" w:w="50"/>
+              <w:right w:type="dxa" w:w="80"/>
+            </w:tcMar>
+          </w:tcPr>
+          <w:p>
+            <w:pPr>
+              <w:jc w:val="left"/>
+            </w:pPr>
+            <w:r>
+              <w:rPr>
+                <w:sz w:val="19"/>
+                <w:szCs w:val="19"/>
+              </w:rPr>
+              <w:t xml:space="preserve">Free GPU (about 30 hours per week) for training</w:t>
+            </w:r>
+          </w:p>
+        </w:tc>
+      </w:tr>
+    </w:tbl>
+    <w:p>
+      <w:pPr>
+        <w:spacing w:after="200" w:before="80"/>
+        <w:jc w:val="left"/>
+      </w:pPr>
+      <w:r>
+        <w:rPr>
+          <w:i/>
+          <w:iCs/>
+          <w:color w:val="404040"/>
+          <w:sz w:val="19"/>
+          <w:szCs w:val="19"/>
+        </w:rPr>
+        <w:t xml:space="preserve">Table 5.1. Tools of the reproducible workflow.</w:t>
+      </w:r>
+    </w:p>
+    <w:p>
+      <w:pPr>
+        <w:spacing w:after="140" w:line="300"/>
+        <w:jc w:val="both"/>
+      </w:pPr>
+      <w:r>
+        <w:t xml:space="preserve">The data are not stored in Git: DVC keeps a small pointer file with the checksum of the dataset, so that each commit records exactly which version of the data was used. The pipeline currently has two stages, defined in </w:t>
+      </w:r>
+      <w:r>
+        <w:rPr>
+          <w:rFonts w:ascii="Consolas" w:cs="Consolas" w:eastAsia="Consolas" w:hAnsi="Consolas"/>
+        </w:rPr>
+        <w:t xml:space="preserve">dvc.yaml</w:t>
+      </w:r>
+      <w:r>
+        <w:t xml:space="preserve">:</w:t>
+      </w:r>
+    </w:p>
+    <w:p>
+      <w:pPr>
+        <w:pStyle w:val="ListParagraph"/>
+        <w:numPr>
+          <w:ilvl w:val="0"/>
+          <w:numId w:val="2"/>
+        </w:numPr>
+        <w:spacing w:after="60" w:line="276"/>
+      </w:pPr>
+      <w:r>
+        <w:rPr>
+          <w:b/>
+          <w:bCs/>
+        </w:rPr>
+        <w:t xml:space="preserve">eda</w:t>
+      </w:r>
+      <w:r>
+        <w:t xml:space="preserve">: computes the statistics of every study and every lesion (</w:t>
+      </w:r>
+      <w:r>
+        <w:rPr>
+          <w:rFonts w:ascii="Consolas" w:cs="Consolas" w:eastAsia="Consolas" w:hAnsi="Consolas"/>
+        </w:rPr>
+        <w:t xml:space="preserve">data/interim/study_stats.csv</w:t>
+      </w:r>
+      <w:r>
+        <w:t xml:space="preserve">, </w:t>
+      </w:r>
+      <w:r>
+        <w:rPr>
+          <w:rFonts w:ascii="Consolas" w:cs="Consolas" w:eastAsia="Consolas" w:hAnsi="Consolas"/>
+        </w:rPr>
+        <w:t xml:space="preserve">lesions.csv</w:t>
+      </w:r>
+      <w:r>
+        <w:t xml:space="preserve">) used in Chapter 4.</w:t>
+      </w:r>
+    </w:p>
+    <w:p>
+      <w:pPr>
+        <w:pStyle w:val="ListParagraph"/>
+        <w:numPr>
+          <w:ilvl w:val="0"/>
+          <w:numId w:val="2"/>
+        </w:numPr>
+        <w:spacing w:after="60" w:line="276"/>
+      </w:pPr>
+      <w:r>
+        <w:rPr>
+          <w:b/>
+          <w:bCs/>
+        </w:rPr>
+        <w:t xml:space="preserve">folds</w:t>
+      </w:r>
+      <w:r>
+        <w:t xml:space="preserve">: builds the cross-validation folds from these statistics (</w:t>
+      </w:r>
+      <w:r>
+        <w:rPr>
+          <w:rFonts w:ascii="Consolas" w:cs="Consolas" w:eastAsia="Consolas" w:hAnsi="Consolas"/>
+        </w:rPr>
+        <w:t xml:space="preserve">configs/folds.json</w:t>
+      </w:r>
+      <w:r>
+        <w:t xml:space="preserve">, Section 5.2).</w:t>
+      </w:r>
+    </w:p>
+    <w:p>
+      <w:pPr>
+        <w:pStyle w:val="Heading2"/>
+        <w:keepNext/>
+      </w:pPr>
+      <w:r>
+        <w:t xml:space="preserve">5.2 Cross-validation folds</w:t>
+      </w:r>
+    </w:p>
+    <w:p>
+      <w:pPr>
+        <w:spacing w:after="140" w:line="300"/>
+        <w:jc w:val="both"/>
+      </w:pPr>
+      <w:r>
+        <w:t xml:space="preserve">Models are developed with </w:t>
+      </w:r>
+      <w:r>
+        <w:rPr>
+          <w:b/>
+          <w:bCs/>
+        </w:rPr>
+        <w:t xml:space="preserve">5-fold cross-validation</w:t>
+      </w:r>
+      <w:r>
+        <w:t xml:space="preserve"> on the 53 training patients: each fold uses about four fifths of the patients for training and the remaining fifth for validation, and every patient is used for validation exactly once. The test set (P54–P75) is used only for the final comparison of the selected models.</w:t>
+      </w:r>
+    </w:p>
+    <w:p>
+      <w:pPr>
+        <w:spacing w:after="140" w:line="300"/>
+        <w:jc w:val="both"/>
+      </w:pPr>
+      <w:r>
+        <w:rPr>
+          <w:b/>
+          <w:bCs/>
+        </w:rPr>
+        <w:t xml:space="preserve">Folds used in the reference study.</w:t>
+      </w:r>
+      <w:r>
+        <w:t xml:space="preserve"> Guarnera et al. [7] split the training patients into contiguous blocks (Table 5.2). Their table contains two typos: patient 23 appears in both the training and the validation set of fold 4 (data leakage), and patients 11–13 are never in a validation set. Moreover, once corrected, the blocks are very unbalanced, because the first patients have more timepoints: the validation sets would contain between 10 and 36 studies.</w:t>
+      </w:r>
+    </w:p>
+    <w:tbl>
+      <w:tblPr>
+        <w:tblW w:type="dxa" w:w="9070"/>
+        <w:tblBorders>
+          <w:top w:val="single" w:color="auto" w:sz="4"/>
+          <w:left w:val="single" w:color="auto" w:sz="4"/>
+          <w:bottom w:val="single" w:color="auto" w:sz="4"/>
+          <w:right w:val="single" w:color="auto" w:sz="4"/>
+          <w:insideH w:val="single" w:color="auto" w:sz="4"/>
+          <w:insideV w:val="single" w:color="auto" w:sz="4"/>
+        </w:tblBorders>
+      </w:tblPr>
+      <w:tblGrid>
+        <w:gridCol w:w="713"/>
+        <w:gridCol w:w="2038"/>
+        <w:gridCol w:w="2242"/>
+        <w:gridCol w:w="4077"/>
+      </w:tblGrid>
+      <w:tr>
+        <w:trPr>
+          <w:tblHeader/>
+        </w:trPr>
+        <w:tc>
+          <w:tcPr>
+            <w:tcW w:type="dxa" w:w="713"/>
+            <w:tcBorders>
+              <w:top w:val="single" w:color="BFBFBF" w:sz="4"/>
+              <w:left w:val="single" w:color="BFBFBF" w:sz="4"/>
+              <w:bottom w:val="single" w:color="BFBFBF" w:sz="4"/>
+              <w:right w:val="single" w:color="BFBFBF" w:sz="4"/>
+            </w:tcBorders>
+            <w:shd w:fill="DCE6F2" w:color="auto" w:val="clear"/>
+            <w:tcMar>
+              <w:top w:type="dxa" w:w="50"/>
+              <w:left w:type="dxa" w:w="80"/>
+              <w:bottom w:type="dxa" w:w="50"/>
+              <w:right w:type="dxa" w:w="80"/>
+            </w:tcMar>
+          </w:tcPr>
+          <w:p>
+            <w:pPr>
+              <w:jc w:val="left"/>
+            </w:pPr>
+            <w:r>
+              <w:rPr>
+                <w:b/>
+                <w:bCs/>
+                <w:sz w:val="19"/>
+                <w:szCs w:val="19"/>
+              </w:rPr>
+              <w:t xml:space="preserve">Fold</w:t>
+            </w:r>
+          </w:p>
+        </w:tc>
+        <w:tc>
+          <w:tcPr>
+            <w:tcW w:type="dxa" w:w="2038"/>
+            <w:tcBorders>
+              <w:top w:val="single" w:color="BFBFBF" w:sz="4"/>
+              <w:left w:val="single" w:color="BFBFBF" w:sz="4"/>
+              <w:bottom w:val="single" w:color="BFBFBF" w:sz="4"/>
+              <w:right w:val="single" w:color="BFBFBF" w:sz="4"/>
+            </w:tcBorders>
+            <w:shd w:fill="DCE6F2" w:color="auto" w:val="clear"/>
+            <w:tcMar>
+              <w:top w:type="dxa" w:w="50"/>
+              <w:left w:type="dxa" w:w="80"/>
+              <w:bottom w:type="dxa" w:w="50"/>
+              <w:right w:type="dxa" w:w="80"/>
+            </w:tcMar>
+          </w:tcPr>
+          <w:p>
+            <w:pPr>
+              <w:jc w:val="left"/>
+            </w:pPr>
+            <w:r>
+              <w:rPr>
+                <w:b/>
+                <w:bCs/>
+                <w:sz w:val="19"/>
+                <w:szCs w:val="19"/>
+              </w:rPr>
+              <w:t xml:space="preserve">Training patients</w:t>
+            </w:r>
+          </w:p>
+        </w:tc>
+        <w:tc>
+          <w:tcPr>
+            <w:tcW w:type="dxa" w:w="2242"/>
+            <w:tcBorders>
+              <w:top w:val="single" w:color="BFBFBF" w:sz="4"/>
+              <w:left w:val="single" w:color="BFBFBF" w:sz="4"/>
+              <w:bottom w:val="single" w:color="BFBFBF" w:sz="4"/>
+              <w:right w:val="single" w:color="BFBFBF" w:sz="4"/>
+            </w:tcBorders>
+            <w:shd w:fill="DCE6F2" w:color="auto" w:val="clear"/>
+            <w:tcMar>
+              <w:top w:type="dxa" w:w="50"/>
+              <w:left w:type="dxa" w:w="80"/>
+              <w:bottom w:type="dxa" w:w="50"/>
+              <w:right w:type="dxa" w:w="80"/>
+            </w:tcMar>
+          </w:tcPr>
+          <w:p>
+            <w:pPr>
+              <w:jc w:val="left"/>
+            </w:pPr>
+            <w:r>
+              <w:rPr>
+                <w:b/>
+                <w:bCs/>
+                <w:sz w:val="19"/>
+                <w:szCs w:val="19"/>
+              </w:rPr>
+              <w:t xml:space="preserve">Validation patients</w:t>
+            </w:r>
+          </w:p>
+        </w:tc>
+        <w:tc>
+          <w:tcPr>
+            <w:tcW w:type="dxa" w:w="4077"/>
+            <w:tcBorders>
+              <w:top w:val="single" w:color="BFBFBF" w:sz="4"/>
+              <w:left w:val="single" w:color="BFBFBF" w:sz="4"/>
+              <w:bottom w:val="single" w:color="BFBFBF" w:sz="4"/>
+              <w:right w:val="single" w:color="BFBFBF" w:sz="4"/>
+            </w:tcBorders>
+            <w:shd w:fill="DCE6F2" w:color="auto" w:val="clear"/>
+            <w:tcMar>
+              <w:top w:type="dxa" w:w="50"/>
+              <w:left w:type="dxa" w:w="80"/>
+              <w:bottom w:type="dxa" w:w="50"/>
+              <w:right w:type="dxa" w:w="80"/>
+            </w:tcMar>
+          </w:tcPr>
+          <w:p>
+            <w:pPr>
+              <w:jc w:val="left"/>
+            </w:pPr>
+            <w:r>
+              <w:rPr>
+                <w:b/>
+                <w:bCs/>
+                <w:sz w:val="19"/>
+                <w:szCs w:val="19"/>
+              </w:rPr>
+              <w:t xml:space="preserve">Issue</w:t>
+            </w:r>
+          </w:p>
+        </w:tc>
+      </w:tr>
+      <w:tr>
+        <w:tc>
+          <w:tcPr>
+            <w:tcW w:type="dxa" w:w="713"/>
+            <w:tcBorders>
+              <w:top w:val="single" w:color="BFBFBF" w:sz="4"/>
+              <w:left w:val="single" w:color="BFBFBF" w:sz="4"/>
+              <w:bottom w:val="single" w:color="BFBFBF" w:sz="4"/>
+              <w:right w:val="single" w:color="BFBFBF" w:sz="4"/>
+            </w:tcBorders>
+            <w:tcMar>
+              <w:top w:type="dxa" w:w="50"/>
+              <w:left w:type="dxa" w:w="80"/>
+              <w:bottom w:type="dxa" w:w="50"/>
+              <w:right w:type="dxa" w:w="80"/>
+            </w:tcMar>
+          </w:tcPr>
+          <w:p>
+            <w:pPr>
+              <w:jc w:val="left"/>
+            </w:pPr>
+            <w:r>
+              <w:rPr>
+                <w:sz w:val="19"/>
+                <w:szCs w:val="19"/>
+              </w:rPr>
+              <w:t xml:space="preserve">1</w:t>
+            </w:r>
+          </w:p>
+        </w:tc>
+        <w:tc>
+          <w:tcPr>
+            <w:tcW w:type="dxa" w:w="2038"/>
+            <w:tcBorders>
+              <w:top w:val="single" w:color="BFBFBF" w:sz="4"/>
+              <w:left w:val="single" w:color="BFBFBF" w:sz="4"/>
+              <w:bottom w:val="single" w:color="BFBFBF" w:sz="4"/>
+              <w:right w:val="single" w:color="BFBFBF" w:sz="4"/>
+            </w:tcBorders>
+            <w:tcMar>
+              <w:top w:type="dxa" w:w="50"/>
+              <w:left w:type="dxa" w:w="80"/>
+              <w:bottom w:type="dxa" w:w="50"/>
+              <w:right w:type="dxa" w:w="80"/>
+            </w:tcMar>
+          </w:tcPr>
+          <w:p>
+            <w:pPr>
+              <w:jc w:val="right"/>
+            </w:pPr>
+            <w:r>
+              <w:rPr>
+                <w:sz w:val="19"/>
+                <w:szCs w:val="19"/>
+              </w:rPr>
+              <w:t xml:space="preserve">1–43</w:t>
+            </w:r>
+          </w:p>
+        </w:tc>
+        <w:tc>
+          <w:tcPr>
+            <w:tcW w:type="dxa" w:w="2242"/>
+            <w:tcBorders>
+              <w:top w:val="single" w:color="BFBFBF" w:sz="4"/>
+              <w:left w:val="single" w:color="BFBFBF" w:sz="4"/>
+              <w:bottom w:val="single" w:color="BFBFBF" w:sz="4"/>
+              <w:right w:val="single" w:color="BFBFBF" w:sz="4"/>
+            </w:tcBorders>
+            <w:tcMar>
+              <w:top w:type="dxa" w:w="50"/>
+              <w:left w:type="dxa" w:w="80"/>
+              <w:bottom w:type="dxa" w:w="50"/>
+              <w:right w:type="dxa" w:w="80"/>
+            </w:tcMar>
+          </w:tcPr>
+          <w:p>
+            <w:pPr>
+              <w:jc w:val="right"/>
+            </w:pPr>
+            <w:r>
+              <w:rPr>
+                <w:sz w:val="19"/>
+                <w:szCs w:val="19"/>
+              </w:rPr>
+              <w:t xml:space="preserve">44–53</w:t>
+            </w:r>
+          </w:p>
+        </w:tc>
+        <w:tc>
+          <w:tcPr>
+            <w:tcW w:type="dxa" w:w="4077"/>
+            <w:tcBorders>
+              <w:top w:val="single" w:color="BFBFBF" w:sz="4"/>
+              <w:left w:val="single" w:color="BFBFBF" w:sz="4"/>
+              <w:bottom w:val="single" w:color="BFBFBF" w:sz="4"/>
+              <w:right w:val="single" w:color="BFBFBF" w:sz="4"/>
+            </w:tcBorders>
+            <w:tcMar>
+              <w:top w:type="dxa" w:w="50"/>
+              <w:left w:type="dxa" w:w="80"/>
+              <w:bottom w:type="dxa" w:w="50"/>
+              <w:right w:type="dxa" w:w="80"/>
+            </w:tcMar>
+          </w:tcPr>
+          <w:p>
+            <w:pPr>
+              <w:jc w:val="left"/>
+            </w:pPr>
+            <w:r>
+              <w:rPr>
+                <w:sz w:val="19"/>
+                <w:szCs w:val="19"/>
+              </w:rPr>
+              <w:t xml:space="preserve">—</w:t>
+            </w:r>
+          </w:p>
+        </w:tc>
+      </w:tr>
+      <w:tr>
+        <w:tc>
+          <w:tcPr>
+            <w:tcW w:type="dxa" w:w="713"/>
+            <w:tcBorders>
+              <w:top w:val="single" w:color="BFBFBF" w:sz="4"/>
+              <w:left w:val="single" w:color="BFBFBF" w:sz="4"/>
+              <w:bottom w:val="single" w:color="BFBFBF" w:sz="4"/>
+              <w:right w:val="single" w:color="BFBFBF" w:sz="4"/>
+            </w:tcBorders>
+            <w:tcMar>
+              <w:top w:type="dxa" w:w="50"/>
+              <w:left w:type="dxa" w:w="80"/>
+              <w:bottom w:type="dxa" w:w="50"/>
+              <w:right w:type="dxa" w:w="80"/>
+            </w:tcMar>
+          </w:tcPr>
+          <w:p>
+            <w:pPr>
+              <w:jc w:val="left"/>
+            </w:pPr>
+            <w:r>
+              <w:rPr>
+                <w:sz w:val="19"/>
+                <w:szCs w:val="19"/>
+              </w:rPr>
+              <w:t xml:space="preserve">2</w:t>
+            </w:r>
+          </w:p>
+        </w:tc>
+        <w:tc>
+          <w:tcPr>
+            <w:tcW w:type="dxa" w:w="2038"/>
+            <w:tcBorders>
+              <w:top w:val="single" w:color="BFBFBF" w:sz="4"/>
+              <w:left w:val="single" w:color="BFBFBF" w:sz="4"/>
+              <w:bottom w:val="single" w:color="BFBFBF" w:sz="4"/>
+              <w:right w:val="single" w:color="BFBFBF" w:sz="4"/>
+            </w:tcBorders>
+            <w:tcMar>
+              <w:top w:type="dxa" w:w="50"/>
+              <w:left w:type="dxa" w:w="80"/>
+              <w:bottom w:type="dxa" w:w="50"/>
+              <w:right w:type="dxa" w:w="80"/>
+            </w:tcMar>
+          </w:tcPr>
+          <w:p>
+            <w:pPr>
+              <w:jc w:val="right"/>
+            </w:pPr>
+            <w:r>
+              <w:rPr>
+                <w:sz w:val="19"/>
+                <w:szCs w:val="19"/>
+              </w:rPr>
+              <w:t xml:space="preserve">1–33, 44–53</w:t>
+            </w:r>
+          </w:p>
+        </w:tc>
+        <w:tc>
+          <w:tcPr>
+            <w:tcW w:type="dxa" w:w="2242"/>
+            <w:tcBorders>
+              <w:top w:val="single" w:color="BFBFBF" w:sz="4"/>
+              <w:left w:val="single" w:color="BFBFBF" w:sz="4"/>
+              <w:bottom w:val="single" w:color="BFBFBF" w:sz="4"/>
+              <w:right w:val="single" w:color="BFBFBF" w:sz="4"/>
+            </w:tcBorders>
+            <w:tcMar>
+              <w:top w:type="dxa" w:w="50"/>
+              <w:left w:type="dxa" w:w="80"/>
+              <w:bottom w:type="dxa" w:w="50"/>
+              <w:right w:type="dxa" w:w="80"/>
+            </w:tcMar>
+          </w:tcPr>
+          <w:p>
+            <w:pPr>
+              <w:jc w:val="right"/>
+            </w:pPr>
+            <w:r>
+              <w:rPr>
+                <w:sz w:val="19"/>
+                <w:szCs w:val="19"/>
+              </w:rPr>
+              <w:t xml:space="preserve">34–43</w:t>
+            </w:r>
+          </w:p>
+        </w:tc>
+        <w:tc>
+          <w:tcPr>
+            <w:tcW w:type="dxa" w:w="4077"/>
+            <w:tcBorders>
+              <w:top w:val="single" w:color="BFBFBF" w:sz="4"/>
+              <w:left w:val="single" w:color="BFBFBF" w:sz="4"/>
+              <w:bottom w:val="single" w:color="BFBFBF" w:sz="4"/>
+              <w:right w:val="single" w:color="BFBFBF" w:sz="4"/>
+            </w:tcBorders>
+            <w:tcMar>
+              <w:top w:type="dxa" w:w="50"/>
+              <w:left w:type="dxa" w:w="80"/>
+              <w:bottom w:type="dxa" w:w="50"/>
+              <w:right w:type="dxa" w:w="80"/>
+            </w:tcMar>
+          </w:tcPr>
+          <w:p>
+            <w:pPr>
+              <w:jc w:val="left"/>
+            </w:pPr>
+            <w:r>
+              <w:rPr>
+                <w:sz w:val="19"/>
+                <w:szCs w:val="19"/>
+              </w:rPr>
+              <w:t xml:space="preserve">—</w:t>
+            </w:r>
+          </w:p>
+        </w:tc>
+      </w:tr>
+      <w:tr>
+        <w:tc>
+          <w:tcPr>
+            <w:tcW w:type="dxa" w:w="713"/>
+            <w:tcBorders>
+              <w:top w:val="single" w:color="BFBFBF" w:sz="4"/>
+              <w:left w:val="single" w:color="BFBFBF" w:sz="4"/>
+              <w:bottom w:val="single" w:color="BFBFBF" w:sz="4"/>
+              <w:right w:val="single" w:color="BFBFBF" w:sz="4"/>
+            </w:tcBorders>
+            <w:tcMar>
+              <w:top w:type="dxa" w:w="50"/>
+              <w:left w:type="dxa" w:w="80"/>
+              <w:bottom w:type="dxa" w:w="50"/>
+              <w:right w:type="dxa" w:w="80"/>
+            </w:tcMar>
+          </w:tcPr>
+          <w:p>
+            <w:pPr>
+              <w:jc w:val="left"/>
+            </w:pPr>
+            <w:r>
+              <w:rPr>
+                <w:sz w:val="19"/>
+                <w:szCs w:val="19"/>
+              </w:rPr>
+              <w:t xml:space="preserve">3</w:t>
+            </w:r>
+          </w:p>
+        </w:tc>
+        <w:tc>
+          <w:tcPr>
+            <w:tcW w:type="dxa" w:w="2038"/>
+            <w:tcBorders>
+              <w:top w:val="single" w:color="BFBFBF" w:sz="4"/>
+              <w:left w:val="single" w:color="BFBFBF" w:sz="4"/>
+              <w:bottom w:val="single" w:color="BFBFBF" w:sz="4"/>
+              <w:right w:val="single" w:color="BFBFBF" w:sz="4"/>
+            </w:tcBorders>
+            <w:tcMar>
+              <w:top w:type="dxa" w:w="50"/>
+              <w:left w:type="dxa" w:w="80"/>
+              <w:bottom w:type="dxa" w:w="50"/>
+              <w:right w:type="dxa" w:w="80"/>
+            </w:tcMar>
+          </w:tcPr>
+          <w:p>
+            <w:pPr>
+              <w:jc w:val="right"/>
+            </w:pPr>
+            <w:r>
+              <w:rPr>
+                <w:sz w:val="19"/>
+                <w:szCs w:val="19"/>
+              </w:rPr>
+              <w:t xml:space="preserve">1–23, 34–53</w:t>
+            </w:r>
+          </w:p>
+        </w:tc>
+        <w:tc>
+          <w:tcPr>
+            <w:tcW w:type="dxa" w:w="2242"/>
+            <w:tcBorders>
+              <w:top w:val="single" w:color="BFBFBF" w:sz="4"/>
+              <w:left w:val="single" w:color="BFBFBF" w:sz="4"/>
+              <w:bottom w:val="single" w:color="BFBFBF" w:sz="4"/>
+              <w:right w:val="single" w:color="BFBFBF" w:sz="4"/>
+            </w:tcBorders>
+            <w:tcMar>
+              <w:top w:type="dxa" w:w="50"/>
+              <w:left w:type="dxa" w:w="80"/>
+              <w:bottom w:type="dxa" w:w="50"/>
+              <w:right w:type="dxa" w:w="80"/>
+            </w:tcMar>
+          </w:tcPr>
+          <w:p>
+            <w:pPr>
+              <w:jc w:val="right"/>
+            </w:pPr>
+            <w:r>
+              <w:rPr>
+                <w:sz w:val="19"/>
+                <w:szCs w:val="19"/>
+              </w:rPr>
+              <w:t xml:space="preserve">24–33</w:t>
+            </w:r>
+          </w:p>
+        </w:tc>
+        <w:tc>
+          <w:tcPr>
+            <w:tcW w:type="dxa" w:w="4077"/>
+            <w:tcBorders>
+              <w:top w:val="single" w:color="BFBFBF" w:sz="4"/>
+              <w:left w:val="single" w:color="BFBFBF" w:sz="4"/>
+              <w:bottom w:val="single" w:color="BFBFBF" w:sz="4"/>
+              <w:right w:val="single" w:color="BFBFBF" w:sz="4"/>
+            </w:tcBorders>
+            <w:tcMar>
+              <w:top w:type="dxa" w:w="50"/>
+              <w:left w:type="dxa" w:w="80"/>
+              <w:bottom w:type="dxa" w:w="50"/>
+              <w:right w:type="dxa" w:w="80"/>
+            </w:tcMar>
+          </w:tcPr>
+          <w:p>
+            <w:pPr>
+              <w:jc w:val="left"/>
+            </w:pPr>
+            <w:r>
+              <w:rPr>
+                <w:sz w:val="19"/>
+                <w:szCs w:val="19"/>
+              </w:rPr>
+              <w:t xml:space="preserve">—</w:t>
+            </w:r>
+          </w:p>
+        </w:tc>
+      </w:tr>
+      <w:tr>
+        <w:tc>
+          <w:tcPr>
+            <w:tcW w:type="dxa" w:w="713"/>
+            <w:tcBorders>
+              <w:top w:val="single" w:color="BFBFBF" w:sz="4"/>
+              <w:left w:val="single" w:color="BFBFBF" w:sz="4"/>
+              <w:bottom w:val="single" w:color="BFBFBF" w:sz="4"/>
+              <w:right w:val="single" w:color="BFBFBF" w:sz="4"/>
+            </w:tcBorders>
+            <w:tcMar>
+              <w:top w:type="dxa" w:w="50"/>
+              <w:left w:type="dxa" w:w="80"/>
+              <w:bottom w:type="dxa" w:w="50"/>
+              <w:right w:type="dxa" w:w="80"/>
+            </w:tcMar>
+          </w:tcPr>
+          <w:p>
+            <w:pPr>
+              <w:jc w:val="left"/>
+            </w:pPr>
+            <w:r>
+              <w:rPr>
+                <w:sz w:val="19"/>
+                <w:szCs w:val="19"/>
+              </w:rPr>
+              <w:t xml:space="preserve">4</w:t>
+            </w:r>
+          </w:p>
+        </w:tc>
+        <w:tc>
+          <w:tcPr>
+            <w:tcW w:type="dxa" w:w="2038"/>
+            <w:tcBorders>
+              <w:top w:val="single" w:color="BFBFBF" w:sz="4"/>
+              <w:left w:val="single" w:color="BFBFBF" w:sz="4"/>
+              <w:bottom w:val="single" w:color="BFBFBF" w:sz="4"/>
+              <w:right w:val="single" w:color="BFBFBF" w:sz="4"/>
+            </w:tcBorders>
+            <w:tcMar>
+              <w:top w:type="dxa" w:w="50"/>
+              <w:left w:type="dxa" w:w="80"/>
+              <w:bottom w:type="dxa" w:w="50"/>
+              <w:right w:type="dxa" w:w="80"/>
+            </w:tcMar>
+          </w:tcPr>
+          <w:p>
+            <w:pPr>
+              <w:jc w:val="right"/>
+            </w:pPr>
+            <w:r>
+              <w:rPr>
+                <w:sz w:val="19"/>
+                <w:szCs w:val="19"/>
+              </w:rPr>
+              <w:t xml:space="preserve">1–13, 23–53</w:t>
+            </w:r>
+          </w:p>
+        </w:tc>
+        <w:tc>
+          <w:tcPr>
+            <w:tcW w:type="dxa" w:w="2242"/>
+            <w:tcBorders>
+              <w:top w:val="single" w:color="BFBFBF" w:sz="4"/>
+              <w:left w:val="single" w:color="BFBFBF" w:sz="4"/>
+              <w:bottom w:val="single" w:color="BFBFBF" w:sz="4"/>
+              <w:right w:val="single" w:color="BFBFBF" w:sz="4"/>
+            </w:tcBorders>
+            <w:tcMar>
+              <w:top w:type="dxa" w:w="50"/>
+              <w:left w:type="dxa" w:w="80"/>
+              <w:bottom w:type="dxa" w:w="50"/>
+              <w:right w:type="dxa" w:w="80"/>
+            </w:tcMar>
+          </w:tcPr>
+          <w:p>
+            <w:pPr>
+              <w:jc w:val="right"/>
+            </w:pPr>
+            <w:r>
+              <w:rPr>
+                <w:sz w:val="19"/>
+                <w:szCs w:val="19"/>
+              </w:rPr>
+              <w:t xml:space="preserve">14–23</w:t>
+            </w:r>
+          </w:p>
+        </w:tc>
+        <w:tc>
+          <w:tcPr>
+            <w:tcW w:type="dxa" w:w="4077"/>
+            <w:tcBorders>
+              <w:top w:val="single" w:color="BFBFBF" w:sz="4"/>
+              <w:left w:val="single" w:color="BFBFBF" w:sz="4"/>
+              <w:bottom w:val="single" w:color="BFBFBF" w:sz="4"/>
+              <w:right w:val="single" w:color="BFBFBF" w:sz="4"/>
+            </w:tcBorders>
+            <w:tcMar>
+              <w:top w:type="dxa" w:w="50"/>
+              <w:left w:type="dxa" w:w="80"/>
+              <w:bottom w:type="dxa" w:w="50"/>
+              <w:right w:type="dxa" w:w="80"/>
+            </w:tcMar>
+          </w:tcPr>
+          <w:p>
+            <w:pPr>
+              <w:jc w:val="left"/>
+            </w:pPr>
+            <w:r>
+              <w:rPr>
+                <w:sz w:val="19"/>
+                <w:szCs w:val="19"/>
+              </w:rPr>
+              <w:t xml:space="preserve">Patient 23 in training and validation</w:t>
+            </w:r>
+          </w:p>
+        </w:tc>
+      </w:tr>
+      <w:tr>
+        <w:tc>
+          <w:tcPr>
+            <w:tcW w:type="dxa" w:w="713"/>
+            <w:tcBorders>
+              <w:top w:val="single" w:color="BFBFBF" w:sz="4"/>
+              <w:left w:val="single" w:color="BFBFBF" w:sz="4"/>
+              <w:bottom w:val="single" w:color="BFBFBF" w:sz="4"/>
+              <w:right w:val="single" w:color="BFBFBF" w:sz="4"/>
+            </w:tcBorders>
+            <w:tcMar>
+              <w:top w:type="dxa" w:w="50"/>
+              <w:left w:type="dxa" w:w="80"/>
+              <w:bottom w:type="dxa" w:w="50"/>
+              <w:right w:type="dxa" w:w="80"/>
+            </w:tcMar>
+          </w:tcPr>
+          <w:p>
+            <w:pPr>
+              <w:jc w:val="left"/>
+            </w:pPr>
+            <w:r>
+              <w:rPr>
+                <w:sz w:val="19"/>
+                <w:szCs w:val="19"/>
+              </w:rPr>
+              <w:t xml:space="preserve">5</w:t>
+            </w:r>
+          </w:p>
+        </w:tc>
+        <w:tc>
+          <w:tcPr>
+            <w:tcW w:type="dxa" w:w="2038"/>
+            <w:tcBorders>
+              <w:top w:val="single" w:color="BFBFBF" w:sz="4"/>
+              <w:left w:val="single" w:color="BFBFBF" w:sz="4"/>
+              <w:bottom w:val="single" w:color="BFBFBF" w:sz="4"/>
+              <w:right w:val="single" w:color="BFBFBF" w:sz="4"/>
+            </w:tcBorders>
+            <w:tcMar>
+              <w:top w:type="dxa" w:w="50"/>
+              <w:left w:type="dxa" w:w="80"/>
+              <w:bottom w:type="dxa" w:w="50"/>
+              <w:right w:type="dxa" w:w="80"/>
+            </w:tcMar>
+          </w:tcPr>
+          <w:p>
+            <w:pPr>
+              <w:jc w:val="right"/>
+            </w:pPr>
+            <w:r>
+              <w:rPr>
+                <w:sz w:val="19"/>
+                <w:szCs w:val="19"/>
+              </w:rPr>
+              <w:t xml:space="preserve">11–53</w:t>
+            </w:r>
+          </w:p>
+        </w:tc>
+        <w:tc>
+          <w:tcPr>
+            <w:tcW w:type="dxa" w:w="2242"/>
+            <w:tcBorders>
+              <w:top w:val="single" w:color="BFBFBF" w:sz="4"/>
+              <w:left w:val="single" w:color="BFBFBF" w:sz="4"/>
+              <w:bottom w:val="single" w:color="BFBFBF" w:sz="4"/>
+              <w:right w:val="single" w:color="BFBFBF" w:sz="4"/>
+            </w:tcBorders>
+            <w:tcMar>
+              <w:top w:type="dxa" w:w="50"/>
+              <w:left w:type="dxa" w:w="80"/>
+              <w:bottom w:type="dxa" w:w="50"/>
+              <w:right w:type="dxa" w:w="80"/>
+            </w:tcMar>
+          </w:tcPr>
+          <w:p>
+            <w:pPr>
+              <w:jc w:val="right"/>
+            </w:pPr>
+            <w:r>
+              <w:rPr>
+                <w:sz w:val="19"/>
+                <w:szCs w:val="19"/>
+              </w:rPr>
+              <w:t xml:space="preserve">1–10</w:t>
+            </w:r>
+          </w:p>
+        </w:tc>
+        <w:tc>
+          <w:tcPr>
+            <w:tcW w:type="dxa" w:w="4077"/>
+            <w:tcBorders>
+              <w:top w:val="single" w:color="BFBFBF" w:sz="4"/>
+              <w:left w:val="single" w:color="BFBFBF" w:sz="4"/>
+              <w:bottom w:val="single" w:color="BFBFBF" w:sz="4"/>
+              <w:right w:val="single" w:color="BFBFBF" w:sz="4"/>
+            </w:tcBorders>
+            <w:tcMar>
+              <w:top w:type="dxa" w:w="50"/>
+              <w:left w:type="dxa" w:w="80"/>
+              <w:bottom w:type="dxa" w:w="50"/>
+              <w:right w:type="dxa" w:w="80"/>
+            </w:tcMar>
+          </w:tcPr>
+          <w:p>
+            <w:pPr>
+              <w:jc w:val="left"/>
+            </w:pPr>
+            <w:r>
+              <w:rPr>
+                <w:sz w:val="19"/>
+                <w:szCs w:val="19"/>
+              </w:rPr>
+              <w:t xml:space="preserve">Patients 11–13 never validated</w:t>
+            </w:r>
+          </w:p>
+        </w:tc>
+      </w:tr>
+    </w:tbl>
+    <w:p>
+      <w:pPr>
+        <w:spacing w:after="200" w:before="80"/>
+        <w:jc w:val="left"/>
+      </w:pPr>
+      <w:r>
+        <w:rPr>
+          <w:i/>
+          <w:iCs/>
+          <w:color w:val="404040"/>
+          <w:sz w:val="19"/>
+          <w:szCs w:val="19"/>
+        </w:rPr>
+        <w:t xml:space="preserve">Table 5.2. Cross-validation folds reported by Guarnera et al. [7] (Table 4 of the original publication).</w:t>
+      </w:r>
+    </w:p>
+    <w:p>
+      <w:pPr>
+        <w:spacing w:after="140" w:line="300"/>
+        <w:jc w:val="both"/>
+      </w:pPr>
+      <w:r>
+        <w:rPr>
+          <w:b/>
+          <w:bCs/>
+        </w:rPr>
+        <w:t xml:space="preserve">Folds used in this work.</w:t>
+      </w:r>
+      <w:r>
+        <w:t xml:space="preserve"> New folds were built with two rules:</w:t>
+      </w:r>
+    </w:p>
+    <w:p>
+      <w:pPr>
+        <w:pStyle w:val="ListParagraph"/>
+        <w:numPr>
+          <w:ilvl w:val="0"/>
+          <w:numId w:val="2"/>
+        </w:numPr>
+        <w:spacing w:after="60" w:line="276"/>
+      </w:pPr>
+      <w:r>
+        <w:rPr>
+          <w:b/>
+          <w:bCs/>
+        </w:rPr>
+        <w:t xml:space="preserve">Patient level:</w:t>
+      </w:r>
+      <w:r>
+        <w:t xml:space="preserve"> all timepoints of a patient belong to the same fold, so no patient appears in both training and validation.</w:t>
+      </w:r>
+    </w:p>
+    <w:p>
+      <w:pPr>
+        <w:pStyle w:val="ListParagraph"/>
+        <w:numPr>
+          <w:ilvl w:val="0"/>
+          <w:numId w:val="2"/>
+        </w:numPr>
+        <w:spacing w:after="60" w:line="276"/>
+      </w:pPr>
+      <w:r>
+        <w:rPr>
+          <w:b/>
+          <w:bCs/>
+        </w:rPr>
+        <w:t xml:space="preserve">Balanced:</w:t>
+      </w:r>
+      <w:r>
+        <w:t xml:space="preserve"> patients are sorted by number of studies and lesion volume (largest first), and each one is assigned to the fold that currently has the fewest studies (ties: least lesion volume). The procedure is deterministic.</w:t>
+      </w:r>
+    </w:p>
+    <w:p>
+      <w:pPr>
+        <w:spacing w:after="140" w:line="300"/>
+        <w:jc w:val="both"/>
+      </w:pPr>
+      <w:r>
+        <w:t xml:space="preserve">The resulting folds are balanced in number of studies and lesion volume (Table 5.3). The implementation (</w:t>
+      </w:r>
+      <w:r>
+        <w:rPr>
+          <w:rFonts w:ascii="Consolas" w:cs="Consolas" w:eastAsia="Consolas" w:hAnsi="Consolas"/>
+        </w:rPr>
+        <w:t xml:space="preserve">ms_seg/folds.py</w:t>
+      </w:r>
+      <w:r>
+        <w:t xml:space="preserve">) checks automatically that no patient is in two folds and that every training patient is validated once.</w:t>
+      </w:r>
+    </w:p>
+    <w:tbl>
+      <w:tblPr>
+        <w:tblW w:type="dxa" w:w="9070"/>
+        <w:tblBorders>
+          <w:top w:val="single" w:color="auto" w:sz="4"/>
+          <w:left w:val="single" w:color="auto" w:sz="4"/>
+          <w:bottom w:val="single" w:color="auto" w:sz="4"/>
+          <w:right w:val="single" w:color="auto" w:sz="4"/>
+          <w:insideH w:val="single" w:color="auto" w:sz="4"/>
+          <w:insideV w:val="single" w:color="auto" w:sz="4"/>
+        </w:tblBorders>
+      </w:tblPr>
+      <w:tblGrid>
+        <w:gridCol w:w="1296"/>
+        <w:gridCol w:w="2036"/>
+        <w:gridCol w:w="1851"/>
+        <w:gridCol w:w="3887"/>
+      </w:tblGrid>
+      <w:tr>
+        <w:trPr>
+          <w:tblHeader/>
+        </w:trPr>
+        <w:tc>
+          <w:tcPr>
+            <w:tcW w:type="dxa" w:w="1296"/>
+            <w:tcBorders>
+              <w:top w:val="single" w:color="BFBFBF" w:sz="4"/>
+              <w:left w:val="single" w:color="BFBFBF" w:sz="4"/>
+              <w:bottom w:val="single" w:color="BFBFBF" w:sz="4"/>
+              <w:right w:val="single" w:color="BFBFBF" w:sz="4"/>
+            </w:tcBorders>
+            <w:shd w:fill="DCE6F2" w:color="auto" w:val="clear"/>
+            <w:tcMar>
+              <w:top w:type="dxa" w:w="50"/>
+              <w:left w:type="dxa" w:w="80"/>
+              <w:bottom w:type="dxa" w:w="50"/>
+              <w:right w:type="dxa" w:w="80"/>
+            </w:tcMar>
+          </w:tcPr>
+          <w:p>
+            <w:pPr>
+              <w:jc w:val="left"/>
+            </w:pPr>
+            <w:r>
+              <w:rPr>
+                <w:b/>
+                <w:bCs/>
+                <w:sz w:val="19"/>
+                <w:szCs w:val="19"/>
+              </w:rPr>
+              <w:t xml:space="preserve">Fold</w:t>
+            </w:r>
+          </w:p>
+        </w:tc>
+        <w:tc>
+          <w:tcPr>
+            <w:tcW w:type="dxa" w:w="2036"/>
+            <w:tcBorders>
+              <w:top w:val="single" w:color="BFBFBF" w:sz="4"/>
+              <w:left w:val="single" w:color="BFBFBF" w:sz="4"/>
+              <w:bottom w:val="single" w:color="BFBFBF" w:sz="4"/>
+              <w:right w:val="single" w:color="BFBFBF" w:sz="4"/>
+            </w:tcBorders>
+            <w:shd w:fill="DCE6F2" w:color="auto" w:val="clear"/>
+            <w:tcMar>
+              <w:top w:type="dxa" w:w="50"/>
+              <w:left w:type="dxa" w:w="80"/>
+              <w:bottom w:type="dxa" w:w="50"/>
+              <w:right w:type="dxa" w:w="80"/>
+            </w:tcMar>
+          </w:tcPr>
+          <w:p>
+            <w:pPr>
+              <w:jc w:val="left"/>
+            </w:pPr>
+            <w:r>
+              <w:rPr>
+                <w:b/>
+                <w:bCs/>
+                <w:sz w:val="19"/>
+                <w:szCs w:val="19"/>
+              </w:rPr>
+              <w:t xml:space="preserve">Patients</w:t>
+            </w:r>
+          </w:p>
+        </w:tc>
+        <w:tc>
+          <w:tcPr>
+            <w:tcW w:type="dxa" w:w="1851"/>
+            <w:tcBorders>
+              <w:top w:val="single" w:color="BFBFBF" w:sz="4"/>
+              <w:left w:val="single" w:color="BFBFBF" w:sz="4"/>
+              <w:bottom w:val="single" w:color="BFBFBF" w:sz="4"/>
+              <w:right w:val="single" w:color="BFBFBF" w:sz="4"/>
+            </w:tcBorders>
+            <w:shd w:fill="DCE6F2" w:color="auto" w:val="clear"/>
+            <w:tcMar>
+              <w:top w:type="dxa" w:w="50"/>
+              <w:left w:type="dxa" w:w="80"/>
+              <w:bottom w:type="dxa" w:w="50"/>
+              <w:right w:type="dxa" w:w="80"/>
+            </w:tcMar>
+          </w:tcPr>
+          <w:p>
+            <w:pPr>
+              <w:jc w:val="left"/>
+            </w:pPr>
+            <w:r>
+              <w:rPr>
+                <w:b/>
+                <w:bCs/>
+                <w:sz w:val="19"/>
+                <w:szCs w:val="19"/>
+              </w:rPr>
+              <w:t xml:space="preserve">Studies</w:t>
+            </w:r>
+          </w:p>
+        </w:tc>
+        <w:tc>
+          <w:tcPr>
+            <w:tcW w:type="dxa" w:w="3887"/>
+            <w:tcBorders>
+              <w:top w:val="single" w:color="BFBFBF" w:sz="4"/>
+              <w:left w:val="single" w:color="BFBFBF" w:sz="4"/>
+              <w:bottom w:val="single" w:color="BFBFBF" w:sz="4"/>
+              <w:right w:val="single" w:color="BFBFBF" w:sz="4"/>
+            </w:tcBorders>
+            <w:shd w:fill="DCE6F2" w:color="auto" w:val="clear"/>
+            <w:tcMar>
+              <w:top w:type="dxa" w:w="50"/>
+              <w:left w:type="dxa" w:w="80"/>
+              <w:bottom w:type="dxa" w:w="50"/>
+              <w:right w:type="dxa" w:w="80"/>
+            </w:tcMar>
+          </w:tcPr>
+          <w:p>
+            <w:pPr>
+              <w:jc w:val="left"/>
+            </w:pPr>
+            <w:r>
+              <w:rPr>
+                <w:b/>
+                <w:bCs/>
+                <w:sz w:val="19"/>
+                <w:szCs w:val="19"/>
+              </w:rPr>
+              <w:t xml:space="preserve">Lesion volume (ml)</w:t>
+            </w:r>
+          </w:p>
+        </w:tc>
+      </w:tr>
+      <w:tr>
+        <w:tc>
+          <w:tcPr>
+            <w:tcW w:type="dxa" w:w="1296"/>
+            <w:tcBorders>
+              <w:top w:val="single" w:color="BFBFBF" w:sz="4"/>
+              <w:left w:val="single" w:color="BFBFBF" w:sz="4"/>
+              <w:bottom w:val="single" w:color="BFBFBF" w:sz="4"/>
+              <w:right w:val="single" w:color="BFBFBF" w:sz="4"/>
+            </w:tcBorders>
+            <w:tcMar>
+              <w:top w:type="dxa" w:w="50"/>
+              <w:left w:type="dxa" w:w="80"/>
+              <w:bottom w:type="dxa" w:w="50"/>
+              <w:right w:type="dxa" w:w="80"/>
+            </w:tcMar>
+          </w:tcPr>
+          <w:p>
+            <w:pPr>
+              <w:jc w:val="left"/>
+            </w:pPr>
+            <w:r>
+              <w:rPr>
+                <w:sz w:val="19"/>
+                <w:szCs w:val="19"/>
+              </w:rPr>
+              <w:t xml:space="preserve">1</w:t>
+            </w:r>
+          </w:p>
+        </w:tc>
+        <w:tc>
+          <w:tcPr>
+            <w:tcW w:type="dxa" w:w="2036"/>
+            <w:tcBorders>
+              <w:top w:val="single" w:color="BFBFBF" w:sz="4"/>
+              <w:left w:val="single" w:color="BFBFBF" w:sz="4"/>
+              <w:bottom w:val="single" w:color="BFBFBF" w:sz="4"/>
+              <w:right w:val="single" w:color="BFBFBF" w:sz="4"/>
+            </w:tcBorders>
+            <w:tcMar>
+              <w:top w:type="dxa" w:w="50"/>
+              <w:left w:type="dxa" w:w="80"/>
+              <w:bottom w:type="dxa" w:w="50"/>
+              <w:right w:type="dxa" w:w="80"/>
+            </w:tcMar>
+          </w:tcPr>
+          <w:p>
+            <w:pPr>
+              <w:jc w:val="right"/>
+            </w:pPr>
+            <w:r>
+              <w:rPr>
+                <w:sz w:val="19"/>
+                <w:szCs w:val="19"/>
+              </w:rPr>
+              <w:t xml:space="preserve">11</w:t>
+            </w:r>
+          </w:p>
+        </w:tc>
+        <w:tc>
+          <w:tcPr>
+            <w:tcW w:type="dxa" w:w="1851"/>
+            <w:tcBorders>
+              <w:top w:val="single" w:color="BFBFBF" w:sz="4"/>
+              <w:left w:val="single" w:color="BFBFBF" w:sz="4"/>
+              <w:bottom w:val="single" w:color="BFBFBF" w:sz="4"/>
+              <w:right w:val="single" w:color="BFBFBF" w:sz="4"/>
+            </w:tcBorders>
+            <w:tcMar>
+              <w:top w:type="dxa" w:w="50"/>
+              <w:left w:type="dxa" w:w="80"/>
+              <w:bottom w:type="dxa" w:w="50"/>
+              <w:right w:type="dxa" w:w="80"/>
+            </w:tcMar>
+          </w:tcPr>
+          <w:p>
+            <w:pPr>
+              <w:jc w:val="right"/>
+            </w:pPr>
+            <w:r>
+              <w:rPr>
+                <w:sz w:val="19"/>
+                <w:szCs w:val="19"/>
+              </w:rPr>
+              <w:t xml:space="preserve">19</w:t>
+            </w:r>
+          </w:p>
+        </w:tc>
+        <w:tc>
+          <w:tcPr>
+            <w:tcW w:type="dxa" w:w="3887"/>
+            <w:tcBorders>
+              <w:top w:val="single" w:color="BFBFBF" w:sz="4"/>
+              <w:left w:val="single" w:color="BFBFBF" w:sz="4"/>
+              <w:bottom w:val="single" w:color="BFBFBF" w:sz="4"/>
+              <w:right w:val="single" w:color="BFBFBF" w:sz="4"/>
+            </w:tcBorders>
+            <w:tcMar>
+              <w:top w:type="dxa" w:w="50"/>
+              <w:left w:type="dxa" w:w="80"/>
+              <w:bottom w:type="dxa" w:w="50"/>
+              <w:right w:type="dxa" w:w="80"/>
+            </w:tcMar>
+          </w:tcPr>
+          <w:p>
+            <w:pPr>
+              <w:jc w:val="right"/>
+            </w:pPr>
+            <w:r>
+              <w:rPr>
+                <w:sz w:val="19"/>
+                <w:szCs w:val="19"/>
+              </w:rPr>
+              <w:t xml:space="preserve">230.9</w:t>
+            </w:r>
+          </w:p>
+        </w:tc>
+      </w:tr>
+      <w:tr>
+        <w:tc>
+          <w:tcPr>
+            <w:tcW w:type="dxa" w:w="1296"/>
+            <w:tcBorders>
+              <w:top w:val="single" w:color="BFBFBF" w:sz="4"/>
+              <w:left w:val="single" w:color="BFBFBF" w:sz="4"/>
+              <w:bottom w:val="single" w:color="BFBFBF" w:sz="4"/>
+              <w:right w:val="single" w:color="BFBFBF" w:sz="4"/>
+            </w:tcBorders>
+            <w:tcMar>
+              <w:top w:type="dxa" w:w="50"/>
+              <w:left w:type="dxa" w:w="80"/>
+              <w:bottom w:type="dxa" w:w="50"/>
+              <w:right w:type="dxa" w:w="80"/>
+            </w:tcMar>
+          </w:tcPr>
+          <w:p>
+            <w:pPr>
+              <w:jc w:val="left"/>
+            </w:pPr>
+            <w:r>
+              <w:rPr>
+                <w:sz w:val="19"/>
+                <w:szCs w:val="19"/>
+              </w:rPr>
+              <w:t xml:space="preserve">2</w:t>
+            </w:r>
+          </w:p>
+        </w:tc>
+        <w:tc>
+          <w:tcPr>
+            <w:tcW w:type="dxa" w:w="2036"/>
+            <w:tcBorders>
+              <w:top w:val="single" w:color="BFBFBF" w:sz="4"/>
+              <w:left w:val="single" w:color="BFBFBF" w:sz="4"/>
+              <w:bottom w:val="single" w:color="BFBFBF" w:sz="4"/>
+              <w:right w:val="single" w:color="BFBFBF" w:sz="4"/>
+            </w:tcBorders>
+            <w:tcMar>
+              <w:top w:type="dxa" w:w="50"/>
+              <w:left w:type="dxa" w:w="80"/>
+              <w:bottom w:type="dxa" w:w="50"/>
+              <w:right w:type="dxa" w:w="80"/>
+            </w:tcMar>
+          </w:tcPr>
+          <w:p>
+            <w:pPr>
+              <w:jc w:val="right"/>
+            </w:pPr>
+            <w:r>
+              <w:rPr>
+                <w:sz w:val="19"/>
+                <w:szCs w:val="19"/>
+              </w:rPr>
+              <w:t xml:space="preserve">11</w:t>
+            </w:r>
+          </w:p>
+        </w:tc>
+        <w:tc>
+          <w:tcPr>
+            <w:tcW w:type="dxa" w:w="1851"/>
+            <w:tcBorders>
+              <w:top w:val="single" w:color="BFBFBF" w:sz="4"/>
+              <w:left w:val="single" w:color="BFBFBF" w:sz="4"/>
+              <w:bottom w:val="single" w:color="BFBFBF" w:sz="4"/>
+              <w:right w:val="single" w:color="BFBFBF" w:sz="4"/>
+            </w:tcBorders>
+            <w:tcMar>
+              <w:top w:type="dxa" w:w="50"/>
+              <w:left w:type="dxa" w:w="80"/>
+              <w:bottom w:type="dxa" w:w="50"/>
+              <w:right w:type="dxa" w:w="80"/>
+            </w:tcMar>
+          </w:tcPr>
+          <w:p>
+            <w:pPr>
+              <w:jc w:val="right"/>
+            </w:pPr>
+            <w:r>
+              <w:rPr>
+                <w:sz w:val="19"/>
+                <w:szCs w:val="19"/>
+              </w:rPr>
+              <w:t xml:space="preserve">19</w:t>
+            </w:r>
+          </w:p>
+        </w:tc>
+        <w:tc>
+          <w:tcPr>
+            <w:tcW w:type="dxa" w:w="3887"/>
+            <w:tcBorders>
+              <w:top w:val="single" w:color="BFBFBF" w:sz="4"/>
+              <w:left w:val="single" w:color="BFBFBF" w:sz="4"/>
+              <w:bottom w:val="single" w:color="BFBFBF" w:sz="4"/>
+              <w:right w:val="single" w:color="BFBFBF" w:sz="4"/>
+            </w:tcBorders>
+            <w:tcMar>
+              <w:top w:type="dxa" w:w="50"/>
+              <w:left w:type="dxa" w:w="80"/>
+              <w:bottom w:type="dxa" w:w="50"/>
+              <w:right w:type="dxa" w:w="80"/>
+            </w:tcMar>
+          </w:tcPr>
+          <w:p>
+            <w:pPr>
+              <w:jc w:val="right"/>
+            </w:pPr>
+            <w:r>
+              <w:rPr>
+                <w:sz w:val="19"/>
+                <w:szCs w:val="19"/>
+              </w:rPr>
+              <w:t xml:space="preserve">214.0</w:t>
+            </w:r>
+          </w:p>
+        </w:tc>
+      </w:tr>
+      <w:tr>
+        <w:tc>
+          <w:tcPr>
+            <w:tcW w:type="dxa" w:w="1296"/>
+            <w:tcBorders>
+              <w:top w:val="single" w:color="BFBFBF" w:sz="4"/>
+              <w:left w:val="single" w:color="BFBFBF" w:sz="4"/>
+              <w:bottom w:val="single" w:color="BFBFBF" w:sz="4"/>
+              <w:right w:val="single" w:color="BFBFBF" w:sz="4"/>
+            </w:tcBorders>
+            <w:tcMar>
+              <w:top w:type="dxa" w:w="50"/>
+              <w:left w:type="dxa" w:w="80"/>
+              <w:bottom w:type="dxa" w:w="50"/>
+              <w:right w:type="dxa" w:w="80"/>
+            </w:tcMar>
+          </w:tcPr>
+          <w:p>
+            <w:pPr>
+              <w:jc w:val="left"/>
+            </w:pPr>
+            <w:r>
+              <w:rPr>
+                <w:sz w:val="19"/>
+                <w:szCs w:val="19"/>
+              </w:rPr>
+              <w:t xml:space="preserve">3</w:t>
+            </w:r>
+          </w:p>
+        </w:tc>
+        <w:tc>
+          <w:tcPr>
+            <w:tcW w:type="dxa" w:w="2036"/>
+            <w:tcBorders>
+              <w:top w:val="single" w:color="BFBFBF" w:sz="4"/>
+              <w:left w:val="single" w:color="BFBFBF" w:sz="4"/>
+              <w:bottom w:val="single" w:color="BFBFBF" w:sz="4"/>
+              <w:right w:val="single" w:color="BFBFBF" w:sz="4"/>
+            </w:tcBorders>
+            <w:tcMar>
+              <w:top w:type="dxa" w:w="50"/>
+              <w:left w:type="dxa" w:w="80"/>
+              <w:bottom w:type="dxa" w:w="50"/>
+              <w:right w:type="dxa" w:w="80"/>
+            </w:tcMar>
+          </w:tcPr>
+          <w:p>
+            <w:pPr>
+              <w:jc w:val="right"/>
+            </w:pPr>
+            <w:r>
+              <w:rPr>
+                <w:sz w:val="19"/>
+                <w:szCs w:val="19"/>
+              </w:rPr>
+              <w:t xml:space="preserve">11</w:t>
+            </w:r>
+          </w:p>
+        </w:tc>
+        <w:tc>
+          <w:tcPr>
+            <w:tcW w:type="dxa" w:w="1851"/>
+            <w:tcBorders>
+              <w:top w:val="single" w:color="BFBFBF" w:sz="4"/>
+              <w:left w:val="single" w:color="BFBFBF" w:sz="4"/>
+              <w:bottom w:val="single" w:color="BFBFBF" w:sz="4"/>
+              <w:right w:val="single" w:color="BFBFBF" w:sz="4"/>
+            </w:tcBorders>
+            <w:tcMar>
+              <w:top w:type="dxa" w:w="50"/>
+              <w:left w:type="dxa" w:w="80"/>
+              <w:bottom w:type="dxa" w:w="50"/>
+              <w:right w:type="dxa" w:w="80"/>
+            </w:tcMar>
+          </w:tcPr>
+          <w:p>
+            <w:pPr>
+              <w:jc w:val="right"/>
+            </w:pPr>
+            <w:r>
+              <w:rPr>
+                <w:sz w:val="19"/>
+                <w:szCs w:val="19"/>
+              </w:rPr>
+              <w:t xml:space="preserve">19</w:t>
+            </w:r>
+          </w:p>
+        </w:tc>
+        <w:tc>
+          <w:tcPr>
+            <w:tcW w:type="dxa" w:w="3887"/>
+            <w:tcBorders>
+              <w:top w:val="single" w:color="BFBFBF" w:sz="4"/>
+              <w:left w:val="single" w:color="BFBFBF" w:sz="4"/>
+              <w:bottom w:val="single" w:color="BFBFBF" w:sz="4"/>
+              <w:right w:val="single" w:color="BFBFBF" w:sz="4"/>
+            </w:tcBorders>
+            <w:tcMar>
+              <w:top w:type="dxa" w:w="50"/>
+              <w:left w:type="dxa" w:w="80"/>
+              <w:bottom w:type="dxa" w:w="50"/>
+              <w:right w:type="dxa" w:w="80"/>
+            </w:tcMar>
+          </w:tcPr>
+          <w:p>
+            <w:pPr>
+              <w:jc w:val="right"/>
+            </w:pPr>
+            <w:r>
+              <w:rPr>
+                <w:sz w:val="19"/>
+                <w:szCs w:val="19"/>
+              </w:rPr>
+              <w:t xml:space="preserve">214.7</w:t>
+            </w:r>
+          </w:p>
+        </w:tc>
+      </w:tr>
+      <w:tr>
+        <w:tc>
+          <w:tcPr>
+            <w:tcW w:type="dxa" w:w="1296"/>
+            <w:tcBorders>
+              <w:top w:val="single" w:color="BFBFBF" w:sz="4"/>
+              <w:left w:val="single" w:color="BFBFBF" w:sz="4"/>
+              <w:bottom w:val="single" w:color="BFBFBF" w:sz="4"/>
+              <w:right w:val="single" w:color="BFBFBF" w:sz="4"/>
+            </w:tcBorders>
+            <w:tcMar>
+              <w:top w:type="dxa" w:w="50"/>
+              <w:left w:type="dxa" w:w="80"/>
+              <w:bottom w:type="dxa" w:w="50"/>
+              <w:right w:type="dxa" w:w="80"/>
+            </w:tcMar>
+          </w:tcPr>
+          <w:p>
+            <w:pPr>
+              <w:jc w:val="left"/>
+            </w:pPr>
+            <w:r>
+              <w:rPr>
+                <w:sz w:val="19"/>
+                <w:szCs w:val="19"/>
+              </w:rPr>
+              <w:t xml:space="preserve">4</w:t>
+            </w:r>
+          </w:p>
+        </w:tc>
+        <w:tc>
+          <w:tcPr>
+            <w:tcW w:type="dxa" w:w="2036"/>
+            <w:tcBorders>
+              <w:top w:val="single" w:color="BFBFBF" w:sz="4"/>
+              <w:left w:val="single" w:color="BFBFBF" w:sz="4"/>
+              <w:bottom w:val="single" w:color="BFBFBF" w:sz="4"/>
+              <w:right w:val="single" w:color="BFBFBF" w:sz="4"/>
+            </w:tcBorders>
+            <w:tcMar>
+              <w:top w:type="dxa" w:w="50"/>
+              <w:left w:type="dxa" w:w="80"/>
+              <w:bottom w:type="dxa" w:w="50"/>
+              <w:right w:type="dxa" w:w="80"/>
+            </w:tcMar>
+          </w:tcPr>
+          <w:p>
+            <w:pPr>
+              <w:jc w:val="right"/>
+            </w:pPr>
+            <w:r>
+              <w:rPr>
+                <w:sz w:val="19"/>
+                <w:szCs w:val="19"/>
+              </w:rPr>
+              <w:t xml:space="preserve">10</w:t>
+            </w:r>
+          </w:p>
+        </w:tc>
+        <w:tc>
+          <w:tcPr>
+            <w:tcW w:type="dxa" w:w="1851"/>
+            <w:tcBorders>
+              <w:top w:val="single" w:color="BFBFBF" w:sz="4"/>
+              <w:left w:val="single" w:color="BFBFBF" w:sz="4"/>
+              <w:bottom w:val="single" w:color="BFBFBF" w:sz="4"/>
+              <w:right w:val="single" w:color="BFBFBF" w:sz="4"/>
+            </w:tcBorders>
+            <w:tcMar>
+              <w:top w:type="dxa" w:w="50"/>
+              <w:left w:type="dxa" w:w="80"/>
+              <w:bottom w:type="dxa" w:w="50"/>
+              <w:right w:type="dxa" w:w="80"/>
+            </w:tcMar>
+          </w:tcPr>
+          <w:p>
+            <w:pPr>
+              <w:jc w:val="right"/>
+            </w:pPr>
+            <w:r>
+              <w:rPr>
+                <w:sz w:val="19"/>
+                <w:szCs w:val="19"/>
+              </w:rPr>
+              <w:t xml:space="preserve">18</w:t>
+            </w:r>
+          </w:p>
+        </w:tc>
+        <w:tc>
+          <w:tcPr>
+            <w:tcW w:type="dxa" w:w="3887"/>
+            <w:tcBorders>
+              <w:top w:val="single" w:color="BFBFBF" w:sz="4"/>
+              <w:left w:val="single" w:color="BFBFBF" w:sz="4"/>
+              <w:bottom w:val="single" w:color="BFBFBF" w:sz="4"/>
+              <w:right w:val="single" w:color="BFBFBF" w:sz="4"/>
+            </w:tcBorders>
+            <w:tcMar>
+              <w:top w:type="dxa" w:w="50"/>
+              <w:left w:type="dxa" w:w="80"/>
+              <w:bottom w:type="dxa" w:w="50"/>
+              <w:right w:type="dxa" w:w="80"/>
+            </w:tcMar>
+          </w:tcPr>
+          <w:p>
+            <w:pPr>
+              <w:jc w:val="right"/>
+            </w:pPr>
+            <w:r>
+              <w:rPr>
+                <w:sz w:val="19"/>
+                <w:szCs w:val="19"/>
+              </w:rPr>
+              <w:t xml:space="preserve">241.4</w:t>
+            </w:r>
+          </w:p>
+        </w:tc>
+      </w:tr>
+      <w:tr>
+        <w:tc>
+          <w:tcPr>
+            <w:tcW w:type="dxa" w:w="1296"/>
+            <w:tcBorders>
+              <w:top w:val="single" w:color="BFBFBF" w:sz="4"/>
+              <w:left w:val="single" w:color="BFBFBF" w:sz="4"/>
+              <w:bottom w:val="single" w:color="BFBFBF" w:sz="4"/>
+              <w:right w:val="single" w:color="BFBFBF" w:sz="4"/>
+            </w:tcBorders>
+            <w:tcMar>
+              <w:top w:type="dxa" w:w="50"/>
+              <w:left w:type="dxa" w:w="80"/>
+              <w:bottom w:type="dxa" w:w="50"/>
+              <w:right w:type="dxa" w:w="80"/>
+            </w:tcMar>
+          </w:tcPr>
+          <w:p>
+            <w:pPr>
+              <w:jc w:val="left"/>
+            </w:pPr>
+            <w:r>
+              <w:rPr>
+                <w:sz w:val="19"/>
+                <w:szCs w:val="19"/>
+              </w:rPr>
+              <w:t xml:space="preserve">5</w:t>
+            </w:r>
+          </w:p>
+        </w:tc>
+        <w:tc>
+          <w:tcPr>
+            <w:tcW w:type="dxa" w:w="2036"/>
+            <w:tcBorders>
+              <w:top w:val="single" w:color="BFBFBF" w:sz="4"/>
+              <w:left w:val="single" w:color="BFBFBF" w:sz="4"/>
+              <w:bottom w:val="single" w:color="BFBFBF" w:sz="4"/>
+              <w:right w:val="single" w:color="BFBFBF" w:sz="4"/>
+            </w:tcBorders>
+            <w:tcMar>
+              <w:top w:type="dxa" w:w="50"/>
+              <w:left w:type="dxa" w:w="80"/>
+              <w:bottom w:type="dxa" w:w="50"/>
+              <w:right w:type="dxa" w:w="80"/>
+            </w:tcMar>
+          </w:tcPr>
+          <w:p>
+            <w:pPr>
+              <w:jc w:val="right"/>
+            </w:pPr>
+            <w:r>
+              <w:rPr>
+                <w:sz w:val="19"/>
+                <w:szCs w:val="19"/>
+              </w:rPr>
+              <w:t xml:space="preserve">10</w:t>
+            </w:r>
+          </w:p>
+        </w:tc>
+        <w:tc>
+          <w:tcPr>
+            <w:tcW w:type="dxa" w:w="1851"/>
+            <w:tcBorders>
+              <w:top w:val="single" w:color="BFBFBF" w:sz="4"/>
+              <w:left w:val="single" w:color="BFBFBF" w:sz="4"/>
+              <w:bottom w:val="single" w:color="BFBFBF" w:sz="4"/>
+              <w:right w:val="single" w:color="BFBFBF" w:sz="4"/>
+            </w:tcBorders>
+            <w:tcMar>
+              <w:top w:type="dxa" w:w="50"/>
+              <w:left w:type="dxa" w:w="80"/>
+              <w:bottom w:type="dxa" w:w="50"/>
+              <w:right w:type="dxa" w:w="80"/>
+            </w:tcMar>
+          </w:tcPr>
+          <w:p>
+            <w:pPr>
+              <w:jc w:val="right"/>
+            </w:pPr>
+            <w:r>
+              <w:rPr>
+                <w:sz w:val="19"/>
+                <w:szCs w:val="19"/>
+              </w:rPr>
+              <w:t xml:space="preserve">18</w:t>
+            </w:r>
+          </w:p>
+        </w:tc>
+        <w:tc>
+          <w:tcPr>
+            <w:tcW w:type="dxa" w:w="3887"/>
+            <w:tcBorders>
+              <w:top w:val="single" w:color="BFBFBF" w:sz="4"/>
+              <w:left w:val="single" w:color="BFBFBF" w:sz="4"/>
+              <w:bottom w:val="single" w:color="BFBFBF" w:sz="4"/>
+              <w:right w:val="single" w:color="BFBFBF" w:sz="4"/>
+            </w:tcBorders>
+            <w:tcMar>
+              <w:top w:type="dxa" w:w="50"/>
+              <w:left w:type="dxa" w:w="80"/>
+              <w:bottom w:type="dxa" w:w="50"/>
+              <w:right w:type="dxa" w:w="80"/>
+            </w:tcMar>
+          </w:tcPr>
+          <w:p>
+            <w:pPr>
+              <w:jc w:val="right"/>
+            </w:pPr>
+            <w:r>
+              <w:rPr>
+                <w:sz w:val="19"/>
+                <w:szCs w:val="19"/>
+              </w:rPr>
+              <w:t xml:space="preserve">230.6</w:t>
+            </w:r>
+          </w:p>
+        </w:tc>
+      </w:tr>
+    </w:tbl>
+    <w:p>
+      <w:pPr>
+        <w:spacing w:after="200" w:before="80"/>
+        <w:jc w:val="left"/>
+      </w:pPr>
+      <w:r>
+        <w:rPr>
+          <w:i/>
+          <w:iCs/>
+          <w:color w:val="404040"/>
+          <w:sz w:val="19"/>
+          <w:szCs w:val="19"/>
+        </w:rPr>
+        <w:t xml:space="preserve">Table 5.3. Validation sets of the five folds used in this work (`configs/folds.json`).</w:t>
+      </w:r>
+    </w:p>
+    <w:p>
+      <w:pPr>
+        <w:spacing w:after="140" w:line="300"/>
+        <w:jc w:val="both"/>
+      </w:pPr>
+      <w:r>
+        <w:t xml:space="preserve">Because the reference study evaluates its models on the test set, which is fixed, using different cross-validation folds does not prevent the comparison of test results.</w:t>
+      </w:r>
+    </w:p>
+    <w:p>
+      <w:pPr>
+        <w:pStyle w:val="Heading2"/>
+        <w:keepNext/>
+      </w:pPr>
+      <w:r>
+        <w:t xml:space="preserve">5.3 Evaluation metrics</w:t>
+      </w:r>
+    </w:p>
+    <w:p>
+      <w:pPr>
+        <w:spacing w:after="140" w:line="300"/>
+        <w:jc w:val="both"/>
+      </w:pPr>
+      <w:r>
+        <w:t xml:space="preserve">Models are evaluated with the seven metrics of the reference study [7], implemented in </w:t>
+      </w:r>
+      <w:r>
+        <w:rPr>
+          <w:rFonts w:ascii="Consolas" w:cs="Consolas" w:eastAsia="Consolas" w:hAnsi="Consolas"/>
+        </w:rPr>
+        <w:t xml:space="preserve">ms_seg/metrics.py</w:t>
+      </w:r>
+      <w:r>
+        <w:t xml:space="preserve">. Let P be the predicted mask and G the reference (ground-truth) mask of a study, both binary, and |·| the number of voxels.</w:t>
+      </w:r>
+    </w:p>
+    <w:p>
+      <w:pPr>
+        <w:spacing w:after="140" w:line="300"/>
+        <w:jc w:val="both"/>
+      </w:pPr>
+      <w:r>
+        <w:rPr>
+          <w:b/>
+          <w:bCs/>
+        </w:rPr>
+        <w:t xml:space="preserve">Voxel-wise metrics:</w:t>
+      </w:r>
+    </w:p>
+    <w:p>
+      <w:pPr>
+        <w:pStyle w:val="ListParagraph"/>
+        <w:numPr>
+          <w:ilvl w:val="0"/>
+          <w:numId w:val="2"/>
+        </w:numPr>
+        <w:spacing w:after="60" w:line="276"/>
+      </w:pPr>
+      <w:r>
+        <w:rPr>
+          <w:b/>
+          <w:bCs/>
+        </w:rPr>
+        <w:t xml:space="preserve">Dice similarity coefficient:</w:t>
+      </w:r>
+      <w:r>
+        <w:t xml:space="preserve"> DSC = 2 |P ∩ G| / (|P| + |G|). Overall overlap (higher is better).</w:t>
+      </w:r>
+    </w:p>
+    <w:p>
+      <w:pPr>
+        <w:pStyle w:val="ListParagraph"/>
+        <w:numPr>
+          <w:ilvl w:val="0"/>
+          <w:numId w:val="2"/>
+        </w:numPr>
+        <w:spacing w:after="60" w:line="276"/>
+      </w:pPr>
+      <w:r>
+        <w:rPr>
+          <w:b/>
+          <w:bCs/>
+        </w:rPr>
+        <w:t xml:space="preserve">True positive rate</w:t>
+      </w:r>
+      <w:r>
+        <w:t xml:space="preserve"> (sensitivity): TPR = |P ∩ G| / |G|. Fraction of the lesion volume that is detected (higher is better).</w:t>
+      </w:r>
+    </w:p>
+    <w:p>
+      <w:pPr>
+        <w:pStyle w:val="ListParagraph"/>
+        <w:numPr>
+          <w:ilvl w:val="0"/>
+          <w:numId w:val="2"/>
+        </w:numPr>
+        <w:spacing w:after="60" w:line="276"/>
+      </w:pPr>
+      <w:r>
+        <w:rPr>
+          <w:b/>
+          <w:bCs/>
+        </w:rPr>
+        <w:t xml:space="preserve">Positive predictive value</w:t>
+      </w:r>
+      <w:r>
+        <w:t xml:space="preserve"> (precision): PPV = |P ∩ G| / |P|. Fraction of the predicted volume that is lesion (higher is better).</w:t>
+      </w:r>
+    </w:p>
+    <w:p>
+      <w:pPr>
+        <w:pStyle w:val="ListParagraph"/>
+        <w:numPr>
+          <w:ilvl w:val="0"/>
+          <w:numId w:val="2"/>
+        </w:numPr>
+        <w:spacing w:after="60" w:line="276"/>
+      </w:pPr>
+      <w:r>
+        <w:rPr>
+          <w:b/>
+          <w:bCs/>
+        </w:rPr>
+        <w:t xml:space="preserve">Absolute volume difference:</w:t>
+      </w:r>
+      <w:r>
+        <w:t xml:space="preserve"> AVD = 100 · | |P| − |G| | / |G|, in % of the reference volume (lower is better).</w:t>
+      </w:r>
+    </w:p>
+    <w:p>
+      <w:pPr>
+        <w:pStyle w:val="ListParagraph"/>
+        <w:numPr>
+          <w:ilvl w:val="0"/>
+          <w:numId w:val="2"/>
+        </w:numPr>
+        <w:spacing w:after="60" w:line="276"/>
+      </w:pPr>
+      <w:r>
+        <w:rPr>
+          <w:b/>
+          <w:bCs/>
+        </w:rPr>
+        <w:t xml:space="preserve">Average symmetric surface distance</w:t>
+      </w:r>
+      <w:r>
+        <w:t xml:space="preserve"> (ASSD, mm): mean distance from each boundary voxel of P to the boundary of G and from each boundary voxel of G to the boundary of P (lower is better).</w:t>
+      </w:r>
+    </w:p>
+    <w:p>
+      <w:pPr>
+        <w:spacing w:after="140" w:line="300"/>
+        <w:jc w:val="both"/>
+      </w:pPr>
+      <w:r>
+        <w:rPr>
+          <w:b/>
+          <w:bCs/>
+        </w:rPr>
+        <w:t xml:space="preserve">Lesion-wise metrics.</w:t>
+      </w:r>
+      <w:r>
+        <w:t xml:space="preserve"> Lesions are the connected components of each mask with </w:t>
+      </w:r>
+      <w:r>
+        <w:rPr>
+          <w:b/>
+          <w:bCs/>
+        </w:rPr>
+        <w:t xml:space="preserve">6-connectivity</w:t>
+      </w:r>
+      <w:r>
+        <w:t xml:space="preserve">, the rule that reproduces the authors' lesion counts (Section 4.3.3). A lesion is detected if it shares at least one voxel with the other mask.</w:t>
+      </w:r>
+    </w:p>
+    <w:p>
+      <w:pPr>
+        <w:pStyle w:val="ListParagraph"/>
+        <w:numPr>
+          <w:ilvl w:val="0"/>
+          <w:numId w:val="2"/>
+        </w:numPr>
+        <w:spacing w:after="60" w:line="276"/>
+      </w:pPr>
+      <w:r>
+        <w:rPr>
+          <w:b/>
+          <w:bCs/>
+        </w:rPr>
+        <w:t xml:space="preserve">Lesion true positive rate:</w:t>
+      </w:r>
+      <w:r>
+        <w:t xml:space="preserve"> LTPR = reference lesions overlapped by P / reference lesions (higher is better).</w:t>
+      </w:r>
+    </w:p>
+    <w:p>
+      <w:pPr>
+        <w:pStyle w:val="ListParagraph"/>
+        <w:numPr>
+          <w:ilvl w:val="0"/>
+          <w:numId w:val="2"/>
+        </w:numPr>
+        <w:spacing w:after="60" w:line="276"/>
+      </w:pPr>
+      <w:r>
+        <w:rPr>
+          <w:b/>
+          <w:bCs/>
+        </w:rPr>
+        <w:t xml:space="preserve">Lesion false positive rate:</w:t>
+      </w:r>
+      <w:r>
+        <w:t xml:space="preserve"> LFPR = predicted lesions that do not overlap G / predicted lesions (lower is better).</w:t>
+      </w:r>
+    </w:p>
+    <w:p>
+      <w:pPr>
+        <w:spacing w:after="140" w:line="300"/>
+        <w:jc w:val="both"/>
+      </w:pPr>
+      <w:r>
+        <w:t xml:space="preserve">Metrics are computed per study and averaged over studies. The implementation was verified with automatic tests on synthetic masks with known results (for example, two cubes overlapping by half give DSC = 0.5, and two voxels touching only at a corner are counted as two lesions) and on the real masks: comparing each mask with itself gives perfect scores, and the lesion counts match the values released by the authors.</w:t>
+      </w:r>
+    </w:p>
+    <w:p>
+      <w:pPr>
+        <w:pStyle w:val="Heading2"/>
+        <w:keepNext/>
+      </w:pPr>
+      <w:r>
+        <w:t xml:space="preserve">5.4 Statistical comparison (planned)</w:t>
+      </w:r>
+    </w:p>
+    <w:p>
+      <w:pPr>
+        <w:spacing w:after="140" w:line="300"/>
+        <w:jc w:val="both"/>
+      </w:pPr>
+      <w:r>
+        <w:t xml:space="preserve">Mean metrics alone are not enough to decide whether one model is better than another: in the reference study, the two best models differ by 0.007 in Dice, less than the variation between folds. Models will therefore be compared </w:t>
+      </w:r>
+      <w:r>
+        <w:rPr>
+          <w:b/>
+          <w:bCs/>
+        </w:rPr>
+        <w:t xml:space="preserve">per patient</w:t>
+      </w:r>
+      <w:r>
+        <w:t xml:space="preserve"> with the </w:t>
+      </w:r>
+      <w:r>
+        <w:rPr>
+          <w:b/>
+          <w:bCs/>
+        </w:rPr>
+        <w:t xml:space="preserve">Wilcoxon signed-rank test</w:t>
+      </w:r>
+      <w:r>
+        <w:t xml:space="preserve"> for paired samples, and differences will be reported with 95 % bootstrap confidence intervals. The test set is used only once, for the final models.</w:t>
+      </w:r>
+    </w:p>
+    <w:p>
+      <w:pPr>
+        <w:pStyle w:val="Heading2"/>
+        <w:keepNext/>
+      </w:pPr>
+      <w:r>
+        <w:t xml:space="preserve">5.5 Stratified and sensitivity analyses (planned)</w:t>
+      </w:r>
+    </w:p>
+    <w:p>
+      <w:pPr>
+        <w:spacing w:after="140" w:line="300"/>
+        <w:jc w:val="both"/>
+      </w:pPr>
+      <w:r>
+        <w:t xml:space="preserve">The exploratory analysis showed that a global mean hides important differences. In addition to the overall metrics, results will be reported:</w:t>
+      </w:r>
+    </w:p>
+    <w:p>
+      <w:pPr>
+        <w:pStyle w:val="ListParagraph"/>
+        <w:numPr>
+          <w:ilvl w:val="0"/>
+          <w:numId w:val="2"/>
+        </w:numPr>
+        <w:spacing w:after="60" w:line="276"/>
+      </w:pPr>
+      <w:r>
+        <w:rPr>
+          <w:b/>
+          <w:bCs/>
+        </w:rPr>
+        <w:t xml:space="preserve">by lesion size</w:t>
+      </w:r>
+      <w:r>
+        <w:t xml:space="preserve"> (≤ 10, 11–100, 101–1,000 and &gt; 1,000 mm³), using lesion-wise detection rates, because small lesions are the majority but barely affect the Dice coefficient;</w:t>
+      </w:r>
+    </w:p>
+    <w:p>
+      <w:pPr>
+        <w:pStyle w:val="ListParagraph"/>
+        <w:numPr>
+          <w:ilvl w:val="0"/>
+          <w:numId w:val="2"/>
+        </w:numPr>
+        <w:spacing w:after="60" w:line="276"/>
+      </w:pPr>
+      <w:r>
+        <w:rPr>
+          <w:b/>
+          <w:bCs/>
+        </w:rPr>
+        <w:t xml:space="preserve">by lesion load</w:t>
+      </w:r>
+      <w:r>
+        <w:t xml:space="preserve"> of the study (low, medium, high), because metrics are expected to be lower for studies with little lesion;</w:t>
+      </w:r>
+    </w:p>
+    <w:p>
+      <w:pPr>
+        <w:pStyle w:val="ListParagraph"/>
+        <w:numPr>
+          <w:ilvl w:val="0"/>
+          <w:numId w:val="2"/>
+        </w:numPr>
+        <w:spacing w:after="60" w:line="276"/>
+      </w:pPr>
+      <w:r>
+        <w:rPr>
+          <w:b/>
+          <w:bCs/>
+        </w:rPr>
+        <w:t xml:space="preserve">by scanner manufacturer</w:t>
+      </w:r>
+      <w:r>
+        <w:t xml:space="preserve"> (Philips versus others), because the test set contains many more non-Philips studies than the training set;</w:t>
+      </w:r>
+    </w:p>
+    <w:p>
+      <w:pPr>
+        <w:pStyle w:val="ListParagraph"/>
+        <w:numPr>
+          <w:ilvl w:val="0"/>
+          <w:numId w:val="2"/>
+        </w:numPr>
+        <w:spacing w:after="60" w:line="276"/>
+      </w:pPr>
+      <w:r>
+        <w:rPr>
+          <w:b/>
+          <w:bCs/>
+        </w:rPr>
+        <w:t xml:space="preserve">without the four flagged studies</w:t>
+      </w:r>
+      <w:r>
+        <w:t xml:space="preserve"> (P44_T1, P45_T1, P53_T1 and P49_T2), as a sensitivity analysis of the data-quality issues found in Section 4.3.</w:t>
       </w:r>
     </w:p>
     <w:p>
